--- a/DesktopDock_完整项目说明书.docx
+++ b/DesktopDock_完整项目说明书.docx
@@ -4,18 +4,14 @@
   <w:body>
     <w:p>
       <w:pPr>
-        <w:spacing w:after="1600"/>
-      </w:pPr>
-    </w:p>
-    <w:p>
-      <w:pPr>
+        <w:spacing w:before="960"/>
         <w:jc w:val="center"/>
       </w:pPr>
       <w:r>
         <w:rPr>
-          <w:rFonts w:ascii="Segoe MDL2 Assets" w:hAnsi="Segoe MDL2 Assets"/>
-          <w:color w:val="168ECB"/>
-          <w:sz w:val="88"/>
+          <w:rFonts w:ascii="Segoe Fluent Icons" w:hAnsi="Segoe Fluent Icons"/>
+          <w:color w:val="1677FF"/>
+          <w:sz w:val="84"/>
         </w:rPr>
         <w:t>▦</w:t>
       </w:r>
@@ -40,188 +36,32 @@
     </w:p>
     <w:p>
       <w:pPr>
+        <w:spacing w:before="160"/>
         <w:jc w:val="center"/>
       </w:pPr>
       <w:r>
         <w:rPr>
-          <w:color w:val="168ECB"/>
+          <w:color w:val="536578"/>
         </w:rPr>
-        <w:t>产品 · 视觉 · 功能 · 技术 · 测试 · 运维</w:t>
+        <w:t>桌面仓 · 用户分类 · 文件格子 · 待办 · 天气 · 媒体 · Windows 桌面宿主层</w:t>
       </w:r>
     </w:p>
     <w:p>
       <w:pPr>
-        <w:spacing w:after="2200"/>
+        <w:spacing w:before="1800"/>
+        <w:jc w:val="center"/>
       </w:pPr>
+      <w:r>
+        <w:rPr>
+          <w:sz w:val="20"/>
+        </w:rPr>
+        <w:t>版本 0.2.0</w:t>
+        <w:br/>
+        <w:t>生成日期 2026-09-01</w:t>
+        <w:br/>
+        <w:t>唯一有效项目文档</w:t>
+      </w:r>
     </w:p>
-    <w:tbl>
-      <w:tblPr>
-        <w:tblStyle w:val="TableGrid"/>
-        <w:tblW w:type="auto" w:w="0"/>
-        <w:jc w:val="center"/>
-        <w:tblLook w:firstColumn="1" w:firstRow="1" w:lastColumn="0" w:lastRow="0" w:noHBand="0" w:noVBand="1" w:val="04A0"/>
-      </w:tblPr>
-      <w:tblGrid>
-        <w:gridCol w:w="4873"/>
-        <w:gridCol w:w="4873"/>
-      </w:tblGrid>
-      <w:tr>
-        <w:tc>
-          <w:tcPr>
-            <w:tcW w:type="dxa" w:w="4873"/>
-            <w:vAlign w:val="center"/>
-            <w:shd w:fill="E9F5FB"/>
-          </w:tcPr>
-          <w:p>
-            <w:r/>
-            <w:r>
-              <w:rPr>
-                <w:rFonts w:ascii="Microsoft YaHei" w:hAnsi="Microsoft YaHei" w:eastAsia="Microsoft YaHei"/>
-                <w:b/>
-                <w:color w:val="168ECB"/>
-                <w:sz w:val="18"/>
-              </w:rPr>
-              <w:t>文档版本</w:t>
-            </w:r>
-          </w:p>
-        </w:tc>
-        <w:tc>
-          <w:tcPr>
-            <w:tcW w:type="dxa" w:w="4873"/>
-            <w:vAlign w:val="center"/>
-          </w:tcPr>
-          <w:p>
-            <w:r/>
-            <w:r>
-              <w:rPr>
-                <w:rFonts w:ascii="Microsoft YaHei" w:hAnsi="Microsoft YaHei" w:eastAsia="Microsoft YaHei"/>
-                <w:b w:val="0"/>
-                <w:color w:val="1B252B"/>
-                <w:sz w:val="18"/>
-              </w:rPr>
-              <w:t>v1.0</w:t>
-            </w:r>
-          </w:p>
-        </w:tc>
-      </w:tr>
-      <w:tr>
-        <w:tc>
-          <w:tcPr>
-            <w:tcW w:type="dxa" w:w="4873"/>
-            <w:vAlign w:val="center"/>
-            <w:shd w:fill="E9F5FB"/>
-          </w:tcPr>
-          <w:p>
-            <w:r/>
-            <w:r>
-              <w:rPr>
-                <w:rFonts w:ascii="Microsoft YaHei" w:hAnsi="Microsoft YaHei" w:eastAsia="Microsoft YaHei"/>
-                <w:b/>
-                <w:color w:val="168ECB"/>
-                <w:sz w:val="18"/>
-              </w:rPr>
-              <w:t>软件版本</w:t>
-            </w:r>
-          </w:p>
-        </w:tc>
-        <w:tc>
-          <w:tcPr>
-            <w:tcW w:type="dxa" w:w="4873"/>
-            <w:vAlign w:val="center"/>
-          </w:tcPr>
-          <w:p>
-            <w:r/>
-            <w:r>
-              <w:rPr>
-                <w:rFonts w:ascii="Microsoft YaHei" w:hAnsi="Microsoft YaHei" w:eastAsia="Microsoft YaHei"/>
-                <w:b w:val="0"/>
-                <w:color w:val="1B252B"/>
-                <w:sz w:val="18"/>
-              </w:rPr>
-              <w:t>DesktopDock 0.1.0</w:t>
-            </w:r>
-          </w:p>
-        </w:tc>
-      </w:tr>
-      <w:tr>
-        <w:tc>
-          <w:tcPr>
-            <w:tcW w:type="dxa" w:w="4873"/>
-            <w:vAlign w:val="center"/>
-            <w:shd w:fill="E9F5FB"/>
-          </w:tcPr>
-          <w:p>
-            <w:r/>
-            <w:r>
-              <w:rPr>
-                <w:rFonts w:ascii="Microsoft YaHei" w:hAnsi="Microsoft YaHei" w:eastAsia="Microsoft YaHei"/>
-                <w:b/>
-                <w:color w:val="168ECB"/>
-                <w:sz w:val="18"/>
-              </w:rPr>
-              <w:t>目标平台</w:t>
-            </w:r>
-          </w:p>
-        </w:tc>
-        <w:tc>
-          <w:tcPr>
-            <w:tcW w:type="dxa" w:w="4873"/>
-            <w:vAlign w:val="center"/>
-          </w:tcPr>
-          <w:p>
-            <w:r/>
-            <w:r>
-              <w:rPr>
-                <w:rFonts w:ascii="Microsoft YaHei" w:hAnsi="Microsoft YaHei" w:eastAsia="Microsoft YaHei"/>
-                <w:b w:val="0"/>
-                <w:color w:val="1B252B"/>
-                <w:sz w:val="18"/>
-              </w:rPr>
-              <w:t>Windows 10 / Windows 11，x64</w:t>
-            </w:r>
-          </w:p>
-        </w:tc>
-      </w:tr>
-      <w:tr>
-        <w:tc>
-          <w:tcPr>
-            <w:tcW w:type="dxa" w:w="4873"/>
-            <w:vAlign w:val="center"/>
-            <w:shd w:fill="E9F5FB"/>
-          </w:tcPr>
-          <w:p>
-            <w:r/>
-            <w:r>
-              <w:rPr>
-                <w:rFonts w:ascii="Microsoft YaHei" w:hAnsi="Microsoft YaHei" w:eastAsia="Microsoft YaHei"/>
-                <w:b/>
-                <w:color w:val="168ECB"/>
-                <w:sz w:val="18"/>
-              </w:rPr>
-              <w:t>编制日期</w:t>
-            </w:r>
-          </w:p>
-        </w:tc>
-        <w:tc>
-          <w:tcPr>
-            <w:tcW w:type="dxa" w:w="4873"/>
-            <w:vAlign w:val="center"/>
-          </w:tcPr>
-          <w:p>
-            <w:r/>
-            <w:r>
-              <w:rPr>
-                <w:rFonts w:ascii="Microsoft YaHei" w:hAnsi="Microsoft YaHei" w:eastAsia="Microsoft YaHei"/>
-                <w:b w:val="0"/>
-                <w:color w:val="1B252B"/>
-                <w:sz w:val="18"/>
-              </w:rPr>
-              <w:t>2026年9月1日</w:t>
-            </w:r>
-          </w:p>
-        </w:tc>
-      </w:tr>
-    </w:tbl>
     <w:p>
       <w:r>
         <w:br w:type="page"/>
@@ -230,39 +70,47 @@
     <w:p>
       <w:pPr>
         <w:pStyle w:val="Heading1"/>
+        <w:keepNext/>
       </w:pPr>
       <w:r>
         <w:t>文档说明</w:t>
       </w:r>
     </w:p>
     <w:p>
+      <w:pPr>
+        <w:spacing w:after="120" w:line="324" w:lineRule="auto"/>
+      </w:pPr>
       <w:r>
-        <w:t>本说明书是 DesktopDock 当前版本的唯一项目文档，整合并替代原 UI 设计文档、视觉与交互规范、完整开发文档及 Word 版设计文档。文档以已经交付的便携版程序为基准，说明产品目标、界面结构、功能边界、用户操作、数据安全、技术架构、测试验收和后续维护方式。</w:t>
+        <w:t>本说明书是 DesktopDock 当前版本的唯一完整项目文档，整合并替代早期三份 UI 开发说明书和一份旧完整开发说明书。文档以已经构建并通过独立冒烟测试的 0.2.0 便携版为准；附图、功能清单、权限边界和限制均对应实际实现，不把设计设想写成已交付功能。</w:t>
       </w:r>
     </w:p>
     <w:tbl>
       <w:tblPr>
-        <w:tblStyle w:val="TableGrid"/>
+        <w:tblStyle w:val="LightShading-Accent1"/>
         <w:tblW w:type="auto" w:w="0"/>
         <w:jc w:val="center"/>
+        <w:tblLayout w:type="fixed"/>
         <w:tblLook w:firstColumn="1" w:firstRow="1" w:lastColumn="0" w:lastRow="0" w:noHBand="0" w:noVBand="1" w:val="04A0"/>
       </w:tblPr>
       <w:tblGrid>
-        <w:gridCol w:w="4873"/>
-        <w:gridCol w:w="4873"/>
+        <w:gridCol w:w="4844"/>
+        <w:gridCol w:w="4844"/>
       </w:tblGrid>
       <w:tr>
+        <w:trPr>
+          <w:tblHeader w:val="true"/>
+        </w:trPr>
         <w:tc>
           <w:tcPr>
-            <w:tcW w:type="dxa" w:w="1814"/>
+            <w:tcW w:type="dxa" w:w="2381"/>
             <w:vAlign w:val="center"/>
-            <w:shd w:fill="168ECB"/>
+            <w:shd w:fill="1677FF"/>
           </w:tcPr>
           <w:p>
             <w:r/>
             <w:r>
               <w:rPr>
-                <w:rFonts w:ascii="Microsoft YaHei" w:hAnsi="Microsoft YaHei" w:eastAsia="Microsoft YaHei"/>
+                <w:rFonts w:ascii="Microsoft YaHei UI" w:hAnsi="Microsoft YaHei UI" w:eastAsia="Microsoft YaHei UI"/>
                 <w:b/>
                 <w:color w:val="FFFFFF"/>
                 <w:sz w:val="18"/>
@@ -275,18 +123,785 @@
           <w:tcPr>
             <w:tcW w:type="dxa" w:w="7087"/>
             <w:vAlign w:val="center"/>
-            <w:shd w:fill="168ECB"/>
+            <w:shd w:fill="1677FF"/>
           </w:tcPr>
           <w:p>
             <w:r/>
             <w:r>
               <w:rPr>
-                <w:rFonts w:ascii="Microsoft YaHei" w:hAnsi="Microsoft YaHei" w:eastAsia="Microsoft YaHei"/>
+                <w:rFonts w:ascii="Microsoft YaHei UI" w:hAnsi="Microsoft YaHei UI" w:eastAsia="Microsoft YaHei UI"/>
                 <w:b/>
                 <w:color w:val="FFFFFF"/>
                 <w:sz w:val="18"/>
               </w:rPr>
               <w:t>内容</w:t>
+            </w:r>
+          </w:p>
+        </w:tc>
+      </w:tr>
+      <w:tr>
+        <w:tc>
+          <w:tcPr>
+            <w:tcW w:type="dxa" w:w="2381"/>
+            <w:vAlign w:val="center"/>
+          </w:tcPr>
+          <w:p>
+            <w:r/>
+            <w:r>
+              <w:rPr>
+                <w:rFonts w:ascii="Microsoft YaHei UI" w:hAnsi="Microsoft YaHei UI" w:eastAsia="Microsoft YaHei UI"/>
+                <w:b w:val="0"/>
+                <w:sz w:val="18"/>
+              </w:rPr>
+              <w:t>交付程序</w:t>
+            </w:r>
+          </w:p>
+        </w:tc>
+        <w:tc>
+          <w:tcPr>
+            <w:tcW w:type="dxa" w:w="7087"/>
+            <w:vAlign w:val="center"/>
+          </w:tcPr>
+          <w:p>
+            <w:r/>
+            <w:r>
+              <w:rPr>
+                <w:rFonts w:ascii="Microsoft YaHei UI" w:hAnsi="Microsoft YaHei UI" w:eastAsia="Microsoft YaHei UI"/>
+                <w:b w:val="0"/>
+                <w:sz w:val="18"/>
+              </w:rPr>
+              <w:t>DesktopDock-0.2.0-Portable.exe</w:t>
+            </w:r>
+          </w:p>
+        </w:tc>
+      </w:tr>
+      <w:tr>
+        <w:tc>
+          <w:tcPr>
+            <w:tcW w:type="dxa" w:w="2381"/>
+            <w:vAlign w:val="center"/>
+          </w:tcPr>
+          <w:p>
+            <w:r/>
+            <w:r>
+              <w:rPr>
+                <w:rFonts w:ascii="Microsoft YaHei UI" w:hAnsi="Microsoft YaHei UI" w:eastAsia="Microsoft YaHei UI"/>
+                <w:b w:val="0"/>
+                <w:sz w:val="18"/>
+              </w:rPr>
+              <w:t>程序 SHA-256</w:t>
+            </w:r>
+          </w:p>
+        </w:tc>
+        <w:tc>
+          <w:tcPr>
+            <w:tcW w:type="dxa" w:w="7087"/>
+            <w:vAlign w:val="center"/>
+          </w:tcPr>
+          <w:p>
+            <w:r/>
+            <w:r>
+              <w:rPr>
+                <w:rFonts w:ascii="Microsoft YaHei UI" w:hAnsi="Microsoft YaHei UI" w:eastAsia="Microsoft YaHei UI"/>
+                <w:b w:val="0"/>
+                <w:sz w:val="18"/>
+              </w:rPr>
+              <w:t>CF7887A71183D5540D10F17421552A66EDF9FEB57982746C0289CFF00FF7604F</w:t>
+            </w:r>
+          </w:p>
+        </w:tc>
+      </w:tr>
+      <w:tr>
+        <w:tc>
+          <w:tcPr>
+            <w:tcW w:type="dxa" w:w="2381"/>
+            <w:vAlign w:val="center"/>
+          </w:tcPr>
+          <w:p>
+            <w:r/>
+            <w:r>
+              <w:rPr>
+                <w:rFonts w:ascii="Microsoft YaHei UI" w:hAnsi="Microsoft YaHei UI" w:eastAsia="Microsoft YaHei UI"/>
+                <w:b w:val="0"/>
+                <w:sz w:val="18"/>
+              </w:rPr>
+              <w:t>远程仓库</w:t>
+            </w:r>
+          </w:p>
+        </w:tc>
+        <w:tc>
+          <w:tcPr>
+            <w:tcW w:type="dxa" w:w="7087"/>
+            <w:vAlign w:val="center"/>
+          </w:tcPr>
+          <w:p>
+            <w:r/>
+            <w:r>
+              <w:rPr>
+                <w:rFonts w:ascii="Microsoft YaHei UI" w:hAnsi="Microsoft YaHei UI" w:eastAsia="Microsoft YaHei UI"/>
+                <w:b w:val="0"/>
+                <w:sz w:val="18"/>
+              </w:rPr>
+              <w:t>https://github.com/User-CJF/DesktopDock.git</w:t>
+            </w:r>
+          </w:p>
+        </w:tc>
+      </w:tr>
+      <w:tr>
+        <w:tc>
+          <w:tcPr>
+            <w:tcW w:type="dxa" w:w="2381"/>
+            <w:vAlign w:val="center"/>
+          </w:tcPr>
+          <w:p>
+            <w:r/>
+            <w:r>
+              <w:rPr>
+                <w:rFonts w:ascii="Microsoft YaHei UI" w:hAnsi="Microsoft YaHei UI" w:eastAsia="Microsoft YaHei UI"/>
+                <w:b w:val="0"/>
+                <w:sz w:val="18"/>
+              </w:rPr>
+              <w:t>目标系统</w:t>
+            </w:r>
+          </w:p>
+        </w:tc>
+        <w:tc>
+          <w:tcPr>
+            <w:tcW w:type="dxa" w:w="7087"/>
+            <w:vAlign w:val="center"/>
+          </w:tcPr>
+          <w:p>
+            <w:r/>
+            <w:r>
+              <w:rPr>
+                <w:rFonts w:ascii="Microsoft YaHei UI" w:hAnsi="Microsoft YaHei UI" w:eastAsia="Microsoft YaHei UI"/>
+                <w:b w:val="0"/>
+                <w:sz w:val="18"/>
+              </w:rPr>
+              <w:t>Windows 10/11 x64</w:t>
+            </w:r>
+          </w:p>
+        </w:tc>
+      </w:tr>
+      <w:tr>
+        <w:tc>
+          <w:tcPr>
+            <w:tcW w:type="dxa" w:w="2381"/>
+            <w:vAlign w:val="center"/>
+          </w:tcPr>
+          <w:p>
+            <w:r/>
+            <w:r>
+              <w:rPr>
+                <w:rFonts w:ascii="Microsoft YaHei UI" w:hAnsi="Microsoft YaHei UI" w:eastAsia="Microsoft YaHei UI"/>
+                <w:b w:val="0"/>
+                <w:sz w:val="18"/>
+              </w:rPr>
+              <w:t>数据策略</w:t>
+            </w:r>
+          </w:p>
+        </w:tc>
+        <w:tc>
+          <w:tcPr>
+            <w:tcW w:type="dxa" w:w="7087"/>
+            <w:vAlign w:val="center"/>
+          </w:tcPr>
+          <w:p>
+            <w:r/>
+            <w:r>
+              <w:rPr>
+                <w:rFonts w:ascii="Microsoft YaHei UI" w:hAnsi="Microsoft YaHei UI" w:eastAsia="Microsoft YaHei UI"/>
+                <w:b w:val="0"/>
+                <w:sz w:val="18"/>
+              </w:rPr>
+              <w:t>本地优先；无账号；不上传本机路径、快捷方式或待办</w:t>
+            </w:r>
+          </w:p>
+        </w:tc>
+      </w:tr>
+    </w:tbl>
+    <w:p/>
+    <w:p>
+      <w:pPr>
+        <w:pStyle w:val="Heading1"/>
+        <w:keepNext/>
+      </w:pPr>
+      <w:r>
+        <w:t>目录</w:t>
+      </w:r>
+    </w:p>
+    <w:p>
+      <w:pPr>
+        <w:spacing w:after="120" w:line="324" w:lineRule="auto"/>
+      </w:pPr>
+      <w:r>
+        <w:t>1. 项目概述与设计原则</w:t>
+      </w:r>
+    </w:p>
+    <w:p>
+      <w:pPr>
+        <w:spacing w:after="120" w:line="324" w:lineRule="auto"/>
+      </w:pPr>
+      <w:r>
+        <w:t>2. 交付、安装与桌面层行为</w:t>
+      </w:r>
+    </w:p>
+    <w:p>
+      <w:pPr>
+        <w:spacing w:after="120" w:line="324" w:lineRule="auto"/>
+      </w:pPr>
+      <w:r>
+        <w:t>3. 信息架构与视觉规范</w:t>
+      </w:r>
+    </w:p>
+    <w:p>
+      <w:pPr>
+        <w:spacing w:after="120" w:line="324" w:lineRule="auto"/>
+      </w:pPr>
+      <w:r>
+        <w:t>4. 桌面仓与快捷方式分类</w:t>
+      </w:r>
+    </w:p>
+    <w:p>
+      <w:pPr>
+        <w:spacing w:after="120" w:line="324" w:lineRule="auto"/>
+      </w:pPr>
+      <w:r>
+        <w:t>5. 文件、待办、天气与媒体</w:t>
+      </w:r>
+    </w:p>
+    <w:p>
+      <w:pPr>
+        <w:spacing w:after="120" w:line="324" w:lineRule="auto"/>
+      </w:pPr>
+      <w:r>
+        <w:t>6. 设置、数据与安全</w:t>
+      </w:r>
+    </w:p>
+    <w:p>
+      <w:pPr>
+        <w:spacing w:after="120" w:line="324" w:lineRule="auto"/>
+      </w:pPr>
+      <w:r>
+        <w:t>7. 技术架构与核心流程</w:t>
+      </w:r>
+    </w:p>
+    <w:p>
+      <w:pPr>
+        <w:spacing w:after="120" w:line="324" w:lineRule="auto"/>
+      </w:pPr>
+      <w:r>
+        <w:t>8. 构建、测试与验收</w:t>
+      </w:r>
+    </w:p>
+    <w:p>
+      <w:pPr>
+        <w:spacing w:after="120" w:line="324" w:lineRule="auto"/>
+      </w:pPr>
+      <w:r>
+        <w:t>9. 运维、Git 与故障处理</w:t>
+      </w:r>
+    </w:p>
+    <w:p>
+      <w:pPr>
+        <w:spacing w:after="120" w:line="324" w:lineRule="auto"/>
+      </w:pPr>
+      <w:r>
+        <w:t>附录：快捷键、验收表与已知边界</w:t>
+      </w:r>
+    </w:p>
+    <w:p>
+      <w:r>
+        <w:br w:type="page"/>
+      </w:r>
+    </w:p>
+    <w:p>
+      <w:pPr>
+        <w:pStyle w:val="Heading1"/>
+        <w:keepNext/>
+      </w:pPr>
+      <w:r>
+        <w:t>1　项目概述与设计原则</w:t>
+      </w:r>
+    </w:p>
+    <w:p>
+      <w:pPr>
+        <w:pStyle w:val="Heading2"/>
+        <w:keepNext/>
+      </w:pPr>
+      <w:r>
+        <w:t>1.1 产品定位</w:t>
+      </w:r>
+    </w:p>
+    <w:p>
+      <w:pPr>
+        <w:spacing w:after="120" w:line="324" w:lineRule="auto"/>
+      </w:pPr>
+      <w:r>
+        <w:t>DesktopDock 是面向 Windows 10/11 的本地桌面整理与效率工具。它不是传统的全屏“软件管理器”，而是固定在桌面右侧的窄幅状态栏：只有回到桌面时可见，普通应用窗口会自然覆盖它。主流程围绕真实桌面快捷方式展开，所有分类由用户亲自创建。</w:t>
+      </w:r>
+    </w:p>
+    <w:p>
+      <w:pPr>
+        <w:pStyle w:val="Heading2"/>
+        <w:keepNext/>
+      </w:pPr>
+      <w:r>
+        <w:t>1.2 四条产品原则</w:t>
+      </w:r>
+    </w:p>
+    <w:tbl>
+      <w:tblPr>
+        <w:tblStyle w:val="LightShading-Accent1"/>
+        <w:tblW w:type="auto" w:w="0"/>
+        <w:jc w:val="center"/>
+        <w:tblLayout w:type="fixed"/>
+        <w:tblLook w:firstColumn="1" w:firstRow="1" w:lastColumn="0" w:lastRow="0" w:noHBand="0" w:noVBand="1" w:val="04A0"/>
+      </w:tblPr>
+      <w:tblGrid>
+        <w:gridCol w:w="4844"/>
+        <w:gridCol w:w="4844"/>
+      </w:tblGrid>
+      <w:tr>
+        <w:trPr>
+          <w:tblHeader w:val="true"/>
+        </w:trPr>
+        <w:tc>
+          <w:tcPr>
+            <w:tcW w:type="dxa" w:w="1928"/>
+            <w:vAlign w:val="center"/>
+            <w:shd w:fill="1677FF"/>
+          </w:tcPr>
+          <w:p>
+            <w:r/>
+            <w:r>
+              <w:rPr>
+                <w:rFonts w:ascii="Microsoft YaHei UI" w:hAnsi="Microsoft YaHei UI" w:eastAsia="Microsoft YaHei UI"/>
+                <w:b/>
+                <w:color w:val="FFFFFF"/>
+                <w:sz w:val="18"/>
+              </w:rPr>
+              <w:t>原则</w:t>
+            </w:r>
+          </w:p>
+        </w:tc>
+        <w:tc>
+          <w:tcPr>
+            <w:tcW w:type="dxa" w:w="7540"/>
+            <w:vAlign w:val="center"/>
+            <w:shd w:fill="1677FF"/>
+          </w:tcPr>
+          <w:p>
+            <w:r/>
+            <w:r>
+              <w:rPr>
+                <w:rFonts w:ascii="Microsoft YaHei UI" w:hAnsi="Microsoft YaHei UI" w:eastAsia="Microsoft YaHei UI"/>
+                <w:b/>
+                <w:color w:val="FFFFFF"/>
+                <w:sz w:val="18"/>
+              </w:rPr>
+              <w:t>落实方式</w:t>
+            </w:r>
+          </w:p>
+        </w:tc>
+      </w:tr>
+      <w:tr>
+        <w:tc>
+          <w:tcPr>
+            <w:tcW w:type="dxa" w:w="1928"/>
+            <w:vAlign w:val="center"/>
+          </w:tcPr>
+          <w:p>
+            <w:r/>
+            <w:r>
+              <w:rPr>
+                <w:rFonts w:ascii="Microsoft YaHei UI" w:hAnsi="Microsoft YaHei UI" w:eastAsia="Microsoft YaHei UI"/>
+                <w:b w:val="0"/>
+                <w:sz w:val="18"/>
+              </w:rPr>
+              <w:t>原生优先</w:t>
+            </w:r>
+          </w:p>
+        </w:tc>
+        <w:tc>
+          <w:tcPr>
+            <w:tcW w:type="dxa" w:w="7540"/>
+            <w:vAlign w:val="center"/>
+          </w:tcPr>
+          <w:p>
+            <w:r/>
+            <w:r>
+              <w:rPr>
+                <w:rFonts w:ascii="Microsoft YaHei UI" w:hAnsi="Microsoft YaHei UI" w:eastAsia="Microsoft YaHei UI"/>
+                <w:b w:val="0"/>
+                <w:sz w:val="18"/>
+              </w:rPr>
+              <w:t>使用 Windows Shell 图标、系统媒体会话、系统通知、回收站和桌面宿主层。</w:t>
+            </w:r>
+          </w:p>
+        </w:tc>
+      </w:tr>
+      <w:tr>
+        <w:tc>
+          <w:tcPr>
+            <w:tcW w:type="dxa" w:w="1928"/>
+            <w:vAlign w:val="center"/>
+          </w:tcPr>
+          <w:p>
+            <w:r/>
+            <w:r>
+              <w:rPr>
+                <w:rFonts w:ascii="Microsoft YaHei UI" w:hAnsi="Microsoft YaHei UI" w:eastAsia="Microsoft YaHei UI"/>
+                <w:b w:val="0"/>
+                <w:sz w:val="18"/>
+              </w:rPr>
+              <w:t>本地优先</w:t>
+            </w:r>
+          </w:p>
+        </w:tc>
+        <w:tc>
+          <w:tcPr>
+            <w:tcW w:type="dxa" w:w="7540"/>
+            <w:vAlign w:val="center"/>
+          </w:tcPr>
+          <w:p>
+            <w:r/>
+            <w:r>
+              <w:rPr>
+                <w:rFonts w:ascii="Microsoft YaHei UI" w:hAnsi="Microsoft YaHei UI" w:eastAsia="Microsoft YaHei UI"/>
+                <w:b w:val="0"/>
+                <w:sz w:val="18"/>
+              </w:rPr>
+              <w:t>快捷方式、分类、文件索引、待办、设置和缓存均保存在当前用户本机。</w:t>
+            </w:r>
+          </w:p>
+        </w:tc>
+      </w:tr>
+      <w:tr>
+        <w:tc>
+          <w:tcPr>
+            <w:tcW w:type="dxa" w:w="1928"/>
+            <w:vAlign w:val="center"/>
+          </w:tcPr>
+          <w:p>
+            <w:r/>
+            <w:r>
+              <w:rPr>
+                <w:rFonts w:ascii="Microsoft YaHei UI" w:hAnsi="Microsoft YaHei UI" w:eastAsia="Microsoft YaHei UI"/>
+                <w:b w:val="0"/>
+                <w:sz w:val="18"/>
+              </w:rPr>
+              <w:t>克制扩展</w:t>
+            </w:r>
+          </w:p>
+        </w:tc>
+        <w:tc>
+          <w:tcPr>
+            <w:tcW w:type="dxa" w:w="7540"/>
+            <w:vAlign w:val="center"/>
+          </w:tcPr>
+          <w:p>
+            <w:r/>
+            <w:r>
+              <w:rPr>
+                <w:rFonts w:ascii="Microsoft YaHei UI" w:hAnsi="Microsoft YaHei UI" w:eastAsia="Microsoft YaHei UI"/>
+                <w:b w:val="0"/>
+                <w:sz w:val="18"/>
+              </w:rPr>
+              <w:t>固定桌面仓，其他分类由用户决定；功能模块可单独关闭。</w:t>
+            </w:r>
+          </w:p>
+        </w:tc>
+      </w:tr>
+      <w:tr>
+        <w:tc>
+          <w:tcPr>
+            <w:tcW w:type="dxa" w:w="1928"/>
+            <w:vAlign w:val="center"/>
+          </w:tcPr>
+          <w:p>
+            <w:r/>
+            <w:r>
+              <w:rPr>
+                <w:rFonts w:ascii="Microsoft YaHei UI" w:hAnsi="Microsoft YaHei UI" w:eastAsia="Microsoft YaHei UI"/>
+                <w:b w:val="0"/>
+                <w:sz w:val="18"/>
+              </w:rPr>
+              <w:t>轻量常驻</w:t>
+            </w:r>
+          </w:p>
+        </w:tc>
+        <w:tc>
+          <w:tcPr>
+            <w:tcW w:type="dxa" w:w="7540"/>
+            <w:vAlign w:val="center"/>
+          </w:tcPr>
+          <w:p>
+            <w:r/>
+            <w:r>
+              <w:rPr>
+                <w:rFonts w:ascii="Microsoft YaHei UI" w:hAnsi="Microsoft YaHei UI" w:eastAsia="Microsoft YaHei UI"/>
+                <w:b w:val="0"/>
+                <w:sz w:val="18"/>
+              </w:rPr>
+              <w:t>500px 窄栏、托盘常驻、增量索引、天气缓存，不占用应用工作区。</w:t>
+            </w:r>
+          </w:p>
+        </w:tc>
+      </w:tr>
+    </w:tbl>
+    <w:p/>
+    <w:p>
+      <w:pPr>
+        <w:pStyle w:val="Heading2"/>
+        <w:keepNext/>
+      </w:pPr>
+      <w:r>
+        <w:t>1.3 核心验收目标</w:t>
+      </w:r>
+    </w:p>
+    <w:p>
+      <w:pPr>
+        <w:pStyle w:val="ListBullet"/>
+        <w:spacing w:after="60" w:line="300" w:lineRule="auto"/>
+      </w:pPr>
+      <w:r>
+        <w:t>获取当前用户桌面与公共桌面的真实快捷方式名称和 Windows 图标。</w:t>
+      </w:r>
+    </w:p>
+    <w:p>
+      <w:pPr>
+        <w:pStyle w:val="ListBullet"/>
+        <w:spacing w:after="60" w:line="300" w:lineRule="auto"/>
+      </w:pPr>
+      <w:r>
+        <w:t>把当前用户桌面普通快捷方式安全移入桌面仓，系统图标不受影响。</w:t>
+      </w:r>
+    </w:p>
+    <w:p>
+      <w:pPr>
+        <w:pStyle w:val="ListBullet"/>
+        <w:spacing w:after="60" w:line="300" w:lineRule="auto"/>
+      </w:pPr>
+      <w:r>
+        <w:t>用户可创建、改名、删除分类，可拖动快捷方式，也可用菜单替代拖动。</w:t>
+      </w:r>
+    </w:p>
+    <w:p>
+      <w:pPr>
+        <w:pStyle w:val="ListBullet"/>
+        <w:spacing w:after="60" w:line="300" w:lineRule="auto"/>
+      </w:pPr>
+      <w:r>
+        <w:t>Dock 绑定 Windows 桌面宿主层，不置顶、不贴到其他应用右侧。</w:t>
+      </w:r>
+    </w:p>
+    <w:p>
+      <w:pPr>
+        <w:pStyle w:val="ListBullet"/>
+        <w:spacing w:after="60" w:line="300" w:lineRule="auto"/>
+      </w:pPr>
+      <w:r>
+        <w:t>提供可工作的文件、待办、天气、媒体和分组设置模块。</w:t>
+      </w:r>
+    </w:p>
+    <w:p>
+      <w:pPr>
+        <w:pStyle w:val="ListBullet"/>
+        <w:spacing w:after="60" w:line="300" w:lineRule="auto"/>
+      </w:pPr>
+      <w:r>
+        <w:t>交付一个免安装便携 EXE，并支持开机自动启动。</w:t>
+      </w:r>
+    </w:p>
+    <w:p>
+      <w:pPr>
+        <w:pStyle w:val="Heading1"/>
+        <w:keepNext/>
+      </w:pPr>
+      <w:r>
+        <w:t>2　交付、安装与桌面层行为</w:t>
+      </w:r>
+    </w:p>
+    <w:p>
+      <w:pPr>
+        <w:pStyle w:val="Heading2"/>
+        <w:keepNext/>
+      </w:pPr>
+      <w:r>
+        <w:t>2.1 最终交付目录</w:t>
+      </w:r>
+    </w:p>
+    <w:p>
+      <w:pPr>
+        <w:spacing w:after="120" w:line="324" w:lineRule="auto"/>
+      </w:pPr>
+      <w:r>
+        <w:t>最终本地目录只保留单文件便携程序、本说明书、.git 与 .gitignore。完整源码保存在 GitHub main 分支，便携 EXE 由 .gitignore 排除，不提交到源码历史。</w:t>
+      </w:r>
+    </w:p>
+    <w:p>
+      <w:pPr>
+        <w:pStyle w:val="Heading2"/>
+        <w:keepNext/>
+      </w:pPr>
+      <w:r>
+        <w:t>2.2 免安装运行</w:t>
+      </w:r>
+    </w:p>
+    <w:p>
+      <w:pPr>
+        <w:pStyle w:val="ListNumber"/>
+        <w:spacing w:after="80"/>
+      </w:pPr>
+      <w:r>
+        <w:t>把 DesktopDock-0.2.0-Portable.exe 放到长期保存的位置。</w:t>
+      </w:r>
+    </w:p>
+    <w:p>
+      <w:pPr>
+        <w:pStyle w:val="ListNumber"/>
+        <w:spacing w:after="80"/>
+      </w:pPr>
+      <w:r>
+        <w:t>双击运行。第一次启动会初始化本地数据库、图标缓存和快捷方式保管目录。</w:t>
+      </w:r>
+    </w:p>
+    <w:p>
+      <w:pPr>
+        <w:pStyle w:val="ListNumber"/>
+        <w:spacing w:after="80"/>
+      </w:pPr>
+      <w:r>
+        <w:t>如 Windows SmartScreen 提示未知发布者，核对本说明书中的 SHA-256；当前构建未配置商业代码签名证书。</w:t>
+      </w:r>
+    </w:p>
+    <w:p>
+      <w:pPr>
+        <w:pStyle w:val="ListNumber"/>
+        <w:spacing w:after="80"/>
+      </w:pPr>
+      <w:r>
+        <w:t>要开机启动，进入“设置 → 常规”开启“开机自动启动”。</w:t>
+      </w:r>
+    </w:p>
+    <w:p>
+      <w:pPr>
+        <w:pStyle w:val="ListNumber"/>
+        <w:spacing w:after="80"/>
+      </w:pPr>
+      <w:r>
+        <w:t>关闭或隐藏后程序保留在托盘；彻底退出请使用设置页或托盘菜单的“退出”。</w:t>
+      </w:r>
+    </w:p>
+    <w:p>
+      <w:pPr>
+        <w:pStyle w:val="Heading2"/>
+        <w:keepNext/>
+      </w:pPr>
+      <w:r>
+        <w:t>2.3 桌面宿主层</w:t>
+      </w:r>
+    </w:p>
+    <w:p>
+      <w:pPr>
+        <w:spacing w:after="120" w:line="324" w:lineRule="auto"/>
+      </w:pPr>
+      <w:r>
+        <w:t>Windows 版启动后通过受控 Win32 调用把 Electron 窗口挂接到 Explorer 的 Progman/WorkerW 桌面宿主层。结果是 Dock 只在桌面右侧出现；切换到浏览器、编辑器或游戏时，应用窗口会覆盖 Dock。Dock 不申请 always-on-top，也不注册系统 AppBar，因此不会挤压其他窗口的可用区域。Explorer 重启或显示器参数改变后，程序会重新尝试附着。</w:t>
+      </w:r>
+    </w:p>
+    <w:p>
+      <w:pPr>
+        <w:spacing w:after="120" w:line="324" w:lineRule="auto"/>
+      </w:pPr>
+      <w:r>
+        <w:rPr>
+          <w:b/>
+        </w:rPr>
+        <w:t>在极少数</w:t>
+      </w:r>
+      <w:r>
+        <w:t>精简版 Shell、第三方桌面或 Explorer 尚未就绪的环境中，附着可能回退到非置顶右侧窗口；托盘和快捷键仍可控制显示。</w:t>
+      </w:r>
+    </w:p>
+    <w:p>
+      <w:pPr>
+        <w:pStyle w:val="Heading1"/>
+        <w:keepNext/>
+      </w:pPr>
+      <w:r>
+        <w:t>3　信息架构与视觉规范</w:t>
+      </w:r>
+    </w:p>
+    <w:p>
+      <w:pPr>
+        <w:pStyle w:val="Heading2"/>
+        <w:keepNext/>
+      </w:pPr>
+      <w:r>
+        <w:t>3.1 页面结构</w:t>
+      </w:r>
+    </w:p>
+    <w:p>
+      <w:pPr>
+        <w:spacing w:after="120" w:line="324" w:lineRule="auto"/>
+      </w:pPr>
+      <w:r>
+        <w:t>界面固定宽度约 500 CSS 像素，纵向占满当前显示器工作区。顶部是品牌、时间、刷新和隐藏；其下是当前模块搜索；中部是唯一滚动区；底部五个入口依次为桌面、待办、文件、组件和设置。此结构减少双列小组件同时争抢注意力的问题。</w:t>
+      </w:r>
+    </w:p>
+    <w:tbl>
+      <w:tblPr>
+        <w:tblStyle w:val="LightShading-Accent1"/>
+        <w:tblW w:type="auto" w:w="0"/>
+        <w:jc w:val="center"/>
+        <w:tblLayout w:type="fixed"/>
+        <w:tblLook w:firstColumn="1" w:firstRow="1" w:lastColumn="0" w:lastRow="0" w:noHBand="0" w:noVBand="1" w:val="04A0"/>
+      </w:tblPr>
+      <w:tblGrid>
+        <w:gridCol w:w="4844"/>
+        <w:gridCol w:w="4844"/>
+      </w:tblGrid>
+      <w:tr>
+        <w:trPr>
+          <w:tblHeader w:val="true"/>
+        </w:trPr>
+        <w:tc>
+          <w:tcPr>
+            <w:tcW w:type="dxa" w:w="1814"/>
+            <w:vAlign w:val="center"/>
+            <w:shd w:fill="1677FF"/>
+          </w:tcPr>
+          <w:p>
+            <w:r/>
+            <w:r>
+              <w:rPr>
+                <w:rFonts w:ascii="Microsoft YaHei UI" w:hAnsi="Microsoft YaHei UI" w:eastAsia="Microsoft YaHei UI"/>
+                <w:b/>
+                <w:color w:val="FFFFFF"/>
+                <w:sz w:val="18"/>
+              </w:rPr>
+              <w:t>模块</w:t>
+            </w:r>
+          </w:p>
+        </w:tc>
+        <w:tc>
+          <w:tcPr>
+            <w:tcW w:type="dxa" w:w="7654"/>
+            <w:vAlign w:val="center"/>
+            <w:shd w:fill="1677FF"/>
+          </w:tcPr>
+          <w:p>
+            <w:r/>
+            <w:r>
+              <w:rPr>
+                <w:rFonts w:ascii="Microsoft YaHei UI" w:hAnsi="Microsoft YaHei UI" w:eastAsia="Microsoft YaHei UI"/>
+                <w:b/>
+                <w:color w:val="FFFFFF"/>
+                <w:sz w:val="18"/>
+              </w:rPr>
+              <w:t>主要职责</w:t>
             </w:r>
           </w:p>
         </w:tc>
@@ -301,66 +916,28 @@
             <w:r/>
             <w:r>
               <w:rPr>
-                <w:rFonts w:ascii="Microsoft YaHei" w:hAnsi="Microsoft YaHei" w:eastAsia="Microsoft YaHei"/>
+                <w:rFonts w:ascii="Microsoft YaHei UI" w:hAnsi="Microsoft YaHei UI" w:eastAsia="Microsoft YaHei UI"/>
                 <w:b w:val="0"/>
-                <w:sz w:val="17"/>
+                <w:sz w:val="18"/>
               </w:rPr>
-              <w:t>交付程序</w:t>
+              <w:t>桌面</w:t>
             </w:r>
           </w:p>
         </w:tc>
         <w:tc>
           <w:tcPr>
-            <w:tcW w:type="dxa" w:w="7087"/>
+            <w:tcW w:type="dxa" w:w="7654"/>
             <w:vAlign w:val="center"/>
           </w:tcPr>
           <w:p>
             <w:r/>
             <w:r>
               <w:rPr>
-                <w:rFonts w:ascii="Microsoft YaHei" w:hAnsi="Microsoft YaHei" w:eastAsia="Microsoft YaHei"/>
+                <w:rFonts w:ascii="Microsoft YaHei UI" w:hAnsi="Microsoft YaHei UI" w:eastAsia="Microsoft YaHei UI"/>
                 <w:b w:val="0"/>
-                <w:sz w:val="17"/>
+                <w:sz w:val="18"/>
               </w:rPr>
-              <w:t>DesktopDock-0.1.0-Portable.exe</w:t>
-            </w:r>
-          </w:p>
-        </w:tc>
-      </w:tr>
-      <w:tr>
-        <w:tc>
-          <w:tcPr>
-            <w:tcW w:type="dxa" w:w="1814"/>
-            <w:vAlign w:val="center"/>
-            <w:shd w:fill="F3F7F9"/>
-          </w:tcPr>
-          <w:p>
-            <w:r/>
-            <w:r>
-              <w:rPr>
-                <w:rFonts w:ascii="Microsoft YaHei" w:hAnsi="Microsoft YaHei" w:eastAsia="Microsoft YaHei"/>
-                <w:b w:val="0"/>
-                <w:sz w:val="17"/>
-              </w:rPr>
-              <w:t>运行方式</w:t>
-            </w:r>
-          </w:p>
-        </w:tc>
-        <w:tc>
-          <w:tcPr>
-            <w:tcW w:type="dxa" w:w="7087"/>
-            <w:vAlign w:val="center"/>
-            <w:shd w:fill="F3F7F9"/>
-          </w:tcPr>
-          <w:p>
-            <w:r/>
-            <w:r>
-              <w:rPr>
-                <w:rFonts w:ascii="Microsoft YaHei" w:hAnsi="Microsoft YaHei" w:eastAsia="Microsoft YaHei"/>
-                <w:b w:val="0"/>
-                <w:sz w:val="17"/>
-              </w:rPr>
-              <w:t>免安装，双击运行；关闭后默认驻留系统托盘</w:t>
+              <w:t>桌面仓、自建分类、真实快捷方式、拖放与归类菜单。</w:t>
             </w:r>
           </w:p>
         </w:tc>
@@ -375,66 +952,28 @@
             <w:r/>
             <w:r>
               <w:rPr>
-                <w:rFonts w:ascii="Microsoft YaHei" w:hAnsi="Microsoft YaHei" w:eastAsia="Microsoft YaHei"/>
+                <w:rFonts w:ascii="Microsoft YaHei UI" w:hAnsi="Microsoft YaHei UI" w:eastAsia="Microsoft YaHei UI"/>
                 <w:b w:val="0"/>
-                <w:sz w:val="17"/>
+                <w:sz w:val="18"/>
               </w:rPr>
-              <w:t>程序大小</w:t>
+              <w:t>待办</w:t>
             </w:r>
           </w:p>
         </w:tc>
         <w:tc>
           <w:tcPr>
-            <w:tcW w:type="dxa" w:w="7087"/>
+            <w:tcW w:type="dxa" w:w="7654"/>
             <w:vAlign w:val="center"/>
           </w:tcPr>
           <w:p>
             <w:r/>
             <w:r>
               <w:rPr>
-                <w:rFonts w:ascii="Microsoft YaHei" w:hAnsi="Microsoft YaHei" w:eastAsia="Microsoft YaHei"/>
+                <w:rFonts w:ascii="Microsoft YaHei UI" w:hAnsi="Microsoft YaHei UI" w:eastAsia="Microsoft YaHei UI"/>
                 <w:b w:val="0"/>
-                <w:sz w:val="17"/>
+                <w:sz w:val="18"/>
               </w:rPr>
-              <w:t>98,121,566 字节（约 93.58 MiB）</w:t>
-            </w:r>
-          </w:p>
-        </w:tc>
-      </w:tr>
-      <w:tr>
-        <w:tc>
-          <w:tcPr>
-            <w:tcW w:type="dxa" w:w="1814"/>
-            <w:vAlign w:val="center"/>
-            <w:shd w:fill="F3F7F9"/>
-          </w:tcPr>
-          <w:p>
-            <w:r/>
-            <w:r>
-              <w:rPr>
-                <w:rFonts w:ascii="Microsoft YaHei" w:hAnsi="Microsoft YaHei" w:eastAsia="Microsoft YaHei"/>
-                <w:b w:val="0"/>
-                <w:sz w:val="17"/>
-              </w:rPr>
-              <w:t>SHA-256</w:t>
-            </w:r>
-          </w:p>
-        </w:tc>
-        <w:tc>
-          <w:tcPr>
-            <w:tcW w:type="dxa" w:w="7087"/>
-            <w:vAlign w:val="center"/>
-            <w:shd w:fill="F3F7F9"/>
-          </w:tcPr>
-          <w:p>
-            <w:r/>
-            <w:r>
-              <w:rPr>
-                <w:rFonts w:ascii="Microsoft YaHei" w:hAnsi="Microsoft YaHei" w:eastAsia="Microsoft YaHei"/>
-                <w:b w:val="0"/>
-                <w:sz w:val="17"/>
-              </w:rPr>
-              <w:t>8853A3EECC371501BC97BC2F0B8757CF70DE4824F6DDF6687E0EC6FC7AC3DBF6</w:t>
+              <w:t>任务详情、颜色、截止、提醒、重复、附件、排序和批量操作。</w:t>
             </w:r>
           </w:p>
         </w:tc>
@@ -449,591 +988,28 @@
             <w:r/>
             <w:r>
               <w:rPr>
-                <w:rFonts w:ascii="Microsoft YaHei" w:hAnsi="Microsoft YaHei" w:eastAsia="Microsoft YaHei"/>
+                <w:rFonts w:ascii="Microsoft YaHei UI" w:hAnsi="Microsoft YaHei UI" w:eastAsia="Microsoft YaHei UI"/>
                 <w:b w:val="0"/>
-                <w:sz w:val="17"/>
+                <w:sz w:val="18"/>
               </w:rPr>
-              <w:t>源码仓库</w:t>
+              <w:t>文件</w:t>
             </w:r>
           </w:p>
         </w:tc>
         <w:tc>
           <w:tcPr>
-            <w:tcW w:type="dxa" w:w="7087"/>
+            <w:tcW w:type="dxa" w:w="7654"/>
             <w:vAlign w:val="center"/>
           </w:tcPr>
           <w:p>
             <w:r/>
             <w:r>
               <w:rPr>
-                <w:rFonts w:ascii="Microsoft YaHei" w:hAnsi="Microsoft YaHei" w:eastAsia="Microsoft YaHei"/>
+                <w:rFonts w:ascii="Microsoft YaHei UI" w:hAnsi="Microsoft YaHei UI" w:eastAsia="Microsoft YaHei UI"/>
                 <w:b w:val="0"/>
-                <w:sz w:val="17"/>
-              </w:rPr>
-              <w:t>https://github.com/User-CJF/DesktopDock.git</w:t>
-            </w:r>
-          </w:p>
-        </w:tc>
-      </w:tr>
-      <w:tr>
-        <w:tc>
-          <w:tcPr>
-            <w:tcW w:type="dxa" w:w="1814"/>
-            <w:vAlign w:val="center"/>
-            <w:shd w:fill="F3F7F9"/>
-          </w:tcPr>
-          <w:p>
-            <w:r/>
-            <w:r>
-              <w:rPr>
-                <w:rFonts w:ascii="Microsoft YaHei" w:hAnsi="Microsoft YaHei" w:eastAsia="Microsoft YaHei"/>
-                <w:b w:val="0"/>
-                <w:sz w:val="17"/>
-              </w:rPr>
-              <w:t>核心功能提交</w:t>
-            </w:r>
-          </w:p>
-        </w:tc>
-        <w:tc>
-          <w:tcPr>
-            <w:tcW w:type="dxa" w:w="7087"/>
-            <w:vAlign w:val="center"/>
-            <w:shd w:fill="F3F7F9"/>
-          </w:tcPr>
-          <w:p>
-            <w:r/>
-            <w:r>
-              <w:rPr>
-                <w:rFonts w:ascii="Microsoft YaHei" w:hAnsi="Microsoft YaHei" w:eastAsia="Microsoft YaHei"/>
-                <w:b w:val="0"/>
-                <w:sz w:val="17"/>
-              </w:rPr>
-              <w:t>6b24d8e — feat: add right-edge widget dock</w:t>
-            </w:r>
-          </w:p>
-        </w:tc>
-      </w:tr>
-    </w:tbl>
-    <w:p>
-      <w:pPr>
-        <w:spacing w:after="0"/>
-      </w:pPr>
-    </w:p>
-    <w:tbl>
-      <w:tblPr>
-        <w:tblW w:type="auto" w:w="0"/>
-        <w:jc w:val="center"/>
-        <w:tblLook w:firstColumn="1" w:firstRow="1" w:lastColumn="0" w:lastRow="0" w:noHBand="0" w:noVBand="1" w:val="04A0"/>
-      </w:tblPr>
-      <w:tblGrid>
-        <w:gridCol w:w="9746"/>
-      </w:tblGrid>
-      <w:tr>
-        <w:tc>
-          <w:tcPr>
-            <w:tcW w:type="dxa" w:w="9746"/>
-            <w:shd w:fill="E9F5FB"/>
-          </w:tcPr>
-          <w:p>
-            <w:r/>
-            <w:r>
-              <w:rPr>
-                <w:b/>
-                <w:color w:val="168ECB"/>
-              </w:rPr>
-              <w:t xml:space="preserve">重要提示　</w:t>
-            </w:r>
-            <w:r>
-              <w:t>启用开机启动后不要随意移动或重命名便携 EXE；如确需移动，请先关闭开机启动，移动后重新开启。</w:t>
-            </w:r>
-          </w:p>
-        </w:tc>
-      </w:tr>
-    </w:tbl>
-    <w:p>
-      <w:pPr>
-        <w:spacing w:after="0"/>
-      </w:pPr>
-    </w:p>
-    <w:p>
-      <w:pPr>
-        <w:pStyle w:val="Heading1"/>
-      </w:pPr>
-      <w:r>
-        <w:t>目录</w:t>
-      </w:r>
-    </w:p>
-    <w:p>
-      <w:r>
-        <w:fldChar w:fldCharType="begin"/>
-        <w:instrText xml:space="preserve">TOC \o "1-3" \h \z \u</w:instrText>
-        <w:fldChar w:fldCharType="separate">
-          <w:t>打开 Word 后右键此处并选择“更新域”，即可生成目录。</w:t>
-        </w:fldChar>
-        <w:fldChar w:fldCharType="end"/>
-      </w:r>
-    </w:p>
-    <w:p>
-      <w:r>
-        <w:br w:type="page"/>
-      </w:r>
-    </w:p>
-    <w:p>
-      <w:pPr>
-        <w:pStyle w:val="Heading1"/>
-      </w:pPr>
-      <w:r>
-        <w:t>1　项目概述</w:t>
-      </w:r>
-    </w:p>
-    <w:p>
-      <w:pPr>
-        <w:pStyle w:val="Heading2"/>
-      </w:pPr>
-      <w:r>
-        <w:t>1.1 产品定位</w:t>
-      </w:r>
-    </w:p>
-    <w:p>
-      <w:r>
-        <w:t>DesktopDock 是一款面向 Windows 10/11 的本地桌面效率工具。它以贴靠屏幕右边缘的双列组件坞呈现天气、日期、媒体控制、应用分类、桌面快捷方式和文件入口，使用户无需打开传统主窗口即可完成高频操作。</w:t>
-      </w:r>
-    </w:p>
-    <w:p>
-      <w:pPr>
-        <w:pStyle w:val="Heading2"/>
-      </w:pPr>
-      <w:r>
-        <w:t>1.2 核心目标</w:t>
-      </w:r>
-    </w:p>
-    <w:p>
-      <w:pPr>
-        <w:pStyle w:val="ListBullet"/>
-      </w:pPr>
-      <w:r>
-        <w:t>把分散在开始菜单、桌面和常用目录中的入口集中到右侧组件坞。</w:t>
-      </w:r>
-    </w:p>
-    <w:p>
-      <w:pPr>
-        <w:pStyle w:val="ListBullet"/>
-      </w:pPr>
-      <w:r>
-        <w:t>读取真实 Windows 应用与快捷方式图标，避免使用统一占位图标破坏识别效率。</w:t>
-      </w:r>
-    </w:p>
-    <w:p>
-      <w:pPr>
-        <w:pStyle w:val="ListBullet"/>
-      </w:pPr>
-      <w:r>
-        <w:t>在不影响“此电脑”“回收站”等系统桌面图标的前提下，安全收纳普通快捷方式。</w:t>
-      </w:r>
-    </w:p>
-    <w:p>
-      <w:pPr>
-        <w:pStyle w:val="ListBullet"/>
-      </w:pPr>
-      <w:r>
-        <w:t>允许用户新建分类、调整分类属性，并批量将应用加入或移出分类。</w:t>
-      </w:r>
-    </w:p>
-    <w:p>
-      <w:pPr>
-        <w:pStyle w:val="ListBullet"/>
-      </w:pPr>
-      <w:r>
-        <w:t>采用本地优先数据策略，不要求账号，不上传应用清单、文件路径或使用统计。</w:t>
-      </w:r>
-    </w:p>
-    <w:p>
-      <w:pPr>
-        <w:pStyle w:val="ListBullet"/>
-      </w:pPr>
-      <w:r>
-        <w:t>提供单文件便携 EXE，可直接复制使用，并支持托盘常驻和开机自动启动。</w:t>
-      </w:r>
-    </w:p>
-    <w:p>
-      <w:pPr>
-        <w:pStyle w:val="Heading2"/>
-      </w:pPr>
-      <w:r>
-        <w:t>1.3 目标用户与场景</w:t>
-      </w:r>
-    </w:p>
-    <w:tbl>
-      <w:tblPr>
-        <w:tblStyle w:val="TableGrid"/>
-        <w:tblW w:type="auto" w:w="0"/>
-        <w:jc w:val="center"/>
-        <w:tblLook w:firstColumn="1" w:firstRow="1" w:lastColumn="0" w:lastRow="0" w:noHBand="0" w:noVBand="1" w:val="04A0"/>
-      </w:tblPr>
-      <w:tblGrid>
-        <w:gridCol w:w="3249"/>
-        <w:gridCol w:w="3249"/>
-        <w:gridCol w:w="3249"/>
-      </w:tblGrid>
-      <w:tr>
-        <w:tc>
-          <w:tcPr>
-            <w:tcW w:type="dxa" w:w="1757"/>
-            <w:vAlign w:val="center"/>
-            <w:shd w:fill="168ECB"/>
-          </w:tcPr>
-          <w:p>
-            <w:r/>
-            <w:r>
-              <w:rPr>
-                <w:rFonts w:ascii="Microsoft YaHei" w:hAnsi="Microsoft YaHei" w:eastAsia="Microsoft YaHei"/>
-                <w:b/>
-                <w:color w:val="FFFFFF"/>
                 <w:sz w:val="18"/>
               </w:rPr>
-              <w:t>用户/场景</w:t>
-            </w:r>
-          </w:p>
-        </w:tc>
-        <w:tc>
-          <w:tcPr>
-            <w:tcW w:type="dxa" w:w="2948"/>
-            <w:vAlign w:val="center"/>
-            <w:shd w:fill="168ECB"/>
-          </w:tcPr>
-          <w:p>
-            <w:r/>
-            <w:r>
-              <w:rPr>
-                <w:rFonts w:ascii="Microsoft YaHei" w:hAnsi="Microsoft YaHei" w:eastAsia="Microsoft YaHei"/>
-                <w:b/>
-                <w:color w:val="FFFFFF"/>
-                <w:sz w:val="18"/>
-              </w:rPr>
-              <w:t>典型需求</w:t>
-            </w:r>
-          </w:p>
-        </w:tc>
-        <w:tc>
-          <w:tcPr>
-            <w:tcW w:type="dxa" w:w="4195"/>
-            <w:vAlign w:val="center"/>
-            <w:shd w:fill="168ECB"/>
-          </w:tcPr>
-          <w:p>
-            <w:r/>
-            <w:r>
-              <w:rPr>
-                <w:rFonts w:ascii="Microsoft YaHei" w:hAnsi="Microsoft YaHei" w:eastAsia="Microsoft YaHei"/>
-                <w:b/>
-                <w:color w:val="FFFFFF"/>
-                <w:sz w:val="18"/>
-              </w:rPr>
-              <w:t>对应能力</w:t>
-            </w:r>
-          </w:p>
-        </w:tc>
-      </w:tr>
-      <w:tr>
-        <w:tc>
-          <w:tcPr>
-            <w:tcW w:type="dxa" w:w="1757"/>
-            <w:vAlign w:val="center"/>
-          </w:tcPr>
-          <w:p>
-            <w:r/>
-            <w:r>
-              <w:rPr>
-                <w:rFonts w:ascii="Microsoft YaHei" w:hAnsi="Microsoft YaHei" w:eastAsia="Microsoft YaHei"/>
-                <w:b w:val="0"/>
-                <w:sz w:val="17"/>
-              </w:rPr>
-              <w:t>软件较多的办公用户</w:t>
-            </w:r>
-          </w:p>
-        </w:tc>
-        <w:tc>
-          <w:tcPr>
-            <w:tcW w:type="dxa" w:w="2948"/>
-            <w:vAlign w:val="center"/>
-          </w:tcPr>
-          <w:p>
-            <w:r/>
-            <w:r>
-              <w:rPr>
-                <w:rFonts w:ascii="Microsoft YaHei" w:hAnsi="Microsoft YaHei" w:eastAsia="Microsoft YaHei"/>
-                <w:b w:val="0"/>
-                <w:sz w:val="17"/>
-              </w:rPr>
-              <w:t>快速寻找应用、文档与文件夹</w:t>
-            </w:r>
-          </w:p>
-        </w:tc>
-        <w:tc>
-          <w:tcPr>
-            <w:tcW w:type="dxa" w:w="4195"/>
-            <w:vAlign w:val="center"/>
-          </w:tcPr>
-          <w:p>
-            <w:r/>
-            <w:r>
-              <w:rPr>
-                <w:rFonts w:ascii="Microsoft YaHei" w:hAnsi="Microsoft YaHei" w:eastAsia="Microsoft YaHei"/>
-                <w:b w:val="0"/>
-                <w:sz w:val="17"/>
-              </w:rPr>
-              <w:t>全局搜索、应用分类、最近文件</w:t>
-            </w:r>
-          </w:p>
-        </w:tc>
-      </w:tr>
-      <w:tr>
-        <w:tc>
-          <w:tcPr>
-            <w:tcW w:type="dxa" w:w="1757"/>
-            <w:vAlign w:val="center"/>
-            <w:shd w:fill="F3F7F9"/>
-          </w:tcPr>
-          <w:p>
-            <w:r/>
-            <w:r>
-              <w:rPr>
-                <w:rFonts w:ascii="Microsoft YaHei" w:hAnsi="Microsoft YaHei" w:eastAsia="Microsoft YaHei"/>
-                <w:b w:val="0"/>
-                <w:sz w:val="17"/>
-              </w:rPr>
-              <w:t>开发与设计人员</w:t>
-            </w:r>
-          </w:p>
-        </w:tc>
-        <w:tc>
-          <w:tcPr>
-            <w:tcW w:type="dxa" w:w="2948"/>
-            <w:vAlign w:val="center"/>
-            <w:shd w:fill="F3F7F9"/>
-          </w:tcPr>
-          <w:p>
-            <w:r/>
-            <w:r>
-              <w:rPr>
-                <w:rFonts w:ascii="Microsoft YaHei" w:hAnsi="Microsoft YaHei" w:eastAsia="Microsoft YaHei"/>
-                <w:b w:val="0"/>
-                <w:sz w:val="17"/>
-              </w:rPr>
-              <w:t>高频启动工具并保持桌面整洁</w:t>
-            </w:r>
-          </w:p>
-        </w:tc>
-        <w:tc>
-          <w:tcPr>
-            <w:tcW w:type="dxa" w:w="4195"/>
-            <w:vAlign w:val="center"/>
-            <w:shd w:fill="F3F7F9"/>
-          </w:tcPr>
-          <w:p>
-            <w:r/>
-            <w:r>
-              <w:rPr>
-                <w:rFonts w:ascii="Microsoft YaHei" w:hAnsi="Microsoft YaHei" w:eastAsia="Microsoft YaHei"/>
-                <w:b w:val="0"/>
-                <w:sz w:val="17"/>
-              </w:rPr>
-              <w:t>真实图标、分类组件、快捷方式收纳</w:t>
-            </w:r>
-          </w:p>
-        </w:tc>
-      </w:tr>
-      <w:tr>
-        <w:tc>
-          <w:tcPr>
-            <w:tcW w:type="dxa" w:w="1757"/>
-            <w:vAlign w:val="center"/>
-          </w:tcPr>
-          <w:p>
-            <w:r/>
-            <w:r>
-              <w:rPr>
-                <w:rFonts w:ascii="Microsoft YaHei" w:hAnsi="Microsoft YaHei" w:eastAsia="Microsoft YaHei"/>
-                <w:b w:val="0"/>
-                <w:sz w:val="17"/>
-              </w:rPr>
-              <w:t>游戏和多媒体用户</w:t>
-            </w:r>
-          </w:p>
-        </w:tc>
-        <w:tc>
-          <w:tcPr>
-            <w:tcW w:type="dxa" w:w="2948"/>
-            <w:vAlign w:val="center"/>
-          </w:tcPr>
-          <w:p>
-            <w:r/>
-            <w:r>
-              <w:rPr>
-                <w:rFonts w:ascii="Microsoft YaHei" w:hAnsi="Microsoft YaHei" w:eastAsia="Microsoft YaHei"/>
-                <w:b w:val="0"/>
-                <w:sz w:val="17"/>
-              </w:rPr>
-              <w:t>快速启动游戏并控制播放器</w:t>
-            </w:r>
-          </w:p>
-        </w:tc>
-        <w:tc>
-          <w:tcPr>
-            <w:tcW w:type="dxa" w:w="4195"/>
-            <w:vAlign w:val="center"/>
-          </w:tcPr>
-          <w:p>
-            <w:r/>
-            <w:r>
-              <w:rPr>
-                <w:rFonts w:ascii="Microsoft YaHei" w:hAnsi="Microsoft YaHei" w:eastAsia="Microsoft YaHei"/>
-                <w:b w:val="0"/>
-                <w:sz w:val="17"/>
-              </w:rPr>
-              <w:t>娱乐分类、Windows 系统媒体按键</w:t>
-            </w:r>
-          </w:p>
-        </w:tc>
-      </w:tr>
-      <w:tr>
-        <w:tc>
-          <w:tcPr>
-            <w:tcW w:type="dxa" w:w="1757"/>
-            <w:vAlign w:val="center"/>
-            <w:shd w:fill="F3F7F9"/>
-          </w:tcPr>
-          <w:p>
-            <w:r/>
-            <w:r>
-              <w:rPr>
-                <w:rFonts w:ascii="Microsoft YaHei" w:hAnsi="Microsoft YaHei" w:eastAsia="Microsoft YaHei"/>
-                <w:b w:val="0"/>
-                <w:sz w:val="17"/>
-              </w:rPr>
-              <w:t>便携使用场景</w:t>
-            </w:r>
-          </w:p>
-        </w:tc>
-        <w:tc>
-          <w:tcPr>
-            <w:tcW w:type="dxa" w:w="2948"/>
-            <w:vAlign w:val="center"/>
-            <w:shd w:fill="F3F7F9"/>
-          </w:tcPr>
-          <w:p>
-            <w:r/>
-            <w:r>
-              <w:rPr>
-                <w:rFonts w:ascii="Microsoft YaHei" w:hAnsi="Microsoft YaHei" w:eastAsia="Microsoft YaHei"/>
-                <w:b w:val="0"/>
-                <w:sz w:val="17"/>
-              </w:rPr>
-              <w:t>无需安装、无需管理员权限</w:t>
-            </w:r>
-          </w:p>
-        </w:tc>
-        <w:tc>
-          <w:tcPr>
-            <w:tcW w:type="dxa" w:w="4195"/>
-            <w:vAlign w:val="center"/>
-            <w:shd w:fill="F3F7F9"/>
-          </w:tcPr>
-          <w:p>
-            <w:r/>
-            <w:r>
-              <w:rPr>
-                <w:rFonts w:ascii="Microsoft YaHei" w:hAnsi="Microsoft YaHei" w:eastAsia="Microsoft YaHei"/>
-                <w:b w:val="0"/>
-                <w:sz w:val="17"/>
-              </w:rPr>
-              <w:t>单文件 EXE、用户级自启动</w:t>
-            </w:r>
-          </w:p>
-        </w:tc>
-      </w:tr>
-    </w:tbl>
-    <w:p>
-      <w:pPr>
-        <w:spacing w:after="0"/>
-      </w:pPr>
-    </w:p>
-    <w:p>
-      <w:pPr>
-        <w:pStyle w:val="Heading1"/>
-      </w:pPr>
-      <w:r>
-        <w:t>2　交付物与运行环境</w:t>
-      </w:r>
-    </w:p>
-    <w:p>
-      <w:pPr>
-        <w:pStyle w:val="Heading2"/>
-      </w:pPr>
-      <w:r>
-        <w:t>2.1 最终交付目录</w:t>
-      </w:r>
-    </w:p>
-    <w:p>
-      <w:r>
-        <w:t>交付目录仅保留便携程序、本说明书以及本地 Git 配置。程序运行产生的数据不会写回 EXE，而是保存在当前 Windows 用户的应用数据目录中。</w:t>
-      </w:r>
-    </w:p>
-    <w:p>
-      <w:pPr>
-        <w:pStyle w:val="Heading2"/>
-      </w:pPr>
-      <w:r>
-        <w:t>2.2 系统要求</w:t>
-      </w:r>
-    </w:p>
-    <w:tbl>
-      <w:tblPr>
-        <w:tblStyle w:val="TableGrid"/>
-        <w:tblW w:type="auto" w:w="0"/>
-        <w:jc w:val="center"/>
-        <w:tblLook w:firstColumn="1" w:firstRow="1" w:lastColumn="0" w:lastRow="0" w:noHBand="0" w:noVBand="1" w:val="04A0"/>
-      </w:tblPr>
-      <w:tblGrid>
-        <w:gridCol w:w="4873"/>
-        <w:gridCol w:w="4873"/>
-      </w:tblGrid>
-      <w:tr>
-        <w:tc>
-          <w:tcPr>
-            <w:tcW w:type="dxa" w:w="1814"/>
-            <w:vAlign w:val="center"/>
-            <w:shd w:fill="168ECB"/>
-          </w:tcPr>
-          <w:p>
-            <w:r/>
-            <w:r>
-              <w:rPr>
-                <w:rFonts w:ascii="Microsoft YaHei" w:hAnsi="Microsoft YaHei" w:eastAsia="Microsoft YaHei"/>
-                <w:b/>
-                <w:color w:val="FFFFFF"/>
-                <w:sz w:val="18"/>
-              </w:rPr>
-              <w:t>项目</w:t>
-            </w:r>
-          </w:p>
-        </w:tc>
-        <w:tc>
-          <w:tcPr>
-            <w:tcW w:type="dxa" w:w="7087"/>
-            <w:vAlign w:val="center"/>
-            <w:shd w:fill="168ECB"/>
-          </w:tcPr>
-          <w:p>
-            <w:r/>
-            <w:r>
-              <w:rPr>
-                <w:rFonts w:ascii="Microsoft YaHei" w:hAnsi="Microsoft YaHei" w:eastAsia="Microsoft YaHei"/>
-                <w:b/>
-                <w:color w:val="FFFFFF"/>
-                <w:sz w:val="18"/>
-              </w:rPr>
-              <w:t>要求</w:t>
+              <w:t>目录收藏、本地搜索、排序、缩略图和原生文件操作。</w:t>
             </w:r>
           </w:p>
         </w:tc>
@@ -1048,66 +1024,28 @@
             <w:r/>
             <w:r>
               <w:rPr>
-                <w:rFonts w:ascii="Microsoft YaHei" w:hAnsi="Microsoft YaHei" w:eastAsia="Microsoft YaHei"/>
+                <w:rFonts w:ascii="Microsoft YaHei UI" w:hAnsi="Microsoft YaHei UI" w:eastAsia="Microsoft YaHei UI"/>
                 <w:b w:val="0"/>
-                <w:sz w:val="17"/>
+                <w:sz w:val="18"/>
               </w:rPr>
-              <w:t>操作系统</w:t>
+              <w:t>组件</w:t>
             </w:r>
           </w:p>
         </w:tc>
         <w:tc>
           <w:tcPr>
-            <w:tcW w:type="dxa" w:w="7087"/>
+            <w:tcW w:type="dxa" w:w="7654"/>
             <w:vAlign w:val="center"/>
           </w:tcPr>
           <w:p>
             <w:r/>
             <w:r>
               <w:rPr>
-                <w:rFonts w:ascii="Microsoft YaHei" w:hAnsi="Microsoft YaHei" w:eastAsia="Microsoft YaHei"/>
+                <w:rFonts w:ascii="Microsoft YaHei UI" w:hAnsi="Microsoft YaHei UI" w:eastAsia="Microsoft YaHei UI"/>
                 <w:b w:val="0"/>
-                <w:sz w:val="17"/>
+                <w:sz w:val="18"/>
               </w:rPr>
-              <w:t>Windows 10 21H2 或更高版本；推荐 Windows 11</w:t>
-            </w:r>
-          </w:p>
-        </w:tc>
-      </w:tr>
-      <w:tr>
-        <w:tc>
-          <w:tcPr>
-            <w:tcW w:type="dxa" w:w="1814"/>
-            <w:vAlign w:val="center"/>
-            <w:shd w:fill="F3F7F9"/>
-          </w:tcPr>
-          <w:p>
-            <w:r/>
-            <w:r>
-              <w:rPr>
-                <w:rFonts w:ascii="Microsoft YaHei" w:hAnsi="Microsoft YaHei" w:eastAsia="Microsoft YaHei"/>
-                <w:b w:val="0"/>
-                <w:sz w:val="17"/>
-              </w:rPr>
-              <w:t>处理器</w:t>
-            </w:r>
-          </w:p>
-        </w:tc>
-        <w:tc>
-          <w:tcPr>
-            <w:tcW w:type="dxa" w:w="7087"/>
-            <w:vAlign w:val="center"/>
-            <w:shd w:fill="F3F7F9"/>
-          </w:tcPr>
-          <w:p>
-            <w:r/>
-            <w:r>
-              <w:rPr>
-                <w:rFonts w:ascii="Microsoft YaHei" w:hAnsi="Microsoft YaHei" w:eastAsia="Microsoft YaHei"/>
-                <w:b w:val="0"/>
-                <w:sz w:val="17"/>
-              </w:rPr>
-              <w:t>x64 Intel/AMD 处理器</w:t>
+              <w:t>天气与 Windows 媒体会话。</w:t>
             </w:r>
           </w:p>
         </w:tc>
@@ -1122,28 +1060,495 @@
             <w:r/>
             <w:r>
               <w:rPr>
-                <w:rFonts w:ascii="Microsoft YaHei" w:hAnsi="Microsoft YaHei" w:eastAsia="Microsoft YaHei"/>
+                <w:rFonts w:ascii="Microsoft YaHei UI" w:hAnsi="Microsoft YaHei UI" w:eastAsia="Microsoft YaHei UI"/>
                 <w:b w:val="0"/>
-                <w:sz w:val="17"/>
+                <w:sz w:val="18"/>
               </w:rPr>
-              <w:t>权限</w:t>
+              <w:t>设置</w:t>
             </w:r>
           </w:p>
         </w:tc>
         <w:tc>
           <w:tcPr>
-            <w:tcW w:type="dxa" w:w="7087"/>
+            <w:tcW w:type="dxa" w:w="7654"/>
             <w:vAlign w:val="center"/>
           </w:tcPr>
           <w:p>
             <w:r/>
             <w:r>
               <w:rPr>
-                <w:rFonts w:ascii="Microsoft YaHei" w:hAnsi="Microsoft YaHei" w:eastAsia="Microsoft YaHei"/>
+                <w:rFonts w:ascii="Microsoft YaHei UI" w:hAnsi="Microsoft YaHei UI" w:eastAsia="Microsoft YaHei UI"/>
                 <w:b w:val="0"/>
-                <w:sz w:val="17"/>
+                <w:sz w:val="18"/>
               </w:rPr>
-              <w:t>普通用户权限；无需管理员安装</w:t>
+              <w:t>常规、外观、文件格子、功能格子。</w:t>
+            </w:r>
+          </w:p>
+        </w:tc>
+      </w:tr>
+    </w:tbl>
+    <w:p/>
+    <w:p>
+      <w:pPr>
+        <w:pStyle w:val="Heading2"/>
+        <w:keepNext/>
+      </w:pPr>
+      <w:r>
+        <w:t>3.2 视觉规范</w:t>
+      </w:r>
+    </w:p>
+    <w:p>
+      <w:pPr>
+        <w:pStyle w:val="ListBullet"/>
+        <w:spacing w:after="60" w:line="300" w:lineRule="auto"/>
+      </w:pPr>
+      <w:r>
+        <w:t>Windows 原生深色为默认主题，同时支持浅色与跟随系统。</w:t>
+      </w:r>
+    </w:p>
+    <w:p>
+      <w:pPr>
+        <w:pStyle w:val="ListBullet"/>
+        <w:spacing w:after="60" w:line="300" w:lineRule="auto"/>
+      </w:pPr>
+      <w:r>
+        <w:t>主强调色为 Windows 蓝；分类仅用 1px 色线和轻量色块识别，不使用花哨渐变文字。</w:t>
+      </w:r>
+    </w:p>
+    <w:p>
+      <w:pPr>
+        <w:pStyle w:val="ListBullet"/>
+        <w:spacing w:after="60" w:line="300" w:lineRule="auto"/>
+      </w:pPr>
+      <w:r>
+        <w:t>字体优先 Segoe UI Variable、Segoe UI、Microsoft YaHei UI；图标来自 Segoe Fluent Icons。</w:t>
+      </w:r>
+    </w:p>
+    <w:p>
+      <w:pPr>
+        <w:pStyle w:val="ListBullet"/>
+        <w:spacing w:after="60" w:line="300" w:lineRule="auto"/>
+      </w:pPr>
+      <w:r>
+        <w:t>触控目标通常为 30–40px；键盘焦点使用 2px 蓝色外框；支持 prefers-reduced-motion。</w:t>
+      </w:r>
+    </w:p>
+    <w:p>
+      <w:pPr>
+        <w:pStyle w:val="ListBullet"/>
+        <w:spacing w:after="60" w:line="300" w:lineRule="auto"/>
+      </w:pPr>
+      <w:r>
+        <w:t>页面只允许纵向滚动，测试保证 500px 宽度下无横向溢出。</w:t>
+      </w:r>
+    </w:p>
+    <w:p>
+      <w:r>
+        <w:drawing>
+          <wp:inline xmlns:a="http://schemas.openxmlformats.org/drawingml/2006/main" xmlns:pic="http://schemas.openxmlformats.org/drawingml/2006/picture">
+            <wp:extent cx="3246120" cy="5284621"/>
+            <wp:docPr id="1" name="Picture 1"/>
+            <wp:cNvGraphicFramePr>
+              <a:graphicFrameLocks noChangeAspect="1"/>
+            </wp:cNvGraphicFramePr>
+            <a:graphic>
+              <a:graphicData uri="http://schemas.openxmlformats.org/drawingml/2006/picture">
+                <pic:pic>
+                  <pic:nvPicPr>
+                    <pic:cNvPr id="0" name="electron-widget-dock.png"/>
+                    <pic:cNvPicPr/>
+                  </pic:nvPicPr>
+                  <pic:blipFill>
+                    <a:blip r:embed="rId11"/>
+                    <a:stretch>
+                      <a:fillRect/>
+                    </a:stretch>
+                  </pic:blipFill>
+                  <pic:spPr>
+                    <a:xfrm>
+                      <a:off x="0" y="0"/>
+                      <a:ext cx="3246120" cy="5284621"/>
+                    </a:xfrm>
+                    <a:prstGeom prst="rect"/>
+                  </pic:spPr>
+                </pic:pic>
+              </a:graphicData>
+            </a:graphic>
+          </wp:inline>
+        </w:drawing>
+      </w:r>
+    </w:p>
+    <w:p>
+      <w:pPr>
+        <w:jc w:val="center"/>
+      </w:pPr>
+      <w:r>
+        <w:rPr>
+          <w:i/>
+        </w:rPr>
+        <w:t>图 3-1　桌面仓主界面（真实 Windows 图标）</w:t>
+      </w:r>
+    </w:p>
+    <w:p>
+      <w:pPr>
+        <w:pStyle w:val="Heading1"/>
+        <w:keepNext/>
+      </w:pPr>
+      <w:r>
+        <w:t>4　桌面仓与快捷方式分类</w:t>
+      </w:r>
+    </w:p>
+    <w:p>
+      <w:pPr>
+        <w:pStyle w:val="Heading2"/>
+        <w:keepNext/>
+      </w:pPr>
+      <w:r>
+        <w:t>4.1 扫描范围与图标</w:t>
+      </w:r>
+    </w:p>
+    <w:p>
+      <w:pPr>
+        <w:spacing w:after="120" w:line="324" w:lineRule="auto"/>
+      </w:pPr>
+      <w:r>
+        <w:t>桌面模块扫描当前用户桌面、公共桌面和 DesktopDock 专用快捷方式保管区，只接受 .lnk、.url 与 .appref-ms。主进程解析快捷方式显式图标、目标文件图标或 Shell 后备图标，再转换为 PNG Data URL 返回渲染进程。渲染进程永远不接收真实完整路径。</w:t>
+      </w:r>
+    </w:p>
+    <w:p>
+      <w:pPr>
+        <w:pStyle w:val="Heading2"/>
+        <w:keepNext/>
+      </w:pPr>
+      <w:r>
+        <w:t>4.2 自动收纳</w:t>
+      </w:r>
+    </w:p>
+    <w:p>
+      <w:pPr>
+        <w:spacing w:after="120" w:line="324" w:lineRule="auto"/>
+      </w:pPr>
+      <w:r>
+        <w:t>“自动收纳桌面快捷方式”默认开启。启动时，当前用户桌面上的普通快捷方式会移动到当前用户 DesktopDock 数据目录中的 desktop-shortcuts 保管区，桌面仓继续显示并可启动这些快捷方式。此电脑、回收站、控制面板等系统图标由 Explorer 管理，不是普通快捷方式文件，因此不会被移动或删除。</w:t>
+      </w:r>
+    </w:p>
+    <w:p>
+      <w:pPr>
+        <w:spacing w:after="120" w:line="324" w:lineRule="auto"/>
+      </w:pPr>
+      <w:r>
+        <w:t>公共桌面快捷方式通常由所有用户共享并可能需要管理员权限，DesktopDock 只读展示，不自动移动。界面会单独显示公共桌面只读数量。</w:t>
+      </w:r>
+    </w:p>
+    <w:p>
+      <w:pPr>
+        <w:pStyle w:val="Heading2"/>
+        <w:keepNext/>
+      </w:pPr>
+      <w:r>
+        <w:t>4.3 用户分类</w:t>
+      </w:r>
+    </w:p>
+    <w:p>
+      <w:pPr>
+        <w:pStyle w:val="ListBullet"/>
+        <w:spacing w:after="60" w:line="300" w:lineRule="auto"/>
+      </w:pPr>
+      <w:r>
+        <w:t>桌面仓是固定入口，不可删除；不再自动生成办公、开发、娱乐等分类。</w:t>
+      </w:r>
+    </w:p>
+    <w:p>
+      <w:pPr>
+        <w:pStyle w:val="ListBullet"/>
+        <w:spacing w:after="60" w:line="300" w:lineRule="auto"/>
+      </w:pPr>
+      <w:r>
+        <w:t>新分类只要求名称和识别色；所有分类均可改名或删除。</w:t>
+      </w:r>
+    </w:p>
+    <w:p>
+      <w:pPr>
+        <w:pStyle w:val="ListBullet"/>
+        <w:spacing w:after="60" w:line="300" w:lineRule="auto"/>
+      </w:pPr>
+      <w:r>
+        <w:t>删除分类会把其中快捷方式移回桌面仓，不删除快捷方式本体。</w:t>
+      </w:r>
+    </w:p>
+    <w:p>
+      <w:pPr>
+        <w:pStyle w:val="ListBullet"/>
+        <w:spacing w:after="60" w:line="300" w:lineRule="auto"/>
+      </w:pPr>
+      <w:r>
+        <w:t>把仓内快捷方式拖到分类卡即可归类；也可从 Windows 桌面直接拖到桌面仓或分类。</w:t>
+      </w:r>
+    </w:p>
+    <w:p>
+      <w:pPr>
+        <w:pStyle w:val="ListBullet"/>
+        <w:spacing w:after="60" w:line="300" w:lineRule="auto"/>
+      </w:pPr>
+      <w:r>
+        <w:t>每个快捷方式的省略号菜单提供“移动到分类”替代操作，满足不便拖动时的使用需求。</w:t>
+      </w:r>
+    </w:p>
+    <w:p>
+      <w:pPr>
+        <w:pStyle w:val="ListBullet"/>
+        <w:spacing w:after="60" w:line="300" w:lineRule="auto"/>
+      </w:pPr>
+      <w:r>
+        <w:t>双击快捷方式或选中后按 Enter 可启动目标。</w:t>
+      </w:r>
+    </w:p>
+    <w:p>
+      <w:pPr>
+        <w:pStyle w:val="Heading2"/>
+        <w:keepNext/>
+      </w:pPr>
+      <w:r>
+        <w:t>4.4 拖入与冲突策略</w:t>
+      </w:r>
+    </w:p>
+    <w:p>
+      <w:pPr>
+        <w:spacing w:after="120" w:line="324" w:lineRule="auto"/>
+      </w:pPr>
+      <w:r>
+        <w:t>从当前用户桌面拖入时使用安全移动，从其他目录拖入时复制快捷方式，避免意外破坏原文件。目标同名时自动生成“名称 (1)”等安全文件名，不覆盖已有内容。一次最多处理 100 个路径，非快捷方式会被跳过并报告数量。</w:t>
+      </w:r>
+    </w:p>
+    <w:p>
+      <w:pPr>
+        <w:pStyle w:val="Heading1"/>
+        <w:keepNext/>
+      </w:pPr>
+      <w:r>
+        <w:t>5　文件、待办、天气与媒体</w:t>
+      </w:r>
+    </w:p>
+    <w:p>
+      <w:pPr>
+        <w:pStyle w:val="Heading2"/>
+        <w:keepNext/>
+      </w:pPr>
+      <w:r>
+        <w:t>5.1 文件格子</w:t>
+      </w:r>
+    </w:p>
+    <w:p>
+      <w:pPr>
+        <w:pStyle w:val="ListBullet"/>
+        <w:spacing w:after="60" w:line="300" w:lineRule="auto"/>
+      </w:pPr>
+      <w:r>
+        <w:t>预置桌面、下载、文档、图片、视频；可收藏和移除其他目录。</w:t>
+      </w:r>
+    </w:p>
+    <w:p>
+      <w:pPr>
+        <w:pStyle w:val="ListBullet"/>
+        <w:spacing w:after="60" w:line="300" w:lineRule="auto"/>
+      </w:pPr>
+      <w:r>
+        <w:t>本地 SQLite 索引限制扫描深度和单根目录数量，忽略 node_modules、.git、回收站等目录。</w:t>
+      </w:r>
+    </w:p>
+    <w:p>
+      <w:pPr>
+        <w:pStyle w:val="ListBullet"/>
+        <w:spacing w:after="60" w:line="300" w:lineRule="auto"/>
+      </w:pPr>
+      <w:r>
+        <w:t>支持当前模块搜索，按最近修改、名称或大小排序；支持图标和列表布局。</w:t>
+      </w:r>
+    </w:p>
+    <w:p>
+      <w:pPr>
+        <w:pStyle w:val="ListBullet"/>
+        <w:spacing w:after="60" w:line="300" w:lineRule="auto"/>
+      </w:pPr>
+      <w:r>
+        <w:t>PNG、JPEG、GIF、BMP、WebP 使用真实缩略图，其他文件显示扩展名标记。</w:t>
+      </w:r>
+    </w:p>
+    <w:p>
+      <w:pPr>
+        <w:pStyle w:val="ListBullet"/>
+        <w:spacing w:after="60" w:line="300" w:lineRule="auto"/>
+      </w:pPr>
+      <w:r>
+        <w:t>支持拖入复制、打开、在资源管理器中显示、重命名和移到 Windows 回收站。</w:t>
+      </w:r>
+    </w:p>
+    <w:p>
+      <w:pPr>
+        <w:pStyle w:val="ListBullet"/>
+        <w:spacing w:after="60" w:line="300" w:lineRule="auto"/>
+      </w:pPr>
+      <w:r>
+        <w:t>拖入文件会复制到选中目录，原文件保留；删除调用回收站而非直接永久删除。</w:t>
+      </w:r>
+    </w:p>
+    <w:p>
+      <w:pPr>
+        <w:pStyle w:val="Heading2"/>
+        <w:keepNext/>
+      </w:pPr>
+      <w:r>
+        <w:t>5.2 待办</w:t>
+      </w:r>
+    </w:p>
+    <w:p>
+      <w:pPr>
+        <w:pStyle w:val="ListBullet"/>
+        <w:spacing w:after="60" w:line="300" w:lineRule="auto"/>
+      </w:pPr>
+      <w:r>
+        <w:t>任务字段包括标题、备注、八种颜色、截止时间、提醒时间、重复规则和最多 20 个附件路径。</w:t>
+      </w:r>
+    </w:p>
+    <w:p>
+      <w:pPr>
+        <w:pStyle w:val="ListBullet"/>
+        <w:spacing w:after="60" w:line="300" w:lineRule="auto"/>
+      </w:pPr>
+      <w:r>
+        <w:t>任务可拖动排序；可单项完成/恢复，也可进入批量模式完成或删除所选任务。</w:t>
+      </w:r>
+    </w:p>
+    <w:p>
+      <w:pPr>
+        <w:pStyle w:val="ListBullet"/>
+        <w:spacing w:after="60" w:line="300" w:lineRule="auto"/>
+      </w:pPr>
+      <w:r>
+        <w:t>提醒到期后由 Electron 调用 Windows 系统通知；提醒仅在 DesktopDock 运行期间触发。</w:t>
+      </w:r>
+    </w:p>
+    <w:p>
+      <w:pPr>
+        <w:pStyle w:val="ListBullet"/>
+        <w:spacing w:after="60" w:line="300" w:lineRule="auto"/>
+      </w:pPr>
+      <w:r>
+        <w:t>每天、每周或每月重复的任务在首次完成时自动创建下一期，保留备注、颜色和附件。</w:t>
+      </w:r>
+    </w:p>
+    <w:p>
+      <w:pPr>
+        <w:pStyle w:val="ListBullet"/>
+        <w:spacing w:after="60" w:line="300" w:lineRule="auto"/>
+      </w:pPr>
+      <w:r>
+        <w:t>附件只保存本机路径，不复制或上传文件；路径失效不会删除任务。</w:t>
+      </w:r>
+    </w:p>
+    <w:p>
+      <w:pPr>
+        <w:pStyle w:val="Heading2"/>
+        <w:keepNext/>
+      </w:pPr>
+      <w:r>
+        <w:t>5.3 天气</w:t>
+      </w:r>
+    </w:p>
+    <w:p>
+      <w:pPr>
+        <w:spacing w:after="120" w:line="324" w:lineRule="auto"/>
+      </w:pPr>
+      <w:r>
+        <w:t>天气由 Open-Meteo 地理编码与预报接口提供，缓存 30 分钟。支持设置页手动城市，也支持天气页请求当前位置；系统定位需要 Windows 位置权限。显示当前温度、体感、湿度、风速、气压、降水概率、未来六小时和七天预报，以及日出、日落、紫外线等已缓存字段。标准、紧凑、逐小时和周预报四种布局可循环切换，背景随晴、多云、降水轻量变化。</w:t>
+      </w:r>
+    </w:p>
+    <w:p>
+      <w:pPr>
+        <w:pStyle w:val="Heading2"/>
+        <w:keepNext/>
+      </w:pPr>
+      <w:r>
+        <w:t>5.4 Windows 媒体</w:t>
+      </w:r>
+    </w:p>
+    <w:p>
+      <w:pPr>
+        <w:spacing w:after="120" w:line="324" w:lineRule="auto"/>
+      </w:pPr>
+      <w:r>
+        <w:t>媒体模块通过 Windows Global System Media Transport Controls 读取当前活动会话的曲名、艺术家、播放状态、位置和时长，并通过系统媒体键发送上一首、播放/暂停、下一首、音量降低和音量提高。是否返回封面、随机或循环能力由具体播放器实现；为保持播放器兼容性，当前版本不伪造通用随机/循环命令，也不缓存受版权保护的封面。</w:t>
+      </w:r>
+    </w:p>
+    <w:p>
+      <w:pPr>
+        <w:pStyle w:val="Heading1"/>
+        <w:keepNext/>
+      </w:pPr>
+      <w:r>
+        <w:t>6　设置、数据与安全</w:t>
+      </w:r>
+    </w:p>
+    <w:p>
+      <w:pPr>
+        <w:pStyle w:val="Heading2"/>
+        <w:keepNext/>
+      </w:pPr>
+      <w:r>
+        <w:t>6.1 设置分组</w:t>
+      </w:r>
+    </w:p>
+    <w:tbl>
+      <w:tblPr>
+        <w:tblStyle w:val="LightShading-Accent1"/>
+        <w:tblW w:type="auto" w:w="0"/>
+        <w:jc w:val="center"/>
+        <w:tblLayout w:type="fixed"/>
+        <w:tblLook w:firstColumn="1" w:firstRow="1" w:lastColumn="0" w:lastRow="0" w:noHBand="0" w:noVBand="1" w:val="04A0"/>
+      </w:tblPr>
+      <w:tblGrid>
+        <w:gridCol w:w="4844"/>
+        <w:gridCol w:w="4844"/>
+      </w:tblGrid>
+      <w:tr>
+        <w:trPr>
+          <w:tblHeader w:val="true"/>
+        </w:trPr>
+        <w:tc>
+          <w:tcPr>
+            <w:tcW w:type="dxa" w:w="1928"/>
+            <w:vAlign w:val="center"/>
+            <w:shd w:fill="1677FF"/>
+          </w:tcPr>
+          <w:p>
+            <w:r/>
+            <w:r>
+              <w:rPr>
+                <w:rFonts w:ascii="Microsoft YaHei UI" w:hAnsi="Microsoft YaHei UI" w:eastAsia="Microsoft YaHei UI"/>
+                <w:b/>
+                <w:color w:val="FFFFFF"/>
+                <w:sz w:val="18"/>
+              </w:rPr>
+              <w:t>分组</w:t>
+            </w:r>
+          </w:p>
+        </w:tc>
+        <w:tc>
+          <w:tcPr>
+            <w:tcW w:type="dxa" w:w="7540"/>
+            <w:vAlign w:val="center"/>
+            <w:shd w:fill="1677FF"/>
+          </w:tcPr>
+          <w:p>
+            <w:r/>
+            <w:r>
+              <w:rPr>
+                <w:rFonts w:ascii="Microsoft YaHei UI" w:hAnsi="Microsoft YaHei UI" w:eastAsia="Microsoft YaHei UI"/>
+                <w:b/>
+                <w:color w:val="FFFFFF"/>
+                <w:sz w:val="18"/>
+              </w:rPr>
+              <w:t>设置</w:t>
             </w:r>
           </w:p>
         </w:tc>
@@ -1151,37 +1556,276 @@
       <w:tr>
         <w:tc>
           <w:tcPr>
-            <w:tcW w:type="dxa" w:w="1814"/>
+            <w:tcW w:type="dxa" w:w="1928"/>
             <w:vAlign w:val="center"/>
-            <w:shd w:fill="F3F7F9"/>
           </w:tcPr>
           <w:p>
             <w:r/>
             <w:r>
               <w:rPr>
-                <w:rFonts w:ascii="Microsoft YaHei" w:hAnsi="Microsoft YaHei" w:eastAsia="Microsoft YaHei"/>
+                <w:rFonts w:ascii="Microsoft YaHei UI" w:hAnsi="Microsoft YaHei UI" w:eastAsia="Microsoft YaHei UI"/>
                 <w:b w:val="0"/>
-                <w:sz w:val="17"/>
+                <w:sz w:val="18"/>
               </w:rPr>
-              <w:t>显示</w:t>
+              <w:t>常规</w:t>
             </w:r>
           </w:p>
         </w:tc>
         <w:tc>
           <w:tcPr>
-            <w:tcW w:type="dxa" w:w="7087"/>
+            <w:tcW w:type="dxa" w:w="7540"/>
             <w:vAlign w:val="center"/>
-            <w:shd w:fill="F3F7F9"/>
           </w:tcPr>
           <w:p>
             <w:r/>
             <w:r>
               <w:rPr>
-                <w:rFonts w:ascii="Microsoft YaHei" w:hAnsi="Microsoft YaHei" w:eastAsia="Microsoft YaHei"/>
+                <w:rFonts w:ascii="Microsoft YaHei UI" w:hAnsi="Microsoft YaHei UI" w:eastAsia="Microsoft YaHei UI"/>
                 <w:b w:val="0"/>
-                <w:sz w:val="17"/>
+                <w:sz w:val="18"/>
               </w:rPr>
-              <w:t>支持系统 DPI 缩放；建议可用工作区宽度大于 900px</w:t>
+              <w:t>开机启动、自动收纳桌面快捷方式。</w:t>
+            </w:r>
+          </w:p>
+        </w:tc>
+      </w:tr>
+      <w:tr>
+        <w:tc>
+          <w:tcPr>
+            <w:tcW w:type="dxa" w:w="1928"/>
+            <w:vAlign w:val="center"/>
+          </w:tcPr>
+          <w:p>
+            <w:r/>
+            <w:r>
+              <w:rPr>
+                <w:rFonts w:ascii="Microsoft YaHei UI" w:hAnsi="Microsoft YaHei UI" w:eastAsia="Microsoft YaHei UI"/>
+                <w:b w:val="0"/>
+                <w:sz w:val="18"/>
+              </w:rPr>
+              <w:t>外观</w:t>
+            </w:r>
+          </w:p>
+        </w:tc>
+        <w:tc>
+          <w:tcPr>
+            <w:tcW w:type="dxa" w:w="7540"/>
+            <w:vAlign w:val="center"/>
+          </w:tcPr>
+          <w:p>
+            <w:r/>
+            <w:r>
+              <w:rPr>
+                <w:rFonts w:ascii="Microsoft YaHei UI" w:hAnsi="Microsoft YaHei UI" w:eastAsia="Microsoft YaHei UI"/>
+                <w:b w:val="0"/>
+                <w:sz w:val="18"/>
+              </w:rPr>
+              <w:t>深色、浅色、跟随系统。</w:t>
+            </w:r>
+          </w:p>
+        </w:tc>
+      </w:tr>
+      <w:tr>
+        <w:tc>
+          <w:tcPr>
+            <w:tcW w:type="dxa" w:w="1928"/>
+            <w:vAlign w:val="center"/>
+          </w:tcPr>
+          <w:p>
+            <w:r/>
+            <w:r>
+              <w:rPr>
+                <w:rFonts w:ascii="Microsoft YaHei UI" w:hAnsi="Microsoft YaHei UI" w:eastAsia="Microsoft YaHei UI"/>
+                <w:b w:val="0"/>
+                <w:sz w:val="18"/>
+              </w:rPr>
+              <w:t>文件格子</w:t>
+            </w:r>
+          </w:p>
+        </w:tc>
+        <w:tc>
+          <w:tcPr>
+            <w:tcW w:type="dxa" w:w="7540"/>
+            <w:vAlign w:val="center"/>
+          </w:tcPr>
+          <w:p>
+            <w:r/>
+            <w:r>
+              <w:rPr>
+                <w:rFonts w:ascii="Microsoft YaHei UI" w:hAnsi="Microsoft YaHei UI" w:eastAsia="Microsoft YaHei UI"/>
+                <w:b w:val="0"/>
+                <w:sz w:val="18"/>
+              </w:rPr>
+              <w:t>默认布局、模块开关。</w:t>
+            </w:r>
+          </w:p>
+        </w:tc>
+      </w:tr>
+      <w:tr>
+        <w:tc>
+          <w:tcPr>
+            <w:tcW w:type="dxa" w:w="1928"/>
+            <w:vAlign w:val="center"/>
+          </w:tcPr>
+          <w:p>
+            <w:r/>
+            <w:r>
+              <w:rPr>
+                <w:rFonts w:ascii="Microsoft YaHei UI" w:hAnsi="Microsoft YaHei UI" w:eastAsia="Microsoft YaHei UI"/>
+                <w:b w:val="0"/>
+                <w:sz w:val="18"/>
+              </w:rPr>
+              <w:t>功能格子</w:t>
+            </w:r>
+          </w:p>
+        </w:tc>
+        <w:tc>
+          <w:tcPr>
+            <w:tcW w:type="dxa" w:w="7540"/>
+            <w:vAlign w:val="center"/>
+          </w:tcPr>
+          <w:p>
+            <w:r/>
+            <w:r>
+              <w:rPr>
+                <w:rFonts w:ascii="Microsoft YaHei UI" w:hAnsi="Microsoft YaHei UI" w:eastAsia="Microsoft YaHei UI"/>
+                <w:b w:val="0"/>
+                <w:sz w:val="18"/>
+              </w:rPr>
+              <w:t>待办/天气/媒体开关、天气城市与天气布局。</w:t>
+            </w:r>
+          </w:p>
+        </w:tc>
+      </w:tr>
+    </w:tbl>
+    <w:p/>
+    <w:p>
+      <w:r>
+        <w:drawing>
+          <wp:inline xmlns:a="http://schemas.openxmlformats.org/drawingml/2006/main" xmlns:pic="http://schemas.openxmlformats.org/drawingml/2006/picture">
+            <wp:extent cx="3246120" cy="5284621"/>
+            <wp:docPr id="2" name="Picture 2"/>
+            <wp:cNvGraphicFramePr>
+              <a:graphicFrameLocks noChangeAspect="1"/>
+            </wp:cNvGraphicFramePr>
+            <a:graphic>
+              <a:graphicData uri="http://schemas.openxmlformats.org/drawingml/2006/picture">
+                <pic:pic>
+                  <pic:nvPicPr>
+                    <pic:cNvPr id="0" name="electron-widget-settings.png"/>
+                    <pic:cNvPicPr/>
+                  </pic:nvPicPr>
+                  <pic:blipFill>
+                    <a:blip r:embed="rId12"/>
+                    <a:stretch>
+                      <a:fillRect/>
+                    </a:stretch>
+                  </pic:blipFill>
+                  <pic:spPr>
+                    <a:xfrm>
+                      <a:off x="0" y="0"/>
+                      <a:ext cx="3246120" cy="5284621"/>
+                    </a:xfrm>
+                    <a:prstGeom prst="rect"/>
+                  </pic:spPr>
+                </pic:pic>
+              </a:graphicData>
+            </a:graphic>
+          </wp:inline>
+        </w:drawing>
+      </w:r>
+    </w:p>
+    <w:p>
+      <w:pPr>
+        <w:jc w:val="center"/>
+      </w:pPr>
+      <w:r>
+        <w:rPr>
+          <w:i/>
+        </w:rPr>
+        <w:t>图 6-1　按场景分组后的设置页</w:t>
+      </w:r>
+    </w:p>
+    <w:p>
+      <w:pPr>
+        <w:pStyle w:val="Heading2"/>
+        <w:keepNext/>
+      </w:pPr>
+      <w:r>
+        <w:t>6.2 本地数据</w:t>
+      </w:r>
+    </w:p>
+    <w:tbl>
+      <w:tblPr>
+        <w:tblStyle w:val="LightShading-Accent1"/>
+        <w:tblW w:type="auto" w:w="0"/>
+        <w:jc w:val="center"/>
+        <w:tblLayout w:type="fixed"/>
+        <w:tblLook w:firstColumn="1" w:firstRow="1" w:lastColumn="0" w:lastRow="0" w:noHBand="0" w:noVBand="1" w:val="04A0"/>
+      </w:tblPr>
+      <w:tblGrid>
+        <w:gridCol w:w="3229"/>
+        <w:gridCol w:w="3229"/>
+        <w:gridCol w:w="3229"/>
+      </w:tblGrid>
+      <w:tr>
+        <w:trPr>
+          <w:tblHeader w:val="true"/>
+        </w:trPr>
+        <w:tc>
+          <w:tcPr>
+            <w:tcW w:type="dxa" w:w="1814"/>
+            <w:vAlign w:val="center"/>
+            <w:shd w:fill="1677FF"/>
+          </w:tcPr>
+          <w:p>
+            <w:r/>
+            <w:r>
+              <w:rPr>
+                <w:rFonts w:ascii="Microsoft YaHei UI" w:hAnsi="Microsoft YaHei UI" w:eastAsia="Microsoft YaHei UI"/>
+                <w:b/>
+                <w:color w:val="FFFFFF"/>
+                <w:sz w:val="18"/>
+              </w:rPr>
+              <w:t>数据</w:t>
+            </w:r>
+          </w:p>
+        </w:tc>
+        <w:tc>
+          <w:tcPr>
+            <w:tcW w:type="dxa" w:w="4422"/>
+            <w:vAlign w:val="center"/>
+            <w:shd w:fill="1677FF"/>
+          </w:tcPr>
+          <w:p>
+            <w:r/>
+            <w:r>
+              <w:rPr>
+                <w:rFonts w:ascii="Microsoft YaHei UI" w:hAnsi="Microsoft YaHei UI" w:eastAsia="Microsoft YaHei UI"/>
+                <w:b/>
+                <w:color w:val="FFFFFF"/>
+                <w:sz w:val="18"/>
+              </w:rPr>
+              <w:t>位置/机制</w:t>
+            </w:r>
+          </w:p>
+        </w:tc>
+        <w:tc>
+          <w:tcPr>
+            <w:tcW w:type="dxa" w:w="3288"/>
+            <w:vAlign w:val="center"/>
+            <w:shd w:fill="1677FF"/>
+          </w:tcPr>
+          <w:p>
+            <w:r/>
+            <w:r>
+              <w:rPr>
+                <w:rFonts w:ascii="Microsoft YaHei UI" w:hAnsi="Microsoft YaHei UI" w:eastAsia="Microsoft YaHei UI"/>
+                <w:b/>
+                <w:color w:val="FFFFFF"/>
+                <w:sz w:val="18"/>
+              </w:rPr>
+              <w:t>可恢复性</w:t>
             </w:r>
           </w:p>
         </w:tc>
@@ -1196,1547 +1840,45 @@
             <w:r/>
             <w:r>
               <w:rPr>
-                <w:rFonts w:ascii="Microsoft YaHei" w:hAnsi="Microsoft YaHei" w:eastAsia="Microsoft YaHei"/>
+                <w:rFonts w:ascii="Microsoft YaHei UI" w:hAnsi="Microsoft YaHei UI" w:eastAsia="Microsoft YaHei UI"/>
                 <w:b w:val="0"/>
-                <w:sz w:val="17"/>
+                <w:sz w:val="18"/>
               </w:rPr>
-              <w:t>网络</w:t>
+              <w:t>分类、待办、设置、索引</w:t>
             </w:r>
           </w:p>
         </w:tc>
         <w:tc>
           <w:tcPr>
-            <w:tcW w:type="dxa" w:w="7087"/>
+            <w:tcW w:type="dxa" w:w="4422"/>
             <w:vAlign w:val="center"/>
           </w:tcPr>
           <w:p>
             <w:r/>
             <w:r>
               <w:rPr>
-                <w:rFonts w:ascii="Microsoft YaHei" w:hAnsi="Microsoft YaHei" w:eastAsia="Microsoft YaHei"/>
+                <w:rFonts w:ascii="Microsoft YaHei UI" w:hAnsi="Microsoft YaHei UI" w:eastAsia="Microsoft YaHei UI"/>
                 <w:b w:val="0"/>
-                <w:sz w:val="17"/>
+                <w:sz w:val="18"/>
               </w:rPr>
-              <w:t>仅天气更新需要网络；应用、文件、分类和整理功能均可离线使用</w:t>
-            </w:r>
-          </w:p>
-        </w:tc>
-      </w:tr>
-      <w:tr>
-        <w:tc>
-          <w:tcPr>
-            <w:tcW w:type="dxa" w:w="1814"/>
-            <w:vAlign w:val="center"/>
-            <w:shd w:fill="F3F7F9"/>
-          </w:tcPr>
-          <w:p>
-            <w:r/>
-            <w:r>
-              <w:rPr>
-                <w:rFonts w:ascii="Microsoft YaHei" w:hAnsi="Microsoft YaHei" w:eastAsia="Microsoft YaHei"/>
-                <w:b w:val="0"/>
-                <w:sz w:val="17"/>
-              </w:rPr>
-              <w:t>磁盘</w:t>
+              <w:t>当前用户 AppData 下 data.db</w:t>
             </w:r>
           </w:p>
         </w:tc>
         <w:tc>
           <w:tcPr>
-            <w:tcW w:type="dxa" w:w="7087"/>
-            <w:vAlign w:val="center"/>
-            <w:shd w:fill="F3F7F9"/>
-          </w:tcPr>
-          <w:p>
-            <w:r/>
-            <w:r>
-              <w:rPr>
-                <w:rFonts w:ascii="Microsoft YaHei" w:hAnsi="Microsoft YaHei" w:eastAsia="Microsoft YaHei"/>
-                <w:b w:val="0"/>
-                <w:sz w:val="17"/>
-              </w:rPr>
-              <w:t>建议至少预留 300MB，用于程序、索引数据库及图标缓存</w:t>
-            </w:r>
-          </w:p>
-        </w:tc>
-      </w:tr>
-    </w:tbl>
-    <w:p>
-      <w:pPr>
-        <w:spacing w:after="0"/>
-      </w:pPr>
-    </w:p>
-    <w:p>
-      <w:pPr>
-        <w:pStyle w:val="Heading2"/>
-      </w:pPr>
-      <w:r>
-        <w:t>2.3 启动与退出</w:t>
-      </w:r>
-    </w:p>
-    <w:p>
-      <w:pPr>
-        <w:pStyle w:val="ListNumber"/>
-      </w:pPr>
-      <w:r>
-        <w:t>双击 DesktopDock-0.1.0-Portable.exe。首次运行会扫描开始菜单、用户桌面和公共桌面。</w:t>
-      </w:r>
-    </w:p>
-    <w:p>
-      <w:pPr>
-        <w:pStyle w:val="ListNumber"/>
-      </w:pPr>
-      <w:r>
-        <w:t>组件坞显示在当前屏幕工作区的最右侧，并自动使用工作区高度。</w:t>
-      </w:r>
-    </w:p>
-    <w:p>
-      <w:pPr>
-        <w:pStyle w:val="ListNumber"/>
-      </w:pPr>
-      <w:r>
-        <w:t>单击右上角隐藏按钮或关闭窗口后，程序继续驻留系统托盘。</w:t>
-      </w:r>
-    </w:p>
-    <w:p>
-      <w:pPr>
-        <w:pStyle w:val="ListNumber"/>
-      </w:pPr>
-      <w:r>
-        <w:t>要彻底结束程序，请打开设置并选择“退出桌面舱”，或使用托盘菜单中的“退出”。</w:t>
-      </w:r>
-    </w:p>
-    <w:p>
-      <w:pPr>
-        <w:pStyle w:val="Heading1"/>
-      </w:pPr>
-      <w:r>
-        <w:t>3　界面与交互设计</w:t>
-      </w:r>
-    </w:p>
-    <w:p>
-      <w:pPr>
-        <w:pStyle w:val="Heading2"/>
-      </w:pPr>
-      <w:r>
-        <w:t>3.1 总体布局</w:t>
-      </w:r>
-    </w:p>
-    <w:p>
-      <w:r>
-        <w:t>主界面采用约 500 CSS 像素宽的右侧吸附布局，纵向占满 Windows 工作区。顶部依次为品牌与窗口操作栏、全局搜索框；中部为可滚动双列组件区；底部为应用和快捷方式数量、本地运行状态及设置入口。</w:t>
-      </w:r>
-    </w:p>
-    <w:tbl>
-      <w:tblPr>
-        <w:tblStyle w:val="TableGrid"/>
-        <w:tblW w:type="auto" w:w="0"/>
-        <w:jc w:val="center"/>
-        <w:tblLook w:firstColumn="1" w:firstRow="1" w:lastColumn="0" w:lastRow="0" w:noHBand="0" w:noVBand="1" w:val="04A0"/>
-      </w:tblPr>
-      <w:tblGrid>
-        <w:gridCol w:w="3249"/>
-        <w:gridCol w:w="3249"/>
-        <w:gridCol w:w="3249"/>
-      </w:tblGrid>
-      <w:tr>
-        <w:tc>
-          <w:tcPr>
-            <w:tcW w:type="dxa" w:w="1531"/>
-            <w:vAlign w:val="center"/>
-            <w:shd w:fill="168ECB"/>
-          </w:tcPr>
-          <w:p>
-            <w:r/>
-            <w:r>
-              <w:rPr>
-                <w:rFonts w:ascii="Microsoft YaHei" w:hAnsi="Microsoft YaHei" w:eastAsia="Microsoft YaHei"/>
-                <w:b/>
-                <w:color w:val="FFFFFF"/>
-                <w:sz w:val="18"/>
-              </w:rPr>
-              <w:t>区域</w:t>
-            </w:r>
-          </w:p>
-        </w:tc>
-        <w:tc>
-          <w:tcPr>
-            <w:tcW w:type="dxa" w:w="3969"/>
-            <w:vAlign w:val="center"/>
-            <w:shd w:fill="168ECB"/>
-          </w:tcPr>
-          <w:p>
-            <w:r/>
-            <w:r>
-              <w:rPr>
-                <w:rFonts w:ascii="Microsoft YaHei" w:hAnsi="Microsoft YaHei" w:eastAsia="Microsoft YaHei"/>
-                <w:b/>
-                <w:color w:val="FFFFFF"/>
-                <w:sz w:val="18"/>
-              </w:rPr>
-              <w:t>主要内容</w:t>
-            </w:r>
-          </w:p>
-        </w:tc>
-        <w:tc>
-          <w:tcPr>
-            <w:tcW w:type="dxa" w:w="3402"/>
-            <w:vAlign w:val="center"/>
-            <w:shd w:fill="168ECB"/>
-          </w:tcPr>
-          <w:p>
-            <w:r/>
-            <w:r>
-              <w:rPr>
-                <w:rFonts w:ascii="Microsoft YaHei" w:hAnsi="Microsoft YaHei" w:eastAsia="Microsoft YaHei"/>
-                <w:b/>
-                <w:color w:val="FFFFFF"/>
-                <w:sz w:val="18"/>
-              </w:rPr>
-              <w:t>交互</w:t>
-            </w:r>
-          </w:p>
-        </w:tc>
-      </w:tr>
-      <w:tr>
-        <w:tc>
-          <w:tcPr>
-            <w:tcW w:type="dxa" w:w="1531"/>
+            <w:tcW w:type="dxa" w:w="3288"/>
             <w:vAlign w:val="center"/>
           </w:tcPr>
           <w:p>
             <w:r/>
             <w:r>
               <w:rPr>
-                <w:rFonts w:ascii="Microsoft YaHei" w:hAnsi="Microsoft YaHei" w:eastAsia="Microsoft YaHei"/>
+                <w:rFonts w:ascii="Microsoft YaHei UI" w:hAnsi="Microsoft YaHei UI" w:eastAsia="Microsoft YaHei UI"/>
                 <w:b w:val="0"/>
-                <w:sz w:val="17"/>
-              </w:rPr>
-              <w:t>顶部栏</w:t>
-            </w:r>
-          </w:p>
-        </w:tc>
-        <w:tc>
-          <w:tcPr>
-            <w:tcW w:type="dxa" w:w="3969"/>
-            <w:vAlign w:val="center"/>
-          </w:tcPr>
-          <w:p>
-            <w:r/>
-            <w:r>
-              <w:rPr>
-                <w:rFonts w:ascii="Microsoft YaHei" w:hAnsi="Microsoft YaHei" w:eastAsia="Microsoft YaHei"/>
-                <w:b w:val="0"/>
-                <w:sz w:val="17"/>
-              </w:rPr>
-              <w:t>品牌、状态、新建分类、设置、刷新、隐藏</w:t>
-            </w:r>
-          </w:p>
-        </w:tc>
-        <w:tc>
-          <w:tcPr>
-            <w:tcW w:type="dxa" w:w="3402"/>
-            <w:vAlign w:val="center"/>
-          </w:tcPr>
-          <w:p>
-            <w:r/>
-            <w:r>
-              <w:rPr>
-                <w:rFonts w:ascii="Microsoft YaHei" w:hAnsi="Microsoft YaHei" w:eastAsia="Microsoft YaHei"/>
-                <w:b w:val="0"/>
-                <w:sz w:val="17"/>
-              </w:rPr>
-              <w:t>图标按钮提供可访问名称和键盘焦点</w:t>
-            </w:r>
-          </w:p>
-        </w:tc>
-      </w:tr>
-      <w:tr>
-        <w:tc>
-          <w:tcPr>
-            <w:tcW w:type="dxa" w:w="1531"/>
-            <w:vAlign w:val="center"/>
-            <w:shd w:fill="F3F7F9"/>
-          </w:tcPr>
-          <w:p>
-            <w:r/>
-            <w:r>
-              <w:rPr>
-                <w:rFonts w:ascii="Microsoft YaHei" w:hAnsi="Microsoft YaHei" w:eastAsia="Microsoft YaHei"/>
-                <w:b w:val="0"/>
-                <w:sz w:val="17"/>
-              </w:rPr>
-              <w:t>搜索栏</w:t>
-            </w:r>
-          </w:p>
-        </w:tc>
-        <w:tc>
-          <w:tcPr>
-            <w:tcW w:type="dxa" w:w="3969"/>
-            <w:vAlign w:val="center"/>
-            <w:shd w:fill="F3F7F9"/>
-          </w:tcPr>
-          <w:p>
-            <w:r/>
-            <w:r>
-              <w:rPr>
-                <w:rFonts w:ascii="Microsoft YaHei" w:hAnsi="Microsoft YaHei" w:eastAsia="Microsoft YaHei"/>
-                <w:b w:val="0"/>
-                <w:sz w:val="17"/>
-              </w:rPr>
-              <w:t>应用、快捷方式和文件统一搜索</w:t>
-            </w:r>
-          </w:p>
-        </w:tc>
-        <w:tc>
-          <w:tcPr>
-            <w:tcW w:type="dxa" w:w="3402"/>
-            <w:vAlign w:val="center"/>
-            <w:shd w:fill="F3F7F9"/>
-          </w:tcPr>
-          <w:p>
-            <w:r/>
-            <w:r>
-              <w:rPr>
-                <w:rFonts w:ascii="Microsoft YaHei" w:hAnsi="Microsoft YaHei" w:eastAsia="Microsoft YaHei"/>
-                <w:b w:val="0"/>
-                <w:sz w:val="17"/>
-              </w:rPr>
-              <w:t>输入即时过滤；上下键选择；Enter 打开；Esc 清空</w:t>
-            </w:r>
-          </w:p>
-        </w:tc>
-      </w:tr>
-      <w:tr>
-        <w:tc>
-          <w:tcPr>
-            <w:tcW w:type="dxa" w:w="1531"/>
-            <w:vAlign w:val="center"/>
-          </w:tcPr>
-          <w:p>
-            <w:r/>
-            <w:r>
-              <w:rPr>
-                <w:rFonts w:ascii="Microsoft YaHei" w:hAnsi="Microsoft YaHei" w:eastAsia="Microsoft YaHei"/>
-                <w:b w:val="0"/>
-                <w:sz w:val="17"/>
-              </w:rPr>
-              <w:t>左列</w:t>
-            </w:r>
-          </w:p>
-        </w:tc>
-        <w:tc>
-          <w:tcPr>
-            <w:tcW w:type="dxa" w:w="3969"/>
-            <w:vAlign w:val="center"/>
-          </w:tcPr>
-          <w:p>
-            <w:r/>
-            <w:r>
-              <w:rPr>
-                <w:rFonts w:ascii="Microsoft YaHei" w:hAnsi="Microsoft YaHei" w:eastAsia="Microsoft YaHei"/>
-                <w:b w:val="0"/>
-                <w:sz w:val="17"/>
-              </w:rPr>
-              <w:t>天气、部分应用分类、桌面快捷方式</w:t>
-            </w:r>
-          </w:p>
-        </w:tc>
-        <w:tc>
-          <w:tcPr>
-            <w:tcW w:type="dxa" w:w="3402"/>
-            <w:vAlign w:val="center"/>
-          </w:tcPr>
-          <w:p>
-            <w:r/>
-            <w:r>
-              <w:rPr>
-                <w:rFonts w:ascii="Microsoft YaHei" w:hAnsi="Microsoft YaHei" w:eastAsia="Microsoft YaHei"/>
-                <w:b w:val="0"/>
-                <w:sz w:val="17"/>
-              </w:rPr>
-              <w:t>纵向组件流，可独立查看与操作</w:t>
-            </w:r>
-          </w:p>
-        </w:tc>
-      </w:tr>
-      <w:tr>
-        <w:tc>
-          <w:tcPr>
-            <w:tcW w:type="dxa" w:w="1531"/>
-            <w:vAlign w:val="center"/>
-            <w:shd w:fill="F3F7F9"/>
-          </w:tcPr>
-          <w:p>
-            <w:r/>
-            <w:r>
-              <w:rPr>
-                <w:rFonts w:ascii="Microsoft YaHei" w:hAnsi="Microsoft YaHei" w:eastAsia="Microsoft YaHei"/>
-                <w:b w:val="0"/>
-                <w:sz w:val="17"/>
-              </w:rPr>
-              <w:t>右列</w:t>
-            </w:r>
-          </w:p>
-        </w:tc>
-        <w:tc>
-          <w:tcPr>
-            <w:tcW w:type="dxa" w:w="3969"/>
-            <w:vAlign w:val="center"/>
-            <w:shd w:fill="F3F7F9"/>
-          </w:tcPr>
-          <w:p>
-            <w:r/>
-            <w:r>
-              <w:rPr>
-                <w:rFonts w:ascii="Microsoft YaHei" w:hAnsi="Microsoft YaHei" w:eastAsia="Microsoft YaHei"/>
-                <w:b w:val="0"/>
-                <w:sz w:val="17"/>
-              </w:rPr>
-              <w:t>日期、媒体控制、其余分类、文件组件</w:t>
-            </w:r>
-          </w:p>
-        </w:tc>
-        <w:tc>
-          <w:tcPr>
-            <w:tcW w:type="dxa" w:w="3402"/>
-            <w:vAlign w:val="center"/>
-            <w:shd w:fill="F3F7F9"/>
-          </w:tcPr>
-          <w:p>
-            <w:r/>
-            <w:r>
-              <w:rPr>
-                <w:rFonts w:ascii="Microsoft YaHei" w:hAnsi="Microsoft YaHei" w:eastAsia="Microsoft YaHei"/>
-                <w:b w:val="0"/>
-                <w:sz w:val="17"/>
-              </w:rPr>
-              <w:t>与左列共同滚动，保持高信息密度</w:t>
-            </w:r>
-          </w:p>
-        </w:tc>
-      </w:tr>
-      <w:tr>
-        <w:tc>
-          <w:tcPr>
-            <w:tcW w:type="dxa" w:w="1531"/>
-            <w:vAlign w:val="center"/>
-          </w:tcPr>
-          <w:p>
-            <w:r/>
-            <w:r>
-              <w:rPr>
-                <w:rFonts w:ascii="Microsoft YaHei" w:hAnsi="Microsoft YaHei" w:eastAsia="Microsoft YaHei"/>
-                <w:b w:val="0"/>
-                <w:sz w:val="17"/>
-              </w:rPr>
-              <w:t>底部状态</w:t>
-            </w:r>
-          </w:p>
-        </w:tc>
-        <w:tc>
-          <w:tcPr>
-            <w:tcW w:type="dxa" w:w="3969"/>
-            <w:vAlign w:val="center"/>
-          </w:tcPr>
-          <w:p>
-            <w:r/>
-            <w:r>
-              <w:rPr>
-                <w:rFonts w:ascii="Microsoft YaHei" w:hAnsi="Microsoft YaHei" w:eastAsia="Microsoft YaHei"/>
-                <w:b w:val="0"/>
-                <w:sz w:val="17"/>
-              </w:rPr>
-              <w:t>索引数量、快捷方式数量、运行状态</w:t>
-            </w:r>
-          </w:p>
-        </w:tc>
-        <w:tc>
-          <w:tcPr>
-            <w:tcW w:type="dxa" w:w="3402"/>
-            <w:vAlign w:val="center"/>
-          </w:tcPr>
-          <w:p>
-            <w:r/>
-            <w:r>
-              <w:rPr>
-                <w:rFonts w:ascii="Microsoft YaHei" w:hAnsi="Microsoft YaHei" w:eastAsia="Microsoft YaHei"/>
-                <w:b w:val="0"/>
-                <w:sz w:val="17"/>
-              </w:rPr>
-              <w:t>提供固定设置入口</w:t>
-            </w:r>
-          </w:p>
-        </w:tc>
-      </w:tr>
-    </w:tbl>
-    <w:p>
-      <w:pPr>
-        <w:spacing w:after="0"/>
-      </w:pPr>
-    </w:p>
-    <w:p>
-      <w:pPr>
-        <w:pStyle w:val="Heading2"/>
-      </w:pPr>
-      <w:r>
-        <w:t>3.2 视觉语言</w:t>
-      </w:r>
-    </w:p>
-    <w:p>
-      <w:pPr>
-        <w:pStyle w:val="ListBullet"/>
-      </w:pPr>
-      <w:r>
-        <w:t>默认使用深色 Windows 原生风格，采用半透明深灰蓝组件和蓝色强调色。</w:t>
-      </w:r>
-    </w:p>
-    <w:p>
-      <w:pPr>
-        <w:pStyle w:val="ListBullet"/>
-      </w:pPr>
-      <w:r>
-        <w:t>界面材料参考 Mica/Acrylic 的层级关系，半透明用于区分桌面背景与组件内容，不作为纯装饰。</w:t>
-      </w:r>
-    </w:p>
-    <w:p>
-      <w:pPr>
-        <w:pStyle w:val="ListBullet"/>
-      </w:pPr>
-      <w:r>
-        <w:t>字体优先使用 Segoe UI Variable、Segoe UI 和 Microsoft YaHei UI。</w:t>
-      </w:r>
-    </w:p>
-    <w:p>
-      <w:pPr>
-        <w:pStyle w:val="ListBullet"/>
-      </w:pPr>
-      <w:r>
-        <w:t>间距以 4px/8px 节奏组织；组件圆角约 8px，外层仅左侧使用圆角以强调右边缘吸附。</w:t>
-      </w:r>
-    </w:p>
-    <w:p>
-      <w:pPr>
-        <w:pStyle w:val="ListBullet"/>
-      </w:pPr>
-      <w:r>
-        <w:t>功能图标统一使用 Segoe MDL2 Assets；应用与快捷方式图标来自 Windows Shell。</w:t>
-      </w:r>
-    </w:p>
-    <w:p>
-      <w:pPr>
-        <w:pStyle w:val="ListBullet"/>
-      </w:pPr>
-      <w:r>
-        <w:t>同时支持浅色、深色和跟随系统三种主题，并支持 prefers-reduced-motion。</w:t>
-      </w:r>
-    </w:p>
-    <w:p>
-      <w:pPr>
-        <w:pStyle w:val="Heading2"/>
-      </w:pPr>
-      <w:r>
-        <w:t>3.3 状态与反馈</w:t>
-      </w:r>
-    </w:p>
-    <w:tbl>
-      <w:tblPr>
-        <w:tblStyle w:val="TableGrid"/>
-        <w:tblW w:type="auto" w:w="0"/>
-        <w:jc w:val="center"/>
-        <w:tblLook w:firstColumn="1" w:firstRow="1" w:lastColumn="0" w:lastRow="0" w:noHBand="0" w:noVBand="1" w:val="04A0"/>
-      </w:tblPr>
-      <w:tblGrid>
-        <w:gridCol w:w="3249"/>
-        <w:gridCol w:w="3249"/>
-        <w:gridCol w:w="3249"/>
-      </w:tblGrid>
-      <w:tr>
-        <w:tc>
-          <w:tcPr>
-            <w:tcW w:type="dxa" w:w="1587"/>
-            <w:vAlign w:val="center"/>
-            <w:shd w:fill="168ECB"/>
-          </w:tcPr>
-          <w:p>
-            <w:r/>
-            <w:r>
-              <w:rPr>
-                <w:rFonts w:ascii="Microsoft YaHei" w:hAnsi="Microsoft YaHei" w:eastAsia="Microsoft YaHei"/>
-                <w:b/>
-                <w:color w:val="FFFFFF"/>
                 <w:sz w:val="18"/>
               </w:rPr>
-              <w:t>状态</w:t>
-            </w:r>
-          </w:p>
-        </w:tc>
-        <w:tc>
-          <w:tcPr>
-            <w:tcW w:type="dxa" w:w="4082"/>
-            <w:vAlign w:val="center"/>
-            <w:shd w:fill="168ECB"/>
-          </w:tcPr>
-          <w:p>
-            <w:r/>
-            <w:r>
-              <w:rPr>
-                <w:rFonts w:ascii="Microsoft YaHei" w:hAnsi="Microsoft YaHei" w:eastAsia="Microsoft YaHei"/>
-                <w:b/>
-                <w:color w:val="FFFFFF"/>
-                <w:sz w:val="18"/>
-              </w:rPr>
-              <w:t>表现</w:t>
-            </w:r>
-          </w:p>
-        </w:tc>
-        <w:tc>
-          <w:tcPr>
-            <w:tcW w:type="dxa" w:w="3231"/>
-            <w:vAlign w:val="center"/>
-            <w:shd w:fill="168ECB"/>
-          </w:tcPr>
-          <w:p>
-            <w:r/>
-            <w:r>
-              <w:rPr>
-                <w:rFonts w:ascii="Microsoft YaHei" w:hAnsi="Microsoft YaHei" w:eastAsia="Microsoft YaHei"/>
-                <w:b/>
-                <w:color w:val="FFFFFF"/>
-                <w:sz w:val="18"/>
-              </w:rPr>
-              <w:t>恢复方式</w:t>
-            </w:r>
-          </w:p>
-        </w:tc>
-      </w:tr>
-      <w:tr>
-        <w:tc>
-          <w:tcPr>
-            <w:tcW w:type="dxa" w:w="1587"/>
-            <w:vAlign w:val="center"/>
-          </w:tcPr>
-          <w:p>
-            <w:r/>
-            <w:r>
-              <w:rPr>
-                <w:rFonts w:ascii="Microsoft YaHei" w:hAnsi="Microsoft YaHei" w:eastAsia="Microsoft YaHei"/>
-                <w:b w:val="0"/>
-                <w:sz w:val="17"/>
-              </w:rPr>
-              <w:t>加载</w:t>
-            </w:r>
-          </w:p>
-        </w:tc>
-        <w:tc>
-          <w:tcPr>
-            <w:tcW w:type="dxa" w:w="4082"/>
-            <w:vAlign w:val="center"/>
-          </w:tcPr>
-          <w:p>
-            <w:r/>
-            <w:r>
-              <w:rPr>
-                <w:rFonts w:ascii="Microsoft YaHei" w:hAnsi="Microsoft YaHei" w:eastAsia="Microsoft YaHei"/>
-                <w:b w:val="0"/>
-                <w:sz w:val="17"/>
-              </w:rPr>
-              <w:t>天气或本机索引显示明确加载文案</w:t>
-            </w:r>
-          </w:p>
-        </w:tc>
-        <w:tc>
-          <w:tcPr>
-            <w:tcW w:type="dxa" w:w="3231"/>
-            <w:vAlign w:val="center"/>
-          </w:tcPr>
-          <w:p>
-            <w:r/>
-            <w:r>
-              <w:rPr>
-                <w:rFonts w:ascii="Microsoft YaHei" w:hAnsi="Microsoft YaHei" w:eastAsia="Microsoft YaHei"/>
-                <w:b w:val="0"/>
-                <w:sz w:val="17"/>
-              </w:rPr>
-              <w:t>完成后原位替换，不阻塞其他组件</w:t>
-            </w:r>
-          </w:p>
-        </w:tc>
-      </w:tr>
-      <w:tr>
-        <w:tc>
-          <w:tcPr>
-            <w:tcW w:type="dxa" w:w="1587"/>
-            <w:vAlign w:val="center"/>
-            <w:shd w:fill="F3F7F9"/>
-          </w:tcPr>
-          <w:p>
-            <w:r/>
-            <w:r>
-              <w:rPr>
-                <w:rFonts w:ascii="Microsoft YaHei" w:hAnsi="Microsoft YaHei" w:eastAsia="Microsoft YaHei"/>
-                <w:b w:val="0"/>
-                <w:sz w:val="17"/>
-              </w:rPr>
-              <w:t>空状态</w:t>
-            </w:r>
-          </w:p>
-        </w:tc>
-        <w:tc>
-          <w:tcPr>
-            <w:tcW w:type="dxa" w:w="4082"/>
-            <w:vAlign w:val="center"/>
-            <w:shd w:fill="F3F7F9"/>
-          </w:tcPr>
-          <w:p>
-            <w:r/>
-            <w:r>
-              <w:rPr>
-                <w:rFonts w:ascii="Microsoft YaHei" w:hAnsi="Microsoft YaHei" w:eastAsia="Microsoft YaHei"/>
-                <w:b w:val="0"/>
-                <w:sz w:val="17"/>
-              </w:rPr>
-              <w:t>说明分类、文件或快捷方式为空</w:t>
-            </w:r>
-          </w:p>
-        </w:tc>
-        <w:tc>
-          <w:tcPr>
-            <w:tcW w:type="dxa" w:w="3231"/>
-            <w:vAlign w:val="center"/>
-            <w:shd w:fill="F3F7F9"/>
-          </w:tcPr>
-          <w:p>
-            <w:r/>
-            <w:r>
-              <w:rPr>
-                <w:rFonts w:ascii="Microsoft YaHei" w:hAnsi="Microsoft YaHei" w:eastAsia="Microsoft YaHei"/>
-                <w:b w:val="0"/>
-                <w:sz w:val="17"/>
-              </w:rPr>
-              <w:t>提供“添加应用”“重试”等操作</w:t>
-            </w:r>
-          </w:p>
-        </w:tc>
-      </w:tr>
-      <w:tr>
-        <w:tc>
-          <w:tcPr>
-            <w:tcW w:type="dxa" w:w="1587"/>
-            <w:vAlign w:val="center"/>
-          </w:tcPr>
-          <w:p>
-            <w:r/>
-            <w:r>
-              <w:rPr>
-                <w:rFonts w:ascii="Microsoft YaHei" w:hAnsi="Microsoft YaHei" w:eastAsia="Microsoft YaHei"/>
-                <w:b w:val="0"/>
-                <w:sz w:val="17"/>
-              </w:rPr>
-              <w:t>错误</w:t>
-            </w:r>
-          </w:p>
-        </w:tc>
-        <w:tc>
-          <w:tcPr>
-            <w:tcW w:type="dxa" w:w="4082"/>
-            <w:vAlign w:val="center"/>
-          </w:tcPr>
-          <w:p>
-            <w:r/>
-            <w:r>
-              <w:rPr>
-                <w:rFonts w:ascii="Microsoft YaHei" w:hAnsi="Microsoft YaHei" w:eastAsia="Microsoft YaHei"/>
-                <w:b w:val="0"/>
-                <w:sz w:val="17"/>
-              </w:rPr>
-              <w:t>使用中文说明原因并显示重试入口</w:t>
-            </w:r>
-          </w:p>
-        </w:tc>
-        <w:tc>
-          <w:tcPr>
-            <w:tcW w:type="dxa" w:w="3231"/>
-            <w:vAlign w:val="center"/>
-          </w:tcPr>
-          <w:p>
-            <w:r/>
-            <w:r>
-              <w:rPr>
-                <w:rFonts w:ascii="Microsoft YaHei" w:hAnsi="Microsoft YaHei" w:eastAsia="Microsoft YaHei"/>
-                <w:b w:val="0"/>
-                <w:sz w:val="17"/>
-              </w:rPr>
-              <w:t>网络错误可使用天气缓存；本机错误可刷新</w:t>
-            </w:r>
-          </w:p>
-        </w:tc>
-      </w:tr>
-      <w:tr>
-        <w:tc>
-          <w:tcPr>
-            <w:tcW w:type="dxa" w:w="1587"/>
-            <w:vAlign w:val="center"/>
-            <w:shd w:fill="F3F7F9"/>
-          </w:tcPr>
-          <w:p>
-            <w:r/>
-            <w:r>
-              <w:rPr>
-                <w:rFonts w:ascii="Microsoft YaHei" w:hAnsi="Microsoft YaHei" w:eastAsia="Microsoft YaHei"/>
-                <w:b w:val="0"/>
-                <w:sz w:val="17"/>
-              </w:rPr>
-              <w:t>危险操作</w:t>
-            </w:r>
-          </w:p>
-        </w:tc>
-        <w:tc>
-          <w:tcPr>
-            <w:tcW w:type="dxa" w:w="4082"/>
-            <w:vAlign w:val="center"/>
-            <w:shd w:fill="F3F7F9"/>
-          </w:tcPr>
-          <w:p>
-            <w:r/>
-            <w:r>
-              <w:rPr>
-                <w:rFonts w:ascii="Microsoft YaHei" w:hAnsi="Microsoft YaHei" w:eastAsia="Microsoft YaHei"/>
-                <w:b w:val="0"/>
-                <w:sz w:val="17"/>
-              </w:rPr>
-              <w:t>删除分类、退出等操作二次确认</w:t>
-            </w:r>
-          </w:p>
-        </w:tc>
-        <w:tc>
-          <w:tcPr>
-            <w:tcW w:type="dxa" w:w="3231"/>
-            <w:vAlign w:val="center"/>
-            <w:shd w:fill="F3F7F9"/>
-          </w:tcPr>
-          <w:p>
-            <w:r/>
-            <w:r>
-              <w:rPr>
-                <w:rFonts w:ascii="Microsoft YaHei" w:hAnsi="Microsoft YaHei" w:eastAsia="Microsoft YaHei"/>
-                <w:b w:val="0"/>
-                <w:sz w:val="17"/>
-              </w:rPr>
-              <w:t>删除分类只解除归类，不删除应用</w:t>
-            </w:r>
-          </w:p>
-        </w:tc>
-      </w:tr>
-      <w:tr>
-        <w:tc>
-          <w:tcPr>
-            <w:tcW w:type="dxa" w:w="1587"/>
-            <w:vAlign w:val="center"/>
-          </w:tcPr>
-          <w:p>
-            <w:r/>
-            <w:r>
-              <w:rPr>
-                <w:rFonts w:ascii="Microsoft YaHei" w:hAnsi="Microsoft YaHei" w:eastAsia="Microsoft YaHei"/>
-                <w:b w:val="0"/>
-                <w:sz w:val="17"/>
-              </w:rPr>
-              <w:t>成功</w:t>
-            </w:r>
-          </w:p>
-        </w:tc>
-        <w:tc>
-          <w:tcPr>
-            <w:tcW w:type="dxa" w:w="4082"/>
-            <w:vAlign w:val="center"/>
-          </w:tcPr>
-          <w:p>
-            <w:r/>
-            <w:r>
-              <w:rPr>
-                <w:rFonts w:ascii="Microsoft YaHei" w:hAnsi="Microsoft YaHei" w:eastAsia="Microsoft YaHei"/>
-                <w:b w:val="0"/>
-                <w:sz w:val="17"/>
-              </w:rPr>
-              <w:t>底部 Toast 短暂提示</w:t>
-            </w:r>
-          </w:p>
-        </w:tc>
-        <w:tc>
-          <w:tcPr>
-            <w:tcW w:type="dxa" w:w="3231"/>
-            <w:vAlign w:val="center"/>
-          </w:tcPr>
-          <w:p>
-            <w:r/>
-            <w:r>
-              <w:rPr>
-                <w:rFonts w:ascii="Microsoft YaHei" w:hAnsi="Microsoft YaHei" w:eastAsia="Microsoft YaHei"/>
-                <w:b w:val="0"/>
-                <w:sz w:val="17"/>
-              </w:rPr>
-              <w:t>约 3.2 秒自动消失，不抢占键盘焦点</w:t>
-            </w:r>
-          </w:p>
-        </w:tc>
-      </w:tr>
-    </w:tbl>
-    <w:p>
-      <w:pPr>
-        <w:spacing w:after="0"/>
-      </w:pPr>
-    </w:p>
-    <w:p>
-      <w:pPr>
-        <w:pStyle w:val="Heading1"/>
-      </w:pPr>
-      <w:r>
-        <w:t>4　功能模块说明</w:t>
-      </w:r>
-    </w:p>
-    <w:p>
-      <w:pPr>
-        <w:pStyle w:val="Heading2"/>
-      </w:pPr>
-      <w:r>
-        <w:t>4.1 全局搜索</w:t>
-      </w:r>
-    </w:p>
-    <w:p>
-      <w:r>
-        <w:t>搜索范围包含已建立索引的应用、桌面快捷方式以及最近文件。应用与快捷方式在本地内存中匹配，文件结果由本地 SQLite 索引查询。搜索输入使用约 120ms 防抖，结果最多显示 14 项。</w:t>
-      </w:r>
-    </w:p>
-    <w:p>
-      <w:pPr>
-        <w:pStyle w:val="ListBullet"/>
-      </w:pPr>
-      <w:r>
-        <w:t>默认全局快捷键：Alt + Space；备用快捷键由系统注册结果决定。</w:t>
-      </w:r>
-    </w:p>
-    <w:p>
-      <w:pPr>
-        <w:pStyle w:val="ListBullet"/>
-      </w:pPr>
-      <w:r>
-        <w:t>支持鼠标单击，也支持方向键、Enter 和 Esc。</w:t>
-      </w:r>
-    </w:p>
-    <w:p>
-      <w:pPr>
-        <w:pStyle w:val="ListBullet"/>
-      </w:pPr>
-      <w:r>
-        <w:t>启动项目后可按设置自动隐藏组件坞。</w:t>
-      </w:r>
-    </w:p>
-    <w:p>
-      <w:pPr>
-        <w:pStyle w:val="ListBullet"/>
-      </w:pPr>
-      <w:r>
-        <w:t>索引中只向渲染进程暴露不透明 ID，不直接暴露本机完整路径。</w:t>
-      </w:r>
-    </w:p>
-    <w:p>
-      <w:pPr>
-        <w:pStyle w:val="Heading2"/>
-      </w:pPr>
-      <w:r>
-        <w:t>4.2 天气组件</w:t>
-      </w:r>
-    </w:p>
-    <w:p>
-      <w:r>
-        <w:t>天气组件通过城市名称查询地理位置，再获取当前温度、体感温度、湿度、风速、降水概率、天气代码和未来六小时预报。默认城市为深圳，可在设置中修改。数据使用 Open-Meteo 公共接口，缓存有效期为 30 分钟。</w:t>
-      </w:r>
-    </w:p>
-    <w:tbl>
-      <w:tblPr>
-        <w:tblW w:type="auto" w:w="0"/>
-        <w:jc w:val="center"/>
-        <w:tblLook w:firstColumn="1" w:firstRow="1" w:lastColumn="0" w:lastRow="0" w:noHBand="0" w:noVBand="1" w:val="04A0"/>
-      </w:tblPr>
-      <w:tblGrid>
-        <w:gridCol w:w="9746"/>
-      </w:tblGrid>
-      <w:tr>
-        <w:tc>
-          <w:tcPr>
-            <w:tcW w:type="dxa" w:w="9746"/>
-            <w:shd w:fill="E9F5FB"/>
-          </w:tcPr>
-          <w:p>
-            <w:r/>
-            <w:r>
-              <w:rPr>
-                <w:b/>
-                <w:color w:val="168ECB"/>
-              </w:rPr>
-              <w:t xml:space="preserve">离线行为　</w:t>
-            </w:r>
-            <w:r>
-              <w:t>网络不可用时优先显示该城市最近一次成功缓存，并标记为缓存数据；没有缓存时显示可恢复的错误状态。</w:t>
-            </w:r>
-          </w:p>
-        </w:tc>
-      </w:tr>
-    </w:tbl>
-    <w:p>
-      <w:pPr>
-        <w:spacing w:after="0"/>
-      </w:pPr>
-    </w:p>
-    <w:p>
-      <w:pPr>
-        <w:pStyle w:val="Heading2"/>
-      </w:pPr>
-      <w:r>
-        <w:t>4.3 日期与系统媒体</w:t>
-      </w:r>
-    </w:p>
-    <w:p>
-      <w:r>
-        <w:t>日期组件每 30 秒刷新当前时间，并显示月、日和星期。媒体组件通过 Windows 虚拟媒体键控制当前活动播放器，支持上一首、播放/暂停、下一首和静音。当前版本不读取第三方播放器的曲名、封面和播放进度，界面中的唱片图形用于标识系统媒体控制。</w:t>
-      </w:r>
-    </w:p>
-    <w:p>
-      <w:pPr>
-        <w:pStyle w:val="Heading2"/>
-      </w:pPr>
-      <w:r>
-        <w:t>4.4 应用索引与真实图标</w:t>
-      </w:r>
-    </w:p>
-    <w:p>
-      <w:r>
-        <w:t>程序扫描用户开始菜单、公共开始菜单、用户桌面、公共桌面以及 DesktopDock 快捷方式收纳目录，识别 .lnk、.url、.exe 和 .appref-ms。无关的卸载、帮助和文档入口会被过滤。</w:t>
-      </w:r>
-    </w:p>
-    <w:p>
-      <w:pPr>
-        <w:pStyle w:val="ListBullet"/>
-      </w:pPr>
-      <w:r>
-        <w:t>应用 ID 由规范化启动路径生成，不使用界面名称作为唯一标识。</w:t>
-      </w:r>
-    </w:p>
-    <w:p>
-      <w:pPr>
-        <w:pStyle w:val="ListBullet"/>
-      </w:pPr>
-      <w:r>
-        <w:t>优先解析快捷方式显式图标和目标程序图标，并由 Windows Shell 提取大尺寸图标。</w:t>
-      </w:r>
-    </w:p>
-    <w:p>
-      <w:pPr>
-        <w:pStyle w:val="ListBullet"/>
-      </w:pPr>
-      <w:r>
-        <w:t>图标转换为 PNG Data URL 后进入本地版本化缓存；缓存失效时自动重新提取。</w:t>
-      </w:r>
-    </w:p>
-    <w:p>
-      <w:pPr>
-        <w:pStyle w:val="ListBullet"/>
-      </w:pPr>
-      <w:r>
-        <w:t>图标读取失败时使用名称缩写作为可辨识后备，不影响启动。</w:t>
-      </w:r>
-    </w:p>
-    <w:p>
-      <w:pPr>
-        <w:pStyle w:val="Heading2"/>
-      </w:pPr>
-      <w:r>
-        <w:t>4.5 应用分类</w:t>
-      </w:r>
-    </w:p>
-    <w:p>
-      <w:r>
-        <w:t>默认分类包括办公、设计、开发、娱乐、社交、工具和其他。扫描时按应用名称和路径关键字推断初始分类，用户调整后会保留手动分类，不因重新扫描丢失。</w:t>
-      </w:r>
-    </w:p>
-    <w:tbl>
-      <w:tblPr>
-        <w:tblStyle w:val="TableGrid"/>
-        <w:tblW w:type="auto" w:w="0"/>
-        <w:jc w:val="center"/>
-        <w:tblLook w:firstColumn="1" w:firstRow="1" w:lastColumn="0" w:lastRow="0" w:noHBand="0" w:noVBand="1" w:val="04A0"/>
-      </w:tblPr>
-      <w:tblGrid>
-        <w:gridCol w:w="3249"/>
-        <w:gridCol w:w="3249"/>
-        <w:gridCol w:w="3249"/>
-      </w:tblGrid>
-      <w:tr>
-        <w:tc>
-          <w:tcPr>
-            <w:tcW w:type="dxa" w:w="1531"/>
-            <w:vAlign w:val="center"/>
-            <w:shd w:fill="168ECB"/>
-          </w:tcPr>
-          <w:p>
-            <w:r/>
-            <w:r>
-              <w:rPr>
-                <w:rFonts w:ascii="Microsoft YaHei" w:hAnsi="Microsoft YaHei" w:eastAsia="Microsoft YaHei"/>
-                <w:b/>
-                <w:color w:val="FFFFFF"/>
-                <w:sz w:val="18"/>
-              </w:rPr>
-              <w:t>操作</w:t>
-            </w:r>
-          </w:p>
-        </w:tc>
-        <w:tc>
-          <w:tcPr>
-            <w:tcW w:type="dxa" w:w="3969"/>
-            <w:vAlign w:val="center"/>
-            <w:shd w:fill="168ECB"/>
-          </w:tcPr>
-          <w:p>
-            <w:r/>
-            <w:r>
-              <w:rPr>
-                <w:rFonts w:ascii="Microsoft YaHei" w:hAnsi="Microsoft YaHei" w:eastAsia="Microsoft YaHei"/>
-                <w:b/>
-                <w:color w:val="FFFFFF"/>
-                <w:sz w:val="18"/>
-              </w:rPr>
-              <w:t>说明</w:t>
-            </w:r>
-          </w:p>
-        </w:tc>
-        <w:tc>
-          <w:tcPr>
-            <w:tcW w:type="dxa" w:w="3402"/>
-            <w:vAlign w:val="center"/>
-            <w:shd w:fill="168ECB"/>
-          </w:tcPr>
-          <w:p>
-            <w:r/>
-            <w:r>
-              <w:rPr>
-                <w:rFonts w:ascii="Microsoft YaHei" w:hAnsi="Microsoft YaHei" w:eastAsia="Microsoft YaHei"/>
-                <w:b/>
-                <w:color w:val="FFFFFF"/>
-                <w:sz w:val="18"/>
-              </w:rPr>
-              <w:t>安全规则</w:t>
-            </w:r>
-          </w:p>
-        </w:tc>
-      </w:tr>
-      <w:tr>
-        <w:tc>
-          <w:tcPr>
-            <w:tcW w:type="dxa" w:w="1531"/>
-            <w:vAlign w:val="center"/>
-          </w:tcPr>
-          <w:p>
-            <w:r/>
-            <w:r>
-              <w:rPr>
-                <w:rFonts w:ascii="Microsoft YaHei" w:hAnsi="Microsoft YaHei" w:eastAsia="Microsoft YaHei"/>
-                <w:b w:val="0"/>
-                <w:sz w:val="17"/>
-              </w:rPr>
-              <w:t>新建分类</w:t>
-            </w:r>
-          </w:p>
-        </w:tc>
-        <w:tc>
-          <w:tcPr>
-            <w:tcW w:type="dxa" w:w="3969"/>
-            <w:vAlign w:val="center"/>
-          </w:tcPr>
-          <w:p>
-            <w:r/>
-            <w:r>
-              <w:rPr>
-                <w:rFonts w:ascii="Microsoft YaHei" w:hAnsi="Microsoft YaHei" w:eastAsia="Microsoft YaHei"/>
-                <w:b w:val="0"/>
-                <w:sz w:val="17"/>
-              </w:rPr>
-              <w:t>填写 1—10 个字符的名称，选择图标和颜色</w:t>
-            </w:r>
-          </w:p>
-        </w:tc>
-        <w:tc>
-          <w:tcPr>
-            <w:tcW w:type="dxa" w:w="3402"/>
-            <w:vAlign w:val="center"/>
-          </w:tcPr>
-          <w:p>
-            <w:r/>
-            <w:r>
-              <w:rPr>
-                <w:rFonts w:ascii="Microsoft YaHei" w:hAnsi="Microsoft YaHei" w:eastAsia="Microsoft YaHei"/>
-                <w:b w:val="0"/>
-                <w:sz w:val="17"/>
-              </w:rPr>
-              <w:t>分类名称不可重复</w:t>
-            </w:r>
-          </w:p>
-        </w:tc>
-      </w:tr>
-      <w:tr>
-        <w:tc>
-          <w:tcPr>
-            <w:tcW w:type="dxa" w:w="1531"/>
-            <w:vAlign w:val="center"/>
-            <w:shd w:fill="F3F7F9"/>
-          </w:tcPr>
-          <w:p>
-            <w:r/>
-            <w:r>
-              <w:rPr>
-                <w:rFonts w:ascii="Microsoft YaHei" w:hAnsi="Microsoft YaHei" w:eastAsia="Microsoft YaHei"/>
-                <w:b w:val="0"/>
-                <w:sz w:val="17"/>
-              </w:rPr>
-              <w:t>编辑分类</w:t>
-            </w:r>
-          </w:p>
-        </w:tc>
-        <w:tc>
-          <w:tcPr>
-            <w:tcW w:type="dxa" w:w="3969"/>
-            <w:vAlign w:val="center"/>
-            <w:shd w:fill="F3F7F9"/>
-          </w:tcPr>
-          <w:p>
-            <w:r/>
-            <w:r>
-              <w:rPr>
-                <w:rFonts w:ascii="Microsoft YaHei" w:hAnsi="Microsoft YaHei" w:eastAsia="Microsoft YaHei"/>
-                <w:b w:val="0"/>
-                <w:sz w:val="17"/>
-              </w:rPr>
-              <w:t>修改自定义分类名称、图标和颜色</w:t>
-            </w:r>
-          </w:p>
-        </w:tc>
-        <w:tc>
-          <w:tcPr>
-            <w:tcW w:type="dxa" w:w="3402"/>
-            <w:vAlign w:val="center"/>
-            <w:shd w:fill="F3F7F9"/>
-          </w:tcPr>
-          <w:p>
-            <w:r/>
-            <w:r>
-              <w:rPr>
-                <w:rFonts w:ascii="Microsoft YaHei" w:hAnsi="Microsoft YaHei" w:eastAsia="Microsoft YaHei"/>
-                <w:b w:val="0"/>
-                <w:sz w:val="17"/>
-              </w:rPr>
-              <w:t>默认分类不可改名</w:t>
-            </w:r>
-          </w:p>
-        </w:tc>
-      </w:tr>
-      <w:tr>
-        <w:tc>
-          <w:tcPr>
-            <w:tcW w:type="dxa" w:w="1531"/>
-            <w:vAlign w:val="center"/>
-          </w:tcPr>
-          <w:p>
-            <w:r/>
-            <w:r>
-              <w:rPr>
-                <w:rFonts w:ascii="Microsoft YaHei" w:hAnsi="Microsoft YaHei" w:eastAsia="Microsoft YaHei"/>
-                <w:b w:val="0"/>
-                <w:sz w:val="17"/>
-              </w:rPr>
-              <w:t>批量归类</w:t>
-            </w:r>
-          </w:p>
-        </w:tc>
-        <w:tc>
-          <w:tcPr>
-            <w:tcW w:type="dxa" w:w="3969"/>
-            <w:vAlign w:val="center"/>
-          </w:tcPr>
-          <w:p>
-            <w:r/>
-            <w:r>
-              <w:rPr>
-                <w:rFonts w:ascii="Microsoft YaHei" w:hAnsi="Microsoft YaHei" w:eastAsia="Microsoft YaHei"/>
-                <w:b w:val="0"/>
-                <w:sz w:val="17"/>
-              </w:rPr>
-              <w:t>勾选要加入目标分类的应用</w:t>
-            </w:r>
-          </w:p>
-        </w:tc>
-        <w:tc>
-          <w:tcPr>
-            <w:tcW w:type="dxa" w:w="3402"/>
-            <w:vAlign w:val="center"/>
-          </w:tcPr>
-          <w:p>
-            <w:r/>
-            <w:r>
-              <w:rPr>
-                <w:rFonts w:ascii="Microsoft YaHei" w:hAnsi="Microsoft YaHei" w:eastAsia="Microsoft YaHei"/>
-                <w:b w:val="0"/>
-                <w:sz w:val="17"/>
-              </w:rPr>
-              <w:t>取消已归类应用会移回“其他”</w:t>
-            </w:r>
-          </w:p>
-        </w:tc>
-      </w:tr>
-      <w:tr>
-        <w:tc>
-          <w:tcPr>
-            <w:tcW w:type="dxa" w:w="1531"/>
-            <w:vAlign w:val="center"/>
-            <w:shd w:fill="F3F7F9"/>
-          </w:tcPr>
-          <w:p>
-            <w:r/>
-            <w:r>
-              <w:rPr>
-                <w:rFonts w:ascii="Microsoft YaHei" w:hAnsi="Microsoft YaHei" w:eastAsia="Microsoft YaHei"/>
-                <w:b w:val="0"/>
-                <w:sz w:val="17"/>
-              </w:rPr>
-              <w:t>删除分类</w:t>
-            </w:r>
-          </w:p>
-        </w:tc>
-        <w:tc>
-          <w:tcPr>
-            <w:tcW w:type="dxa" w:w="3969"/>
-            <w:vAlign w:val="center"/>
-            <w:shd w:fill="F3F7F9"/>
-          </w:tcPr>
-          <w:p>
-            <w:r/>
-            <w:r>
-              <w:rPr>
-                <w:rFonts w:ascii="Microsoft YaHei" w:hAnsi="Microsoft YaHei" w:eastAsia="Microsoft YaHei"/>
-                <w:b w:val="0"/>
-                <w:sz w:val="17"/>
-              </w:rPr>
-              <w:t>删除自定义分类组件</w:t>
-            </w:r>
-          </w:p>
-        </w:tc>
-        <w:tc>
-          <w:tcPr>
-            <w:tcW w:type="dxa" w:w="3402"/>
-            <w:vAlign w:val="center"/>
-            <w:shd w:fill="F3F7F9"/>
-          </w:tcPr>
-          <w:p>
-            <w:r/>
-            <w:r>
-              <w:rPr>
-                <w:rFonts w:ascii="Microsoft YaHei" w:hAnsi="Microsoft YaHei" w:eastAsia="Microsoft YaHei"/>
-                <w:b w:val="0"/>
-                <w:sz w:val="17"/>
-              </w:rPr>
-              <w:t>仅删除分类关系，不删除程序或快捷方式</w:t>
-            </w:r>
-          </w:p>
-        </w:tc>
-      </w:tr>
-    </w:tbl>
-    <w:p>
-      <w:pPr>
-        <w:spacing w:after="0"/>
-      </w:pPr>
-    </w:p>
-    <w:p>
-      <w:pPr>
-        <w:pStyle w:val="Heading2"/>
-      </w:pPr>
-      <w:r>
-        <w:t>4.6 桌面快捷方式收纳</w:t>
-      </w:r>
-    </w:p>
-    <w:p>
-      <w:r>
-        <w:t>快捷方式模块读取当前用户桌面和公共桌面，并区分“在桌面”“公共桌面”和“已收纳”。一键收纳只移动当前用户桌面中的普通快捷方式；公共桌面快捷方式仅显示，不移动。</w:t>
-      </w:r>
-    </w:p>
-    <w:tbl>
-      <w:tblPr>
-        <w:tblW w:type="auto" w:w="0"/>
-        <w:jc w:val="center"/>
-        <w:tblLook w:firstColumn="1" w:firstRow="1" w:lastColumn="0" w:lastRow="0" w:noHBand="0" w:noVBand="1" w:val="04A0"/>
-      </w:tblPr>
-      <w:tblGrid>
-        <w:gridCol w:w="9746"/>
-      </w:tblGrid>
-      <w:tr>
-        <w:tc>
-          <w:tcPr>
-            <w:tcW w:type="dxa" w:w="9746"/>
-            <w:shd w:fill="E9F5FB"/>
-          </w:tcPr>
-          <w:p>
-            <w:r/>
-            <w:r>
-              <w:rPr>
-                <w:b/>
-                <w:color w:val="168ECB"/>
-              </w:rPr>
-              <w:t xml:space="preserve">系统图标保护　</w:t>
-            </w:r>
-            <w:r>
-              <w:t>“此电脑”“回收站”“控制面板”等由 Windows 管理的系统图标不属于普通 .lnk/.url 文件，不会被 DesktopDock 删除、隐藏或移动。</w:t>
-            </w:r>
-          </w:p>
-        </w:tc>
-      </w:tr>
-    </w:tbl>
-    <w:p>
-      <w:pPr>
-        <w:spacing w:after="0"/>
-      </w:pPr>
-    </w:p>
-    <w:p>
-      <w:r>
-        <w:t>收纳后的快捷方式进入当前用户 DesktopDock 数据目录中的专用保管区，组件中仍可用原名称和图标启动。恢复时安全移动回桌面；如遇同名冲突，会跳过冲突项并报告数量，不覆盖原文件。</w:t>
-      </w:r>
-    </w:p>
-    <w:p>
-      <w:pPr>
-        <w:pStyle w:val="Heading2"/>
-      </w:pPr>
-      <w:r>
-        <w:t>4.7 普通文件整理与还原</w:t>
-      </w:r>
-    </w:p>
-    <w:p>
-      <w:r>
-        <w:t>普通文件整理与快捷方式收纳互相独立。执行整理前生成还原点，再按文档、图片、视频、压缩包和其他类型移动到对应的“桌面整理”目录。同名文件使用安全改名，避免覆盖。文件夹默认保留在桌面。</w:t>
-      </w:r>
-    </w:p>
-    <w:p>
-      <w:pPr>
-        <w:pStyle w:val="Heading2"/>
-      </w:pPr>
-      <w:r>
-        <w:t>4.8 文件组件</w:t>
-      </w:r>
-    </w:p>
-    <w:p>
-      <w:pPr>
-        <w:pStyle w:val="ListBullet"/>
-      </w:pPr>
-      <w:r>
-        <w:t>预置桌面、下载、文档、图片和视频五个系统目录入口。</w:t>
-      </w:r>
-    </w:p>
-    <w:p>
-      <w:pPr>
-        <w:pStyle w:val="ListBullet"/>
-      </w:pPr>
-      <w:r>
-        <w:t>支持用户选择额外目录作为收藏文件夹组件。</w:t>
-      </w:r>
-    </w:p>
-    <w:p>
-      <w:pPr>
-        <w:pStyle w:val="ListBullet"/>
-      </w:pPr>
-      <w:r>
-        <w:t>显示最近文件名称、扩展名、来源目录和最近活动信息。</w:t>
-      </w:r>
-    </w:p>
-    <w:p>
-      <w:pPr>
-        <w:pStyle w:val="ListBullet"/>
-      </w:pPr>
-      <w:r>
-        <w:t>可直接打开文件或文件夹；文件索引只保存操作所需的本地元数据。</w:t>
-      </w:r>
-    </w:p>
-    <w:p>
-      <w:pPr>
-        <w:pStyle w:val="Heading2"/>
-      </w:pPr>
-      <w:r>
-        <w:t>4.9 设置、托盘与快捷键</w:t>
-      </w:r>
-    </w:p>
-    <w:tbl>
-      <w:tblPr>
-        <w:tblStyle w:val="TableGrid"/>
-        <w:tblW w:type="auto" w:w="0"/>
-        <w:jc w:val="center"/>
-        <w:tblLook w:firstColumn="1" w:firstRow="1" w:lastColumn="0" w:lastRow="0" w:noHBand="0" w:noVBand="1" w:val="04A0"/>
-      </w:tblPr>
-      <w:tblGrid>
-        <w:gridCol w:w="3249"/>
-        <w:gridCol w:w="3249"/>
-        <w:gridCol w:w="3249"/>
-      </w:tblGrid>
-      <w:tr>
-        <w:tc>
-          <w:tcPr>
-            <w:tcW w:type="dxa" w:w="1814"/>
-            <w:vAlign w:val="center"/>
-            <w:shd w:fill="168ECB"/>
-          </w:tcPr>
-          <w:p>
-            <w:r/>
-            <w:r>
-              <w:rPr>
-                <w:rFonts w:ascii="Microsoft YaHei" w:hAnsi="Microsoft YaHei" w:eastAsia="Microsoft YaHei"/>
-                <w:b/>
-                <w:color w:val="FFFFFF"/>
-                <w:sz w:val="18"/>
-              </w:rPr>
-              <w:t>设置项</w:t>
-            </w:r>
-          </w:p>
-        </w:tc>
-        <w:tc>
-          <w:tcPr>
-            <w:tcW w:type="dxa" w:w="1701"/>
-            <w:vAlign w:val="center"/>
-            <w:shd w:fill="168ECB"/>
-          </w:tcPr>
-          <w:p>
-            <w:r/>
-            <w:r>
-              <w:rPr>
-                <w:rFonts w:ascii="Microsoft YaHei" w:hAnsi="Microsoft YaHei" w:eastAsia="Microsoft YaHei"/>
-                <w:b/>
-                <w:color w:val="FFFFFF"/>
-                <w:sz w:val="18"/>
-              </w:rPr>
-              <w:t>默认值</w:t>
-            </w:r>
-          </w:p>
-        </w:tc>
-        <w:tc>
-          <w:tcPr>
-            <w:tcW w:type="dxa" w:w="5386"/>
-            <w:vAlign w:val="center"/>
-            <w:shd w:fill="168ECB"/>
-          </w:tcPr>
-          <w:p>
-            <w:r/>
-            <w:r>
-              <w:rPr>
-                <w:rFonts w:ascii="Microsoft YaHei" w:hAnsi="Microsoft YaHei" w:eastAsia="Microsoft YaHei"/>
-                <w:b/>
-                <w:color w:val="FFFFFF"/>
-                <w:sz w:val="18"/>
-              </w:rPr>
-              <w:t>作用</w:t>
+              <w:t>可导出部分设置；删除 EXE 不会自动删除数据</w:t>
             </w:r>
           </w:p>
         </w:tc>
@@ -2751,101 +1893,45 @@
             <w:r/>
             <w:r>
               <w:rPr>
-                <w:rFonts w:ascii="Microsoft YaHei" w:hAnsi="Microsoft YaHei" w:eastAsia="Microsoft YaHei"/>
+                <w:rFonts w:ascii="Microsoft YaHei UI" w:hAnsi="Microsoft YaHei UI" w:eastAsia="Microsoft YaHei UI"/>
                 <w:b w:val="0"/>
-                <w:sz w:val="17"/>
+                <w:sz w:val="18"/>
               </w:rPr>
-              <w:t>主题</w:t>
+              <w:t>快捷方式</w:t>
             </w:r>
           </w:p>
         </w:tc>
         <w:tc>
           <w:tcPr>
-            <w:tcW w:type="dxa" w:w="1701"/>
+            <w:tcW w:type="dxa" w:w="4422"/>
             <w:vAlign w:val="center"/>
           </w:tcPr>
           <w:p>
             <w:r/>
             <w:r>
               <w:rPr>
-                <w:rFonts w:ascii="Microsoft YaHei" w:hAnsi="Microsoft YaHei" w:eastAsia="Microsoft YaHei"/>
+                <w:rFonts w:ascii="Microsoft YaHei UI" w:hAnsi="Microsoft YaHei UI" w:eastAsia="Microsoft YaHei UI"/>
                 <w:b w:val="0"/>
-                <w:sz w:val="17"/>
+                <w:sz w:val="18"/>
               </w:rPr>
-              <w:t>深色</w:t>
+              <w:t>当前用户 AppData 下 desktop-shortcuts</w:t>
             </w:r>
           </w:p>
         </w:tc>
         <w:tc>
           <w:tcPr>
-            <w:tcW w:type="dxa" w:w="5386"/>
+            <w:tcW w:type="dxa" w:w="3288"/>
             <w:vAlign w:val="center"/>
           </w:tcPr>
           <w:p>
             <w:r/>
             <w:r>
               <w:rPr>
-                <w:rFonts w:ascii="Microsoft YaHei" w:hAnsi="Microsoft YaHei" w:eastAsia="Microsoft YaHei"/>
+                <w:rFonts w:ascii="Microsoft YaHei UI" w:hAnsi="Microsoft YaHei UI" w:eastAsia="Microsoft YaHei UI"/>
                 <w:b w:val="0"/>
-                <w:sz w:val="17"/>
+                <w:sz w:val="18"/>
               </w:rPr>
-              <w:t>可切换浅色、深色、跟随系统</w:t>
-            </w:r>
-          </w:p>
-        </w:tc>
-      </w:tr>
-      <w:tr>
-        <w:tc>
-          <w:tcPr>
-            <w:tcW w:type="dxa" w:w="1814"/>
-            <w:vAlign w:val="center"/>
-            <w:shd w:fill="F3F7F9"/>
-          </w:tcPr>
-          <w:p>
-            <w:r/>
-            <w:r>
-              <w:rPr>
-                <w:rFonts w:ascii="Microsoft YaHei" w:hAnsi="Microsoft YaHei" w:eastAsia="Microsoft YaHei"/>
-                <w:b w:val="0"/>
-                <w:sz w:val="17"/>
-              </w:rPr>
-              <w:t>天气城市</w:t>
-            </w:r>
-          </w:p>
-        </w:tc>
-        <w:tc>
-          <w:tcPr>
-            <w:tcW w:type="dxa" w:w="1701"/>
-            <w:vAlign w:val="center"/>
-            <w:shd w:fill="F3F7F9"/>
-          </w:tcPr>
-          <w:p>
-            <w:r/>
-            <w:r>
-              <w:rPr>
-                <w:rFonts w:ascii="Microsoft YaHei" w:hAnsi="Microsoft YaHei" w:eastAsia="Microsoft YaHei"/>
-                <w:b w:val="0"/>
-                <w:sz w:val="17"/>
-              </w:rPr>
-              <w:t>深圳</w:t>
-            </w:r>
-          </w:p>
-        </w:tc>
-        <w:tc>
-          <w:tcPr>
-            <w:tcW w:type="dxa" w:w="5386"/>
-            <w:vAlign w:val="center"/>
-            <w:shd w:fill="F3F7F9"/>
-          </w:tcPr>
-          <w:p>
-            <w:r/>
-            <w:r>
-              <w:rPr>
-                <w:rFonts w:ascii="Microsoft YaHei" w:hAnsi="Microsoft YaHei" w:eastAsia="Microsoft YaHei"/>
-                <w:b w:val="0"/>
-                <w:sz w:val="17"/>
-              </w:rPr>
-              <w:t>决定天气组件查询位置</w:t>
+              <w:t>可由保管清单恢复；分类删除不删快捷方式</w:t>
             </w:r>
           </w:p>
         </w:tc>
@@ -2860,101 +1946,45 @@
             <w:r/>
             <w:r>
               <w:rPr>
-                <w:rFonts w:ascii="Microsoft YaHei" w:hAnsi="Microsoft YaHei" w:eastAsia="Microsoft YaHei"/>
+                <w:rFonts w:ascii="Microsoft YaHei UI" w:hAnsi="Microsoft YaHei UI" w:eastAsia="Microsoft YaHei UI"/>
                 <w:b w:val="0"/>
-                <w:sz w:val="17"/>
+                <w:sz w:val="18"/>
               </w:rPr>
-              <w:t>开机自动启动</w:t>
+              <w:t>天气</w:t>
             </w:r>
           </w:p>
         </w:tc>
         <w:tc>
           <w:tcPr>
-            <w:tcW w:type="dxa" w:w="1701"/>
+            <w:tcW w:type="dxa" w:w="4422"/>
             <w:vAlign w:val="center"/>
           </w:tcPr>
           <w:p>
             <w:r/>
             <w:r>
               <w:rPr>
-                <w:rFonts w:ascii="Microsoft YaHei" w:hAnsi="Microsoft YaHei" w:eastAsia="Microsoft YaHei"/>
+                <w:rFonts w:ascii="Microsoft YaHei UI" w:hAnsi="Microsoft YaHei UI" w:eastAsia="Microsoft YaHei UI"/>
                 <w:b w:val="0"/>
-                <w:sz w:val="17"/>
+                <w:sz w:val="18"/>
               </w:rPr>
-              <w:t>关闭</w:t>
+              <w:t>weather-cache.json，30 分钟缓存</w:t>
             </w:r>
           </w:p>
         </w:tc>
         <w:tc>
           <w:tcPr>
-            <w:tcW w:type="dxa" w:w="5386"/>
+            <w:tcW w:type="dxa" w:w="3288"/>
             <w:vAlign w:val="center"/>
           </w:tcPr>
           <w:p>
             <w:r/>
             <w:r>
               <w:rPr>
-                <w:rFonts w:ascii="Microsoft YaHei" w:hAnsi="Microsoft YaHei" w:eastAsia="Microsoft YaHei"/>
+                <w:rFonts w:ascii="Microsoft YaHei UI" w:hAnsi="Microsoft YaHei UI" w:eastAsia="Microsoft YaHei UI"/>
                 <w:b w:val="0"/>
-                <w:sz w:val="17"/>
+                <w:sz w:val="18"/>
               </w:rPr>
-              <w:t>以当前便携 EXE 路径注册用户级自启动</w:t>
-            </w:r>
-          </w:p>
-        </w:tc>
-      </w:tr>
-      <w:tr>
-        <w:tc>
-          <w:tcPr>
-            <w:tcW w:type="dxa" w:w="1814"/>
-            <w:vAlign w:val="center"/>
-            <w:shd w:fill="F3F7F9"/>
-          </w:tcPr>
-          <w:p>
-            <w:r/>
-            <w:r>
-              <w:rPr>
-                <w:rFonts w:ascii="Microsoft YaHei" w:hAnsi="Microsoft YaHei" w:eastAsia="Microsoft YaHei"/>
-                <w:b w:val="0"/>
-                <w:sz w:val="17"/>
-              </w:rPr>
-              <w:t>启动时隐藏</w:t>
-            </w:r>
-          </w:p>
-        </w:tc>
-        <w:tc>
-          <w:tcPr>
-            <w:tcW w:type="dxa" w:w="1701"/>
-            <w:vAlign w:val="center"/>
-            <w:shd w:fill="F3F7F9"/>
-          </w:tcPr>
-          <w:p>
-            <w:r/>
-            <w:r>
-              <w:rPr>
-                <w:rFonts w:ascii="Microsoft YaHei" w:hAnsi="Microsoft YaHei" w:eastAsia="Microsoft YaHei"/>
-                <w:b w:val="0"/>
-                <w:sz w:val="17"/>
-              </w:rPr>
-              <w:t>关闭</w:t>
-            </w:r>
-          </w:p>
-        </w:tc>
-        <w:tc>
-          <w:tcPr>
-            <w:tcW w:type="dxa" w:w="5386"/>
-            <w:vAlign w:val="center"/>
-            <w:shd w:fill="F3F7F9"/>
-          </w:tcPr>
-          <w:p>
-            <w:r/>
-            <w:r>
-              <w:rPr>
-                <w:rFonts w:ascii="Microsoft YaHei" w:hAnsi="Microsoft YaHei" w:eastAsia="Microsoft YaHei"/>
-                <w:b w:val="0"/>
-                <w:sz w:val="17"/>
-              </w:rPr>
-              <w:t>开机后仅驻留托盘</w:t>
+              <w:t>可安全删除，联网后重建</w:t>
             </w:r>
           </w:p>
         </w:tc>
@@ -2969,847 +1999,156 @@
             <w:r/>
             <w:r>
               <w:rPr>
-                <w:rFonts w:ascii="Microsoft YaHei" w:hAnsi="Microsoft YaHei" w:eastAsia="Microsoft YaHei"/>
+                <w:rFonts w:ascii="Microsoft YaHei UI" w:hAnsi="Microsoft YaHei UI" w:eastAsia="Microsoft YaHei UI"/>
                 <w:b w:val="0"/>
-                <w:sz w:val="17"/>
+                <w:sz w:val="18"/>
               </w:rPr>
-              <w:t>启动项目后隐藏</w:t>
+              <w:t>图标</w:t>
             </w:r>
           </w:p>
         </w:tc>
         <w:tc>
           <w:tcPr>
-            <w:tcW w:type="dxa" w:w="1701"/>
+            <w:tcW w:type="dxa" w:w="4422"/>
             <w:vAlign w:val="center"/>
           </w:tcPr>
           <w:p>
             <w:r/>
             <w:r>
               <w:rPr>
-                <w:rFonts w:ascii="Microsoft YaHei" w:hAnsi="Microsoft YaHei" w:eastAsia="Microsoft YaHei"/>
+                <w:rFonts w:ascii="Microsoft YaHei UI" w:hAnsi="Microsoft YaHei UI" w:eastAsia="Microsoft YaHei UI"/>
                 <w:b w:val="0"/>
-                <w:sz w:val="17"/>
+                <w:sz w:val="18"/>
               </w:rPr>
-              <w:t>开启</w:t>
+              <w:t>版本化 icon-cache</w:t>
             </w:r>
           </w:p>
         </w:tc>
         <w:tc>
           <w:tcPr>
-            <w:tcW w:type="dxa" w:w="5386"/>
+            <w:tcW w:type="dxa" w:w="3288"/>
             <w:vAlign w:val="center"/>
           </w:tcPr>
           <w:p>
             <w:r/>
             <w:r>
               <w:rPr>
-                <w:rFonts w:ascii="Microsoft YaHei" w:hAnsi="Microsoft YaHei" w:eastAsia="Microsoft YaHei"/>
+                <w:rFonts w:ascii="Microsoft YaHei UI" w:hAnsi="Microsoft YaHei UI" w:eastAsia="Microsoft YaHei UI"/>
                 <w:b w:val="0"/>
-                <w:sz w:val="17"/>
+                <w:sz w:val="18"/>
               </w:rPr>
-              <w:t>打开应用、文件或快捷方式后自动收起</w:t>
+              <w:t>可安全删除，Shell 重新提取</w:t>
             </w:r>
           </w:p>
         </w:tc>
       </w:tr>
+    </w:tbl>
+    <w:p/>
+    <w:p>
+      <w:pPr>
+        <w:pStyle w:val="Heading2"/>
+        <w:keepNext/>
+      </w:pPr>
+      <w:r>
+        <w:t>6.3 安全边界</w:t>
+      </w:r>
+    </w:p>
+    <w:p>
+      <w:pPr>
+        <w:pStyle w:val="ListBullet"/>
+        <w:spacing w:after="60" w:line="300" w:lineRule="auto"/>
+      </w:pPr>
+      <w:r>
+        <w:t>Electron 启用 contextIsolation 与 sandbox，关闭 nodeIntegration。</w:t>
+      </w:r>
+    </w:p>
+    <w:p>
+      <w:pPr>
+        <w:pStyle w:val="ListBullet"/>
+        <w:spacing w:after="60" w:line="300" w:lineRule="auto"/>
+      </w:pPr>
+      <w:r>
+        <w:t>渲染进程通过预加载白名单 IPC 调用主进程；应用、文件和快捷方式使用格式受限的不透明 ID。</w:t>
+      </w:r>
+    </w:p>
+    <w:p>
+      <w:pPr>
+        <w:pStyle w:val="ListBullet"/>
+        <w:spacing w:after="60" w:line="300" w:lineRule="auto"/>
+      </w:pPr>
+      <w:r>
+        <w:t>重命名拒绝路径分隔符和 Windows 非法字符；删除文件使用 shell.trashItem。</w:t>
+      </w:r>
+    </w:p>
+    <w:p>
+      <w:pPr>
+        <w:pStyle w:val="ListBullet"/>
+        <w:spacing w:after="60" w:line="300" w:lineRule="auto"/>
+      </w:pPr>
+      <w:r>
+        <w:t>桌面收纳只自动移动当前用户快捷方式，公共桌面只读。</w:t>
+      </w:r>
+    </w:p>
+    <w:p>
+      <w:pPr>
+        <w:pStyle w:val="ListBullet"/>
+        <w:spacing w:after="60" w:line="300" w:lineRule="auto"/>
+      </w:pPr>
+      <w:r>
+        <w:t>天气是唯一主动联网功能；分类、待办、文件索引和媒体控制不需要云端。</w:t>
+      </w:r>
+    </w:p>
+    <w:p>
+      <w:pPr>
+        <w:pStyle w:val="Heading1"/>
+        <w:keepNext/>
+      </w:pPr>
+      <w:r>
+        <w:t>7　技术架构与核心流程</w:t>
+      </w:r>
+    </w:p>
+    <w:p>
+      <w:pPr>
+        <w:pStyle w:val="Heading2"/>
+        <w:keepNext/>
+      </w:pPr>
+      <w:r>
+        <w:t>7.1 技术栈</w:t>
+      </w:r>
+    </w:p>
+    <w:tbl>
+      <w:tblPr>
+        <w:tblStyle w:val="LightShading-Accent1"/>
+        <w:tblW w:type="auto" w:w="0"/>
+        <w:jc w:val="center"/>
+        <w:tblLayout w:type="fixed"/>
+        <w:tblLook w:firstColumn="1" w:firstRow="1" w:lastColumn="0" w:lastRow="0" w:noHBand="0" w:noVBand="1" w:val="04A0"/>
+      </w:tblPr>
+      <w:tblGrid>
+        <w:gridCol w:w="3229"/>
+        <w:gridCol w:w="3229"/>
+        <w:gridCol w:w="3229"/>
+      </w:tblGrid>
       <w:tr>
+        <w:trPr>
+          <w:tblHeader w:val="true"/>
+        </w:trPr>
         <w:tc>
           <w:tcPr>
-            <w:tcW w:type="dxa" w:w="1814"/>
+            <w:tcW w:type="dxa" w:w="1587"/>
             <w:vAlign w:val="center"/>
-            <w:shd w:fill="F3F7F9"/>
+            <w:shd w:fill="1677FF"/>
           </w:tcPr>
           <w:p>
             <w:r/>
             <w:r>
               <w:rPr>
-                <w:rFonts w:ascii="Microsoft YaHei" w:hAnsi="Microsoft YaHei" w:eastAsia="Microsoft YaHei"/>
-                <w:b w:val="0"/>
-                <w:sz w:val="17"/>
-              </w:rPr>
-              <w:t>搜索快捷键</w:t>
-            </w:r>
-          </w:p>
-        </w:tc>
-        <w:tc>
-          <w:tcPr>
-            <w:tcW w:type="dxa" w:w="1701"/>
-            <w:vAlign w:val="center"/>
-            <w:shd w:fill="F3F7F9"/>
-          </w:tcPr>
-          <w:p>
-            <w:r/>
-            <w:r>
-              <w:rPr>
-                <w:rFonts w:ascii="Microsoft YaHei" w:hAnsi="Microsoft YaHei" w:eastAsia="Microsoft YaHei"/>
-                <w:b w:val="0"/>
-                <w:sz w:val="17"/>
-              </w:rPr>
-              <w:t>Alt + Space</w:t>
-            </w:r>
-          </w:p>
-        </w:tc>
-        <w:tc>
-          <w:tcPr>
-            <w:tcW w:type="dxa" w:w="5386"/>
-            <w:vAlign w:val="center"/>
-            <w:shd w:fill="F3F7F9"/>
-          </w:tcPr>
-          <w:p>
-            <w:r/>
-            <w:r>
-              <w:rPr>
-                <w:rFonts w:ascii="Microsoft YaHei" w:hAnsi="Microsoft YaHei" w:eastAsia="Microsoft YaHei"/>
-                <w:b w:val="0"/>
-                <w:sz w:val="17"/>
-              </w:rPr>
-              <w:t>显示组件坞并聚焦搜索框</w:t>
-            </w:r>
-          </w:p>
-        </w:tc>
-      </w:tr>
-      <w:tr>
-        <w:tc>
-          <w:tcPr>
-            <w:tcW w:type="dxa" w:w="1814"/>
-            <w:vAlign w:val="center"/>
-          </w:tcPr>
-          <w:p>
-            <w:r/>
-            <w:r>
-              <w:rPr>
-                <w:rFonts w:ascii="Microsoft YaHei" w:hAnsi="Microsoft YaHei" w:eastAsia="Microsoft YaHei"/>
-                <w:b w:val="0"/>
-                <w:sz w:val="17"/>
-              </w:rPr>
-              <w:t>窗口快捷键</w:t>
-            </w:r>
-          </w:p>
-        </w:tc>
-        <w:tc>
-          <w:tcPr>
-            <w:tcW w:type="dxa" w:w="1701"/>
-            <w:vAlign w:val="center"/>
-          </w:tcPr>
-          <w:p>
-            <w:r/>
-            <w:r>
-              <w:rPr>
-                <w:rFonts w:ascii="Microsoft YaHei" w:hAnsi="Microsoft YaHei" w:eastAsia="Microsoft YaHei"/>
-                <w:b w:val="0"/>
-                <w:sz w:val="17"/>
-              </w:rPr>
-              <w:t>Alt + D</w:t>
-            </w:r>
-          </w:p>
-        </w:tc>
-        <w:tc>
-          <w:tcPr>
-            <w:tcW w:type="dxa" w:w="5386"/>
-            <w:vAlign w:val="center"/>
-          </w:tcPr>
-          <w:p>
-            <w:r/>
-            <w:r>
-              <w:rPr>
-                <w:rFonts w:ascii="Microsoft YaHei" w:hAnsi="Microsoft YaHei" w:eastAsia="Microsoft YaHei"/>
-                <w:b w:val="0"/>
-                <w:sz w:val="17"/>
-              </w:rPr>
-              <w:t>显示或隐藏 DesktopDock</w:t>
-            </w:r>
-          </w:p>
-        </w:tc>
-      </w:tr>
-    </w:tbl>
-    <w:p>
-      <w:pPr>
-        <w:spacing w:after="0"/>
-      </w:pPr>
-    </w:p>
-    <w:p>
-      <w:pPr>
-        <w:pStyle w:val="Heading1"/>
-      </w:pPr>
-      <w:r>
-        <w:t>5　标准操作流程</w:t>
-      </w:r>
-    </w:p>
-    <w:p>
-      <w:pPr>
-        <w:pStyle w:val="Heading2"/>
-      </w:pPr>
-      <w:r>
-        <w:t>5.1 第一次使用</w:t>
-      </w:r>
-    </w:p>
-    <w:p>
-      <w:pPr>
-        <w:pStyle w:val="ListNumber"/>
-      </w:pPr>
-      <w:r>
-        <w:t>将便携 EXE 放在长期保存的位置，双击启动。</w:t>
-      </w:r>
-    </w:p>
-    <w:p>
-      <w:pPr>
-        <w:pStyle w:val="ListNumber"/>
-      </w:pPr>
-      <w:r>
-        <w:t>等待左下角状态显示应用数量和本地运行状态。</w:t>
-      </w:r>
-    </w:p>
-    <w:p>
-      <w:pPr>
-        <w:pStyle w:val="ListNumber"/>
-      </w:pPr>
-      <w:r>
-        <w:t>检查各分类中的应用和真实图标；需要时单击分类标题栏“+”重新归类。</w:t>
-      </w:r>
-    </w:p>
-    <w:p>
-      <w:pPr>
-        <w:pStyle w:val="ListNumber"/>
-      </w:pPr>
-      <w:r>
-        <w:t>进入设置，填写天气城市并决定是否开启开机启动。</w:t>
-      </w:r>
-    </w:p>
-    <w:p>
-      <w:pPr>
-        <w:pStyle w:val="ListNumber"/>
-      </w:pPr>
-      <w:r>
-        <w:t>确认桌面快捷方式列表后，再执行收纳；不要在未知结果下反复移动文件。</w:t>
-      </w:r>
-    </w:p>
-    <w:p>
-      <w:pPr>
-        <w:pStyle w:val="Heading2"/>
-      </w:pPr>
-      <w:r>
-        <w:t>5.2 新建并使用分类</w:t>
-      </w:r>
-    </w:p>
-    <w:p>
-      <w:pPr>
-        <w:pStyle w:val="ListNumber"/>
-      </w:pPr>
-      <w:r>
-        <w:t>单击顶部栏“+”按钮。</w:t>
-      </w:r>
-    </w:p>
-    <w:p>
-      <w:pPr>
-        <w:pStyle w:val="ListNumber"/>
-      </w:pPr>
-      <w:r>
-        <w:t>输入分类名称，选择图标与颜色，单击“创建分类”。</w:t>
-      </w:r>
-    </w:p>
-    <w:p>
-      <w:pPr>
-        <w:pStyle w:val="ListNumber"/>
-      </w:pPr>
-      <w:r>
-        <w:t>在分类组件标题栏单击“+”，勾选需要加入的应用。</w:t>
-      </w:r>
-    </w:p>
-    <w:p>
-      <w:pPr>
-        <w:pStyle w:val="ListNumber"/>
-      </w:pPr>
-      <w:r>
-        <w:t>单击“保存分类”。应用会立即出现在对应组件中。</w:t>
-      </w:r>
-    </w:p>
-    <w:p>
-      <w:pPr>
-        <w:pStyle w:val="ListNumber"/>
-      </w:pPr>
-      <w:r>
-        <w:t>要修改或删除自定义分类，使用标题栏省略号菜单。</w:t>
-      </w:r>
-    </w:p>
-    <w:p>
-      <w:pPr>
-        <w:pStyle w:val="Heading2"/>
-      </w:pPr>
-      <w:r>
-        <w:t>5.3 收纳和恢复快捷方式</w:t>
-      </w:r>
-    </w:p>
-    <w:p>
-      <w:pPr>
-        <w:pStyle w:val="ListNumber"/>
-      </w:pPr>
-      <w:r>
-        <w:t>在“桌面快捷方式”组件右上角打开管理菜单。</w:t>
-      </w:r>
-    </w:p>
-    <w:p>
-      <w:pPr>
-        <w:pStyle w:val="ListNumber"/>
-      </w:pPr>
-      <w:r>
-        <w:t>选择“收纳桌面快捷方式”，确认数量和保护规则。</w:t>
-      </w:r>
-    </w:p>
-    <w:p>
-      <w:pPr>
-        <w:pStyle w:val="ListNumber"/>
-      </w:pPr>
-      <w:r>
-        <w:t>确认桌面上的个人快捷方式已移除，但系统图标和普通文件仍在原位。</w:t>
-      </w:r>
-    </w:p>
-    <w:p>
-      <w:pPr>
-        <w:pStyle w:val="ListNumber"/>
-      </w:pPr>
-      <w:r>
-        <w:t>需要恢复时再次打开管理菜单，选择“恢复快捷方式”。</w:t>
-      </w:r>
-    </w:p>
-    <w:p>
-      <w:pPr>
-        <w:pStyle w:val="Heading2"/>
-      </w:pPr>
-      <w:r>
-        <w:t>5.4 备份与迁移</w:t>
-      </w:r>
-    </w:p>
-    <w:p>
-      <w:r>
-        <w:t>设置页可导出和导入 JSON 配置。配置包含设置项和用户收藏目录，不包含应用程序、桌面文件、快捷方式本体或天气缓存。迁移到新电脑时，先复制 EXE，再导入配置；应用索引会根据新电脑实际安装情况重新建立。</w:t>
-      </w:r>
-    </w:p>
-    <w:p>
-      <w:pPr>
-        <w:pStyle w:val="Heading1"/>
-      </w:pPr>
-      <w:r>
-        <w:t>6　数据、安全与隐私</w:t>
-      </w:r>
-    </w:p>
-    <w:p>
-      <w:pPr>
-        <w:pStyle w:val="Heading2"/>
-      </w:pPr>
-      <w:r>
-        <w:t>6.1 本地数据</w:t>
-      </w:r>
-    </w:p>
-    <w:tbl>
-      <w:tblPr>
-        <w:tblStyle w:val="TableGrid"/>
-        <w:tblW w:type="auto" w:w="0"/>
-        <w:jc w:val="center"/>
-        <w:tblLook w:firstColumn="1" w:firstRow="1" w:lastColumn="0" w:lastRow="0" w:noHBand="0" w:noVBand="1" w:val="04A0"/>
-      </w:tblPr>
-      <w:tblGrid>
-        <w:gridCol w:w="3249"/>
-        <w:gridCol w:w="3249"/>
-        <w:gridCol w:w="3249"/>
-      </w:tblGrid>
-      <w:tr>
-        <w:tc>
-          <w:tcPr>
-            <w:tcW w:type="dxa" w:w="1871"/>
-            <w:vAlign w:val="center"/>
-            <w:shd w:fill="168ECB"/>
-          </w:tcPr>
-          <w:p>
-            <w:r/>
-            <w:r>
-              <w:rPr>
-                <w:rFonts w:ascii="Microsoft YaHei" w:hAnsi="Microsoft YaHei" w:eastAsia="Microsoft YaHei"/>
+                <w:rFonts w:ascii="Microsoft YaHei UI" w:hAnsi="Microsoft YaHei UI" w:eastAsia="Microsoft YaHei UI"/>
                 <w:b/>
                 <w:color w:val="FFFFFF"/>
                 <w:sz w:val="18"/>
               </w:rPr>
-              <w:t>数据</w:t>
-            </w:r>
-          </w:p>
-        </w:tc>
-        <w:tc>
-          <w:tcPr>
-            <w:tcW w:type="dxa" w:w="3118"/>
-            <w:vAlign w:val="center"/>
-            <w:shd w:fill="168ECB"/>
-          </w:tcPr>
-          <w:p>
-            <w:r/>
-            <w:r>
-              <w:rPr>
-                <w:rFonts w:ascii="Microsoft YaHei" w:hAnsi="Microsoft YaHei" w:eastAsia="Microsoft YaHei"/>
-                <w:b/>
-                <w:color w:val="FFFFFF"/>
-                <w:sz w:val="18"/>
-              </w:rPr>
-              <w:t>存储方式</w:t>
-            </w:r>
-          </w:p>
-        </w:tc>
-        <w:tc>
-          <w:tcPr>
-            <w:tcW w:type="dxa" w:w="3912"/>
-            <w:vAlign w:val="center"/>
-            <w:shd w:fill="168ECB"/>
-          </w:tcPr>
-          <w:p>
-            <w:r/>
-            <w:r>
-              <w:rPr>
-                <w:rFonts w:ascii="Microsoft YaHei" w:hAnsi="Microsoft YaHei" w:eastAsia="Microsoft YaHei"/>
-                <w:b/>
-                <w:color w:val="FFFFFF"/>
-                <w:sz w:val="18"/>
-              </w:rPr>
-              <w:t>用途</w:t>
-            </w:r>
-          </w:p>
-        </w:tc>
-      </w:tr>
-      <w:tr>
-        <w:tc>
-          <w:tcPr>
-            <w:tcW w:type="dxa" w:w="1871"/>
-            <w:vAlign w:val="center"/>
-          </w:tcPr>
-          <w:p>
-            <w:r/>
-            <w:r>
-              <w:rPr>
-                <w:rFonts w:ascii="Microsoft YaHei" w:hAnsi="Microsoft YaHei" w:eastAsia="Microsoft YaHei"/>
-                <w:b w:val="0"/>
-                <w:sz w:val="17"/>
-              </w:rPr>
-              <w:t>应用与分类</w:t>
-            </w:r>
-          </w:p>
-        </w:tc>
-        <w:tc>
-          <w:tcPr>
-            <w:tcW w:type="dxa" w:w="3118"/>
-            <w:vAlign w:val="center"/>
-          </w:tcPr>
-          <w:p>
-            <w:r/>
-            <w:r>
-              <w:rPr>
-                <w:rFonts w:ascii="Microsoft YaHei" w:hAnsi="Microsoft YaHei" w:eastAsia="Microsoft YaHei"/>
-                <w:b w:val="0"/>
-                <w:sz w:val="17"/>
-              </w:rPr>
-              <w:t>SQLite data.db</w:t>
-            </w:r>
-          </w:p>
-        </w:tc>
-        <w:tc>
-          <w:tcPr>
-            <w:tcW w:type="dxa" w:w="3912"/>
-            <w:vAlign w:val="center"/>
-          </w:tcPr>
-          <w:p>
-            <w:r/>
-            <w:r>
-              <w:rPr>
-                <w:rFonts w:ascii="Microsoft YaHei" w:hAnsi="Microsoft YaHei" w:eastAsia="Microsoft YaHei"/>
-                <w:b w:val="0"/>
-                <w:sz w:val="17"/>
-              </w:rPr>
-              <w:t>索引、分类、固定状态和使用统计</w:t>
-            </w:r>
-          </w:p>
-        </w:tc>
-      </w:tr>
-      <w:tr>
-        <w:tc>
-          <w:tcPr>
-            <w:tcW w:type="dxa" w:w="1871"/>
-            <w:vAlign w:val="center"/>
-            <w:shd w:fill="F3F7F9"/>
-          </w:tcPr>
-          <w:p>
-            <w:r/>
-            <w:r>
-              <w:rPr>
-                <w:rFonts w:ascii="Microsoft YaHei" w:hAnsi="Microsoft YaHei" w:eastAsia="Microsoft YaHei"/>
-                <w:b w:val="0"/>
-                <w:sz w:val="17"/>
-              </w:rPr>
-              <w:t>最近文件与目录</w:t>
-            </w:r>
-          </w:p>
-        </w:tc>
-        <w:tc>
-          <w:tcPr>
-            <w:tcW w:type="dxa" w:w="3118"/>
-            <w:vAlign w:val="center"/>
-            <w:shd w:fill="F3F7F9"/>
-          </w:tcPr>
-          <w:p>
-            <w:r/>
-            <w:r>
-              <w:rPr>
-                <w:rFonts w:ascii="Microsoft YaHei" w:hAnsi="Microsoft YaHei" w:eastAsia="Microsoft YaHei"/>
-                <w:b w:val="0"/>
-                <w:sz w:val="17"/>
-              </w:rPr>
-              <w:t>SQLite data.db</w:t>
-            </w:r>
-          </w:p>
-        </w:tc>
-        <w:tc>
-          <w:tcPr>
-            <w:tcW w:type="dxa" w:w="3912"/>
-            <w:vAlign w:val="center"/>
-            <w:shd w:fill="F3F7F9"/>
-          </w:tcPr>
-          <w:p>
-            <w:r/>
-            <w:r>
-              <w:rPr>
-                <w:rFonts w:ascii="Microsoft YaHei" w:hAnsi="Microsoft YaHei" w:eastAsia="Microsoft YaHei"/>
-                <w:b w:val="0"/>
-                <w:sz w:val="17"/>
-              </w:rPr>
-              <w:t>最近文件和收藏目录索引</w:t>
-            </w:r>
-          </w:p>
-        </w:tc>
-      </w:tr>
-      <w:tr>
-        <w:tc>
-          <w:tcPr>
-            <w:tcW w:type="dxa" w:w="1871"/>
-            <w:vAlign w:val="center"/>
-          </w:tcPr>
-          <w:p>
-            <w:r/>
-            <w:r>
-              <w:rPr>
-                <w:rFonts w:ascii="Microsoft YaHei" w:hAnsi="Microsoft YaHei" w:eastAsia="Microsoft YaHei"/>
-                <w:b w:val="0"/>
-                <w:sz w:val="17"/>
-              </w:rPr>
-              <w:t>应用图标</w:t>
-            </w:r>
-          </w:p>
-        </w:tc>
-        <w:tc>
-          <w:tcPr>
-            <w:tcW w:type="dxa" w:w="3118"/>
-            <w:vAlign w:val="center"/>
-          </w:tcPr>
-          <w:p>
-            <w:r/>
-            <w:r>
-              <w:rPr>
-                <w:rFonts w:ascii="Microsoft YaHei" w:hAnsi="Microsoft YaHei" w:eastAsia="Microsoft YaHei"/>
-                <w:b w:val="0"/>
-                <w:sz w:val="17"/>
-              </w:rPr>
-              <w:t>版本化图标缓存目录</w:t>
-            </w:r>
-          </w:p>
-        </w:tc>
-        <w:tc>
-          <w:tcPr>
-            <w:tcW w:type="dxa" w:w="3912"/>
-            <w:vAlign w:val="center"/>
-          </w:tcPr>
-          <w:p>
-            <w:r/>
-            <w:r>
-              <w:rPr>
-                <w:rFonts w:ascii="Microsoft YaHei" w:hAnsi="Microsoft YaHei" w:eastAsia="Microsoft YaHei"/>
-                <w:b w:val="0"/>
-                <w:sz w:val="17"/>
-              </w:rPr>
-              <w:t>减少重复 Windows Shell 图标提取</w:t>
-            </w:r>
-          </w:p>
-        </w:tc>
-      </w:tr>
-      <w:tr>
-        <w:tc>
-          <w:tcPr>
-            <w:tcW w:type="dxa" w:w="1871"/>
-            <w:vAlign w:val="center"/>
-            <w:shd w:fill="F3F7F9"/>
-          </w:tcPr>
-          <w:p>
-            <w:r/>
-            <w:r>
-              <w:rPr>
-                <w:rFonts w:ascii="Microsoft YaHei" w:hAnsi="Microsoft YaHei" w:eastAsia="Microsoft YaHei"/>
-                <w:b w:val="0"/>
-                <w:sz w:val="17"/>
-              </w:rPr>
-              <w:t>快捷方式</w:t>
-            </w:r>
-          </w:p>
-        </w:tc>
-        <w:tc>
-          <w:tcPr>
-            <w:tcW w:type="dxa" w:w="3118"/>
-            <w:vAlign w:val="center"/>
-            <w:shd w:fill="F3F7F9"/>
-          </w:tcPr>
-          <w:p>
-            <w:r/>
-            <w:r>
-              <w:rPr>
-                <w:rFonts w:ascii="Microsoft YaHei" w:hAnsi="Microsoft YaHei" w:eastAsia="Microsoft YaHei"/>
-                <w:b w:val="0"/>
-                <w:sz w:val="17"/>
-              </w:rPr>
-              <w:t>desktop-shortcuts 保管目录</w:t>
-            </w:r>
-          </w:p>
-        </w:tc>
-        <w:tc>
-          <w:tcPr>
-            <w:tcW w:type="dxa" w:w="3912"/>
-            <w:vAlign w:val="center"/>
-            <w:shd w:fill="F3F7F9"/>
-          </w:tcPr>
-          <w:p>
-            <w:r/>
-            <w:r>
-              <w:rPr>
-                <w:rFonts w:ascii="Microsoft YaHei" w:hAnsi="Microsoft YaHei" w:eastAsia="Microsoft YaHei"/>
-                <w:b w:val="0"/>
-                <w:sz w:val="17"/>
-              </w:rPr>
-              <w:t>收纳后仍可启动并恢复</w:t>
-            </w:r>
-          </w:p>
-        </w:tc>
-      </w:tr>
-      <w:tr>
-        <w:tc>
-          <w:tcPr>
-            <w:tcW w:type="dxa" w:w="1871"/>
-            <w:vAlign w:val="center"/>
-          </w:tcPr>
-          <w:p>
-            <w:r/>
-            <w:r>
-              <w:rPr>
-                <w:rFonts w:ascii="Microsoft YaHei" w:hAnsi="Microsoft YaHei" w:eastAsia="Microsoft YaHei"/>
-                <w:b w:val="0"/>
-                <w:sz w:val="17"/>
-              </w:rPr>
-              <w:t>文件还原点</w:t>
-            </w:r>
-          </w:p>
-        </w:tc>
-        <w:tc>
-          <w:tcPr>
-            <w:tcW w:type="dxa" w:w="3118"/>
-            <w:vAlign w:val="center"/>
-          </w:tcPr>
-          <w:p>
-            <w:r/>
-            <w:r>
-              <w:rPr>
-                <w:rFonts w:ascii="Microsoft YaHei" w:hAnsi="Microsoft YaHei" w:eastAsia="Microsoft YaHei"/>
-                <w:b w:val="0"/>
-                <w:sz w:val="17"/>
-              </w:rPr>
-              <w:t>restore-points 目录</w:t>
-            </w:r>
-          </w:p>
-        </w:tc>
-        <w:tc>
-          <w:tcPr>
-            <w:tcW w:type="dxa" w:w="3912"/>
-            <w:vAlign w:val="center"/>
-          </w:tcPr>
-          <w:p>
-            <w:r/>
-            <w:r>
-              <w:rPr>
-                <w:rFonts w:ascii="Microsoft YaHei" w:hAnsi="Microsoft YaHei" w:eastAsia="Microsoft YaHei"/>
-                <w:b w:val="0"/>
-                <w:sz w:val="17"/>
-              </w:rPr>
-              <w:t>恢复最近一次普通文件整理</w:t>
-            </w:r>
-          </w:p>
-        </w:tc>
-      </w:tr>
-      <w:tr>
-        <w:tc>
-          <w:tcPr>
-            <w:tcW w:type="dxa" w:w="1871"/>
-            <w:vAlign w:val="center"/>
-            <w:shd w:fill="F3F7F9"/>
-          </w:tcPr>
-          <w:p>
-            <w:r/>
-            <w:r>
-              <w:rPr>
-                <w:rFonts w:ascii="Microsoft YaHei" w:hAnsi="Microsoft YaHei" w:eastAsia="Microsoft YaHei"/>
-                <w:b w:val="0"/>
-                <w:sz w:val="17"/>
-              </w:rPr>
-              <w:t>天气</w:t>
-            </w:r>
-          </w:p>
-        </w:tc>
-        <w:tc>
-          <w:tcPr>
-            <w:tcW w:type="dxa" w:w="3118"/>
-            <w:vAlign w:val="center"/>
-            <w:shd w:fill="F3F7F9"/>
-          </w:tcPr>
-          <w:p>
-            <w:r/>
-            <w:r>
-              <w:rPr>
-                <w:rFonts w:ascii="Microsoft YaHei" w:hAnsi="Microsoft YaHei" w:eastAsia="Microsoft YaHei"/>
-                <w:b w:val="0"/>
-                <w:sz w:val="17"/>
-              </w:rPr>
-              <w:t>weather-cache.json</w:t>
-            </w:r>
-          </w:p>
-        </w:tc>
-        <w:tc>
-          <w:tcPr>
-            <w:tcW w:type="dxa" w:w="3912"/>
-            <w:vAlign w:val="center"/>
-            <w:shd w:fill="F3F7F9"/>
-          </w:tcPr>
-          <w:p>
-            <w:r/>
-            <w:r>
-              <w:rPr>
-                <w:rFonts w:ascii="Microsoft YaHei" w:hAnsi="Microsoft YaHei" w:eastAsia="Microsoft YaHei"/>
-                <w:b w:val="0"/>
-                <w:sz w:val="17"/>
-              </w:rPr>
-              <w:t>30 分钟缓存与离线降级</w:t>
-            </w:r>
-          </w:p>
-        </w:tc>
-      </w:tr>
-    </w:tbl>
-    <w:p>
-      <w:pPr>
-        <w:spacing w:after="0"/>
-      </w:pPr>
-    </w:p>
-    <w:p>
-      <w:pPr>
-        <w:pStyle w:val="Heading2"/>
-      </w:pPr>
-      <w:r>
-        <w:t>6.2 IPC 与路径保护</w:t>
-      </w:r>
-    </w:p>
-    <w:p>
-      <w:r>
-        <w:t>Electron 渲染进程启用 contextIsolation、sandbox，并关闭 nodeIntegration。前端通过预加载层暴露的白名单 API 调用主进程。应用、文件和快捷方式使用格式受限的不透明 ID，主进程在执行打开、归类、移动或图标提取前重新解析实际路径，避免任意路径输入直接进入系统调用。</w:t>
-      </w:r>
-    </w:p>
-    <w:p>
-      <w:pPr>
-        <w:pStyle w:val="Heading2"/>
-      </w:pPr>
-      <w:r>
-        <w:t>6.3 删除与恢复原则</w:t>
-      </w:r>
-    </w:p>
-    <w:p>
-      <w:pPr>
-        <w:pStyle w:val="ListBullet"/>
-      </w:pPr>
-      <w:r>
-        <w:t>删除分类不删除应用。</w:t>
-      </w:r>
-    </w:p>
-    <w:p>
-      <w:pPr>
-        <w:pStyle w:val="ListBullet"/>
-      </w:pPr>
-      <w:r>
-        <w:t>收纳快捷方式使用移动而不是删除，并保留恢复能力。</w:t>
-      </w:r>
-    </w:p>
-    <w:p>
-      <w:pPr>
-        <w:pStyle w:val="ListBullet"/>
-      </w:pPr>
-      <w:r>
-        <w:t>普通文件整理强制建立还原点，且不覆盖同名目标。</w:t>
-      </w:r>
-    </w:p>
-    <w:p>
-      <w:pPr>
-        <w:pStyle w:val="ListBullet"/>
-      </w:pPr>
-      <w:r>
-        <w:t>公共桌面快捷方式只读展示，避免普通用户权限下破坏全局桌面。</w:t>
-      </w:r>
-    </w:p>
-    <w:p>
-      <w:pPr>
-        <w:pStyle w:val="ListBullet"/>
-      </w:pPr>
-      <w:r>
-        <w:t>配置导入限制文件大小和数据格式，未知设置项会被忽略。</w:t>
-      </w:r>
-    </w:p>
-    <w:p>
-      <w:pPr>
-        <w:pStyle w:val="Heading1"/>
-      </w:pPr>
-      <w:r>
-        <w:t>7　技术架构</w:t>
-      </w:r>
-    </w:p>
-    <w:p>
-      <w:pPr>
-        <w:pStyle w:val="Heading2"/>
-      </w:pPr>
-      <w:r>
-        <w:t>7.1 技术选型</w:t>
-      </w:r>
-    </w:p>
-    <w:tbl>
-      <w:tblPr>
-        <w:tblStyle w:val="TableGrid"/>
-        <w:tblW w:type="auto" w:w="0"/>
-        <w:jc w:val="center"/>
-        <w:tblLook w:firstColumn="1" w:firstRow="1" w:lastColumn="0" w:lastRow="0" w:noHBand="0" w:noVBand="1" w:val="04A0"/>
-      </w:tblPr>
-      <w:tblGrid>
-        <w:gridCol w:w="3249"/>
-        <w:gridCol w:w="3249"/>
-        <w:gridCol w:w="3249"/>
-      </w:tblGrid>
-      <w:tr>
-        <w:tc>
-          <w:tcPr>
-            <w:tcW w:type="dxa" w:w="1587"/>
-            <w:vAlign w:val="center"/>
-            <w:shd w:fill="168ECB"/>
-          </w:tcPr>
-          <w:p>
-            <w:r/>
-            <w:r>
-              <w:rPr>
-                <w:rFonts w:ascii="Microsoft YaHei" w:hAnsi="Microsoft YaHei" w:eastAsia="Microsoft YaHei"/>
-                <w:b/>
-                <w:color w:val="FFFFFF"/>
-                <w:sz w:val="18"/>
-              </w:rPr>
-              <w:t>层级</w:t>
+              <w:t>层</w:t>
             </w:r>
           </w:p>
         </w:tc>
@@ -3817,13 +2156,13 @@
           <w:tcPr>
             <w:tcW w:type="dxa" w:w="2948"/>
             <w:vAlign w:val="center"/>
-            <w:shd w:fill="168ECB"/>
+            <w:shd w:fill="1677FF"/>
           </w:tcPr>
           <w:p>
             <w:r/>
             <w:r>
               <w:rPr>
-                <w:rFonts w:ascii="Microsoft YaHei" w:hAnsi="Microsoft YaHei" w:eastAsia="Microsoft YaHei"/>
+                <w:rFonts w:ascii="Microsoft YaHei UI" w:hAnsi="Microsoft YaHei UI" w:eastAsia="Microsoft YaHei UI"/>
                 <w:b/>
                 <w:color w:val="FFFFFF"/>
                 <w:sz w:val="18"/>
@@ -3834,15 +2173,15 @@
         </w:tc>
         <w:tc>
           <w:tcPr>
-            <w:tcW w:type="dxa" w:w="4365"/>
+            <w:tcW w:type="dxa" w:w="4989"/>
             <w:vAlign w:val="center"/>
-            <w:shd w:fill="168ECB"/>
+            <w:shd w:fill="1677FF"/>
           </w:tcPr>
           <w:p>
             <w:r/>
             <w:r>
               <w:rPr>
-                <w:rFonts w:ascii="Microsoft YaHei" w:hAnsi="Microsoft YaHei" w:eastAsia="Microsoft YaHei"/>
+                <w:rFonts w:ascii="Microsoft YaHei UI" w:hAnsi="Microsoft YaHei UI" w:eastAsia="Microsoft YaHei UI"/>
                 <w:b/>
                 <w:color w:val="FFFFFF"/>
                 <w:sz w:val="18"/>
@@ -3862,11 +2201,11 @@
             <w:r/>
             <w:r>
               <w:rPr>
-                <w:rFonts w:ascii="Microsoft YaHei" w:hAnsi="Microsoft YaHei" w:eastAsia="Microsoft YaHei"/>
+                <w:rFonts w:ascii="Microsoft YaHei UI" w:hAnsi="Microsoft YaHei UI" w:eastAsia="Microsoft YaHei UI"/>
                 <w:b w:val="0"/>
-                <w:sz w:val="17"/>
+                <w:sz w:val="18"/>
               </w:rPr>
-              <w:t>桌面运行时</w:t>
+              <w:t>桌面容器</w:t>
             </w:r>
           </w:p>
         </w:tc>
@@ -3879,9 +2218,9 @@
             <w:r/>
             <w:r>
               <w:rPr>
-                <w:rFonts w:ascii="Microsoft YaHei" w:hAnsi="Microsoft YaHei" w:eastAsia="Microsoft YaHei"/>
+                <w:rFonts w:ascii="Microsoft YaHei UI" w:hAnsi="Microsoft YaHei UI" w:eastAsia="Microsoft YaHei UI"/>
                 <w:b w:val="0"/>
-                <w:sz w:val="17"/>
+                <w:sz w:val="18"/>
               </w:rPr>
               <w:t>Electron 43</w:t>
             </w:r>
@@ -3889,74 +2228,18 @@
         </w:tc>
         <w:tc>
           <w:tcPr>
-            <w:tcW w:type="dxa" w:w="4365"/>
+            <w:tcW w:type="dxa" w:w="4989"/>
             <w:vAlign w:val="center"/>
           </w:tcPr>
           <w:p>
             <w:r/>
             <w:r>
               <w:rPr>
-                <w:rFonts w:ascii="Microsoft YaHei" w:hAnsi="Microsoft YaHei" w:eastAsia="Microsoft YaHei"/>
+                <w:rFonts w:ascii="Microsoft YaHei UI" w:hAnsi="Microsoft YaHei UI" w:eastAsia="Microsoft YaHei UI"/>
                 <w:b w:val="0"/>
-                <w:sz w:val="17"/>
+                <w:sz w:val="18"/>
               </w:rPr>
-              <w:t>窗口、托盘、Windows Shell、IPC、开机启动</w:t>
-            </w:r>
-          </w:p>
-        </w:tc>
-      </w:tr>
-      <w:tr>
-        <w:tc>
-          <w:tcPr>
-            <w:tcW w:type="dxa" w:w="1587"/>
-            <w:vAlign w:val="center"/>
-            <w:shd w:fill="F3F7F9"/>
-          </w:tcPr>
-          <w:p>
-            <w:r/>
-            <w:r>
-              <w:rPr>
-                <w:rFonts w:ascii="Microsoft YaHei" w:hAnsi="Microsoft YaHei" w:eastAsia="Microsoft YaHei"/>
-                <w:b w:val="0"/>
-                <w:sz w:val="17"/>
-              </w:rPr>
-              <w:t>界面框架</w:t>
-            </w:r>
-          </w:p>
-        </w:tc>
-        <w:tc>
-          <w:tcPr>
-            <w:tcW w:type="dxa" w:w="2948"/>
-            <w:vAlign w:val="center"/>
-            <w:shd w:fill="F3F7F9"/>
-          </w:tcPr>
-          <w:p>
-            <w:r/>
-            <w:r>
-              <w:rPr>
-                <w:rFonts w:ascii="Microsoft YaHei" w:hAnsi="Microsoft YaHei" w:eastAsia="Microsoft YaHei"/>
-                <w:b w:val="0"/>
-                <w:sz w:val="17"/>
-              </w:rPr>
-              <w:t>Vue 3 + Vite</w:t>
-            </w:r>
-          </w:p>
-        </w:tc>
-        <w:tc>
-          <w:tcPr>
-            <w:tcW w:type="dxa" w:w="4365"/>
-            <w:vAlign w:val="center"/>
-            <w:shd w:fill="F3F7F9"/>
-          </w:tcPr>
-          <w:p>
-            <w:r/>
-            <w:r>
-              <w:rPr>
-                <w:rFonts w:ascii="Microsoft YaHei" w:hAnsi="Microsoft YaHei" w:eastAsia="Microsoft YaHei"/>
-                <w:b w:val="0"/>
-                <w:sz w:val="17"/>
-              </w:rPr>
-              <w:t>组件坞外壳与生产构建</w:t>
+              <w:t>窗口、托盘、桌面宿主、通知、Shell 与 IPC</w:t>
             </w:r>
           </w:p>
         </w:tc>
@@ -3971,11 +2254,11 @@
             <w:r/>
             <w:r>
               <w:rPr>
-                <w:rFonts w:ascii="Microsoft YaHei" w:hAnsi="Microsoft YaHei" w:eastAsia="Microsoft YaHei"/>
+                <w:rFonts w:ascii="Microsoft YaHei UI" w:hAnsi="Microsoft YaHei UI" w:eastAsia="Microsoft YaHei UI"/>
                 <w:b w:val="0"/>
-                <w:sz w:val="17"/>
+                <w:sz w:val="18"/>
               </w:rPr>
-              <w:t>界面逻辑</w:t>
+              <w:t>界面</w:t>
             </w:r>
           </w:p>
         </w:tc>
@@ -3988,84 +2271,28 @@
             <w:r/>
             <w:r>
               <w:rPr>
-                <w:rFonts w:ascii="Microsoft YaHei" w:hAnsi="Microsoft YaHei" w:eastAsia="Microsoft YaHei"/>
+                <w:rFonts w:ascii="Microsoft YaHei UI" w:hAnsi="Microsoft YaHei UI" w:eastAsia="Microsoft YaHei UI"/>
                 <w:b w:val="0"/>
-                <w:sz w:val="17"/>
+                <w:sz w:val="18"/>
               </w:rPr>
-              <w:t>原生 JavaScript + CSS</w:t>
+              <w:t>Vue 3 + Vite 8 + 原生 JS/CSS</w:t>
             </w:r>
           </w:p>
         </w:tc>
         <w:tc>
           <w:tcPr>
-            <w:tcW w:type="dxa" w:w="4365"/>
+            <w:tcW w:type="dxa" w:w="4989"/>
             <w:vAlign w:val="center"/>
           </w:tcPr>
           <w:p>
             <w:r/>
             <w:r>
               <w:rPr>
-                <w:rFonts w:ascii="Microsoft YaHei" w:hAnsi="Microsoft YaHei" w:eastAsia="Microsoft YaHei"/>
+                <w:rFonts w:ascii="Microsoft YaHei UI" w:hAnsi="Microsoft YaHei UI" w:eastAsia="Microsoft YaHei UI"/>
                 <w:b w:val="0"/>
-                <w:sz w:val="17"/>
+                <w:sz w:val="18"/>
               </w:rPr>
-              <w:t>高密度组件渲染、事件委托、主题与交互</w:t>
-            </w:r>
-          </w:p>
-        </w:tc>
-      </w:tr>
-      <w:tr>
-        <w:tc>
-          <w:tcPr>
-            <w:tcW w:type="dxa" w:w="1587"/>
-            <w:vAlign w:val="center"/>
-            <w:shd w:fill="F3F7F9"/>
-          </w:tcPr>
-          <w:p>
-            <w:r/>
-            <w:r>
-              <w:rPr>
-                <w:rFonts w:ascii="Microsoft YaHei" w:hAnsi="Microsoft YaHei" w:eastAsia="Microsoft YaHei"/>
-                <w:b w:val="0"/>
-                <w:sz w:val="17"/>
-              </w:rPr>
-              <w:t>数据存储</w:t>
-            </w:r>
-          </w:p>
-        </w:tc>
-        <w:tc>
-          <w:tcPr>
-            <w:tcW w:type="dxa" w:w="2948"/>
-            <w:vAlign w:val="center"/>
-            <w:shd w:fill="F3F7F9"/>
-          </w:tcPr>
-          <w:p>
-            <w:r/>
-            <w:r>
-              <w:rPr>
-                <w:rFonts w:ascii="Microsoft YaHei" w:hAnsi="Microsoft YaHei" w:eastAsia="Microsoft YaHei"/>
-                <w:b w:val="0"/>
-                <w:sz w:val="17"/>
-              </w:rPr>
-              <w:t>Node.js SQLite DatabaseSync</w:t>
-            </w:r>
-          </w:p>
-        </w:tc>
-        <w:tc>
-          <w:tcPr>
-            <w:tcW w:type="dxa" w:w="4365"/>
-            <w:vAlign w:val="center"/>
-            <w:shd w:fill="F3F7F9"/>
-          </w:tcPr>
-          <w:p>
-            <w:r/>
-            <w:r>
-              <w:rPr>
-                <w:rFonts w:ascii="Microsoft YaHei" w:hAnsi="Microsoft YaHei" w:eastAsia="Microsoft YaHei"/>
-                <w:b w:val="0"/>
-                <w:sz w:val="17"/>
-              </w:rPr>
-              <w:t>应用、分类、文件、使用统计和设置</w:t>
+              <w:t>稳定壳层、页面渲染、拖放与交互</w:t>
             </w:r>
           </w:p>
         </w:tc>
@@ -4080,9 +2307,62 @@
             <w:r/>
             <w:r>
               <w:rPr>
-                <w:rFonts w:ascii="Microsoft YaHei" w:hAnsi="Microsoft YaHei" w:eastAsia="Microsoft YaHei"/>
+                <w:rFonts w:ascii="Microsoft YaHei UI" w:hAnsi="Microsoft YaHei UI" w:eastAsia="Microsoft YaHei UI"/>
                 <w:b w:val="0"/>
-                <w:sz w:val="17"/>
+                <w:sz w:val="18"/>
+              </w:rPr>
+              <w:t>数据</w:t>
+            </w:r>
+          </w:p>
+        </w:tc>
+        <w:tc>
+          <w:tcPr>
+            <w:tcW w:type="dxa" w:w="2948"/>
+            <w:vAlign w:val="center"/>
+          </w:tcPr>
+          <w:p>
+            <w:r/>
+            <w:r>
+              <w:rPr>
+                <w:rFonts w:ascii="Microsoft YaHei UI" w:hAnsi="Microsoft YaHei UI" w:eastAsia="Microsoft YaHei UI"/>
+                <w:b w:val="0"/>
+                <w:sz w:val="18"/>
+              </w:rPr>
+              <w:t>Node SQLite + JSON 缓存</w:t>
+            </w:r>
+          </w:p>
+        </w:tc>
+        <w:tc>
+          <w:tcPr>
+            <w:tcW w:type="dxa" w:w="4989"/>
+            <w:vAlign w:val="center"/>
+          </w:tcPr>
+          <w:p>
+            <w:r/>
+            <w:r>
+              <w:rPr>
+                <w:rFonts w:ascii="Microsoft YaHei UI" w:hAnsi="Microsoft YaHei UI" w:eastAsia="Microsoft YaHei UI"/>
+                <w:b w:val="0"/>
+                <w:sz w:val="18"/>
+              </w:rPr>
+              <w:t>分类、待办、索引、设置、缓存</w:t>
+            </w:r>
+          </w:p>
+        </w:tc>
+      </w:tr>
+      <w:tr>
+        <w:tc>
+          <w:tcPr>
+            <w:tcW w:type="dxa" w:w="1587"/>
+            <w:vAlign w:val="center"/>
+          </w:tcPr>
+          <w:p>
+            <w:r/>
+            <w:r>
+              <w:rPr>
+                <w:rFonts w:ascii="Microsoft YaHei UI" w:hAnsi="Microsoft YaHei UI" w:eastAsia="Microsoft YaHei UI"/>
+                <w:b w:val="0"/>
+                <w:sz w:val="18"/>
               </w:rPr>
               <w:t>系统集成</w:t>
             </w:r>
@@ -4097,84 +2377,28 @@
             <w:r/>
             <w:r>
               <w:rPr>
-                <w:rFonts w:ascii="Microsoft YaHei" w:hAnsi="Microsoft YaHei" w:eastAsia="Microsoft YaHei"/>
+                <w:rFonts w:ascii="Microsoft YaHei UI" w:hAnsi="Microsoft YaHei UI" w:eastAsia="Microsoft YaHei UI"/>
                 <w:b w:val="0"/>
-                <w:sz w:val="17"/>
+                <w:sz w:val="18"/>
               </w:rPr>
-              <w:t>Electron shell/nativeImage + PowerShell user32</w:t>
+              <w:t>Win32 / PowerShell / Windows Shell</w:t>
             </w:r>
           </w:p>
         </w:tc>
         <w:tc>
           <w:tcPr>
-            <w:tcW w:type="dxa" w:w="4365"/>
+            <w:tcW w:type="dxa" w:w="4989"/>
             <w:vAlign w:val="center"/>
           </w:tcPr>
           <w:p>
             <w:r/>
             <w:r>
               <w:rPr>
-                <w:rFonts w:ascii="Microsoft YaHei" w:hAnsi="Microsoft YaHei" w:eastAsia="Microsoft YaHei"/>
+                <w:rFonts w:ascii="Microsoft YaHei UI" w:hAnsi="Microsoft YaHei UI" w:eastAsia="Microsoft YaHei UI"/>
                 <w:b w:val="0"/>
-                <w:sz w:val="17"/>
+                <w:sz w:val="18"/>
               </w:rPr>
-              <w:t>图标、快捷方式、文件打开和媒体按键</w:t>
-            </w:r>
-          </w:p>
-        </w:tc>
-      </w:tr>
-      <w:tr>
-        <w:tc>
-          <w:tcPr>
-            <w:tcW w:type="dxa" w:w="1587"/>
-            <w:vAlign w:val="center"/>
-            <w:shd w:fill="F3F7F9"/>
-          </w:tcPr>
-          <w:p>
-            <w:r/>
-            <w:r>
-              <w:rPr>
-                <w:rFonts w:ascii="Microsoft YaHei" w:hAnsi="Microsoft YaHei" w:eastAsia="Microsoft YaHei"/>
-                <w:b w:val="0"/>
-                <w:sz w:val="17"/>
-              </w:rPr>
-              <w:t>天气</w:t>
-            </w:r>
-          </w:p>
-        </w:tc>
-        <w:tc>
-          <w:tcPr>
-            <w:tcW w:type="dxa" w:w="2948"/>
-            <w:vAlign w:val="center"/>
-            <w:shd w:fill="F3F7F9"/>
-          </w:tcPr>
-          <w:p>
-            <w:r/>
-            <w:r>
-              <w:rPr>
-                <w:rFonts w:ascii="Microsoft YaHei" w:hAnsi="Microsoft YaHei" w:eastAsia="Microsoft YaHei"/>
-                <w:b w:val="0"/>
-                <w:sz w:val="17"/>
-              </w:rPr>
-              <w:t>Open-Meteo Geocoding/Forecast API</w:t>
-            </w:r>
-          </w:p>
-        </w:tc>
-        <w:tc>
-          <w:tcPr>
-            <w:tcW w:type="dxa" w:w="4365"/>
-            <w:vAlign w:val="center"/>
-            <w:shd w:fill="F3F7F9"/>
-          </w:tcPr>
-          <w:p>
-            <w:r/>
-            <w:r>
-              <w:rPr>
-                <w:rFonts w:ascii="Microsoft YaHei" w:hAnsi="Microsoft YaHei" w:eastAsia="Microsoft YaHei"/>
-                <w:b w:val="0"/>
-                <w:sz w:val="17"/>
-              </w:rPr>
-              <w:t>城市定位、当前天气和小时预报</w:t>
+              <w:t>WorkerW、媒体会话、图标、开机启动</w:t>
             </w:r>
           </w:p>
         </w:tc>
@@ -4189,11 +2413,11 @@
             <w:r/>
             <w:r>
               <w:rPr>
-                <w:rFonts w:ascii="Microsoft YaHei" w:hAnsi="Microsoft YaHei" w:eastAsia="Microsoft YaHei"/>
+                <w:rFonts w:ascii="Microsoft YaHei UI" w:hAnsi="Microsoft YaHei UI" w:eastAsia="Microsoft YaHei UI"/>
                 <w:b w:val="0"/>
-                <w:sz w:val="17"/>
+                <w:sz w:val="18"/>
               </w:rPr>
-              <w:t>发布</w:t>
+              <w:t>打包</w:t>
             </w:r>
           </w:p>
         </w:tc>
@@ -4206,9 +2430,9 @@
             <w:r/>
             <w:r>
               <w:rPr>
-                <w:rFonts w:ascii="Microsoft YaHei" w:hAnsi="Microsoft YaHei" w:eastAsia="Microsoft YaHei"/>
+                <w:rFonts w:ascii="Microsoft YaHei UI" w:hAnsi="Microsoft YaHei UI" w:eastAsia="Microsoft YaHei UI"/>
                 <w:b w:val="0"/>
-                <w:sz w:val="17"/>
+                <w:sz w:val="18"/>
               </w:rPr>
               <w:t>electron-builder portable</w:t>
             </w:r>
@@ -4216,31 +2440,28 @@
         </w:tc>
         <w:tc>
           <w:tcPr>
-            <w:tcW w:type="dxa" w:w="4365"/>
+            <w:tcW w:type="dxa" w:w="4989"/>
             <w:vAlign w:val="center"/>
           </w:tcPr>
           <w:p>
             <w:r/>
             <w:r>
               <w:rPr>
-                <w:rFonts w:ascii="Microsoft YaHei" w:hAnsi="Microsoft YaHei" w:eastAsia="Microsoft YaHei"/>
+                <w:rFonts w:ascii="Microsoft YaHei UI" w:hAnsi="Microsoft YaHei UI" w:eastAsia="Microsoft YaHei UI"/>
                 <w:b w:val="0"/>
-                <w:sz w:val="17"/>
+                <w:sz w:val="18"/>
               </w:rPr>
-              <w:t>生成 x64 单文件便携 EXE</w:t>
+              <w:t>单文件 Windows x64 EXE</w:t>
             </w:r>
           </w:p>
         </w:tc>
       </w:tr>
     </w:tbl>
-    <w:p>
-      <w:pPr>
-        <w:spacing w:after="0"/>
-      </w:pPr>
-    </w:p>
+    <w:p/>
     <w:p>
       <w:pPr>
         <w:pStyle w:val="Heading2"/>
+        <w:keepNext/>
       </w:pPr>
       <w:r>
         <w:t>7.2 进程职责</w:t>
@@ -4249,110 +2470,99 @@
     <w:p>
       <w:pPr>
         <w:pStyle w:val="ListBullet"/>
+        <w:spacing w:after="60" w:line="300" w:lineRule="auto"/>
       </w:pPr>
       <w:r>
-        <w:t>主进程：创建吸附窗口与托盘，注册全局快捷键，管理 SQLite 和文件系统，执行受控系统操作。</w:t>
+        <w:t>主进程：所有文件系统、数据库、网络与 Windows 系统调用。</w:t>
       </w:r>
     </w:p>
     <w:p>
       <w:pPr>
         <w:pStyle w:val="ListBullet"/>
+        <w:spacing w:after="60" w:line="300" w:lineRule="auto"/>
       </w:pPr>
       <w:r>
-        <w:t>预加载层：将经过命名和参数约束的 IPC 方法暴露给渲染进程。</w:t>
+        <w:t>预加载层：只暴露命名清晰、参数受约束的方法。</w:t>
       </w:r>
     </w:p>
     <w:p>
       <w:pPr>
         <w:pStyle w:val="ListBullet"/>
+        <w:spacing w:after="60" w:line="300" w:lineRule="auto"/>
       </w:pPr>
       <w:r>
-        <w:t>渲染进程：负责界面、搜索结果展示、用户交互和状态反馈，不直接访问 Node.js 或文件系统。</w:t>
+        <w:t>渲染进程：界面与状态；不能直接读取任意本机路径。</w:t>
       </w:r>
     </w:p>
     <w:p>
       <w:pPr>
         <w:pStyle w:val="ListBullet"/>
+        <w:spacing w:after="60" w:line="300" w:lineRule="auto"/>
       </w:pPr>
       <w:r>
-        <w:t>服务层：应用索引、桌面整理、文件索引、图标缓存、设置、天气和媒体控制相互独立。</w:t>
+        <w:t>服务层：shortcut-board、desktop-organizer、todo、file-index、weather、media、settings、icon-cache。</w:t>
       </w:r>
     </w:p>
     <w:p>
       <w:pPr>
         <w:pStyle w:val="Heading2"/>
+        <w:keepNext/>
       </w:pPr>
       <w:r>
-        <w:t>7.3 核心数据实体</w:t>
+        <w:t>7.3 核心流程</w:t>
       </w:r>
     </w:p>
     <w:tbl>
       <w:tblPr>
-        <w:tblStyle w:val="TableGrid"/>
+        <w:tblStyle w:val="LightShading-Accent1"/>
         <w:tblW w:type="auto" w:w="0"/>
         <w:jc w:val="center"/>
+        <w:tblLayout w:type="fixed"/>
         <w:tblLook w:firstColumn="1" w:firstRow="1" w:lastColumn="0" w:lastRow="0" w:noHBand="0" w:noVBand="1" w:val="04A0"/>
       </w:tblPr>
       <w:tblGrid>
-        <w:gridCol w:w="3249"/>
-        <w:gridCol w:w="3249"/>
-        <w:gridCol w:w="3249"/>
+        <w:gridCol w:w="4844"/>
+        <w:gridCol w:w="4844"/>
       </w:tblGrid>
       <w:tr>
+        <w:trPr>
+          <w:tblHeader w:val="true"/>
+        </w:trPr>
         <w:tc>
           <w:tcPr>
-            <w:tcW w:type="dxa" w:w="1587"/>
+            <w:tcW w:type="dxa" w:w="1701"/>
             <w:vAlign w:val="center"/>
-            <w:shd w:fill="168ECB"/>
+            <w:shd w:fill="1677FF"/>
           </w:tcPr>
           <w:p>
             <w:r/>
             <w:r>
               <w:rPr>
-                <w:rFonts w:ascii="Microsoft YaHei" w:hAnsi="Microsoft YaHei" w:eastAsia="Microsoft YaHei"/>
+                <w:rFonts w:ascii="Microsoft YaHei UI" w:hAnsi="Microsoft YaHei UI" w:eastAsia="Microsoft YaHei UI"/>
                 <w:b/>
                 <w:color w:val="FFFFFF"/>
                 <w:sz w:val="18"/>
               </w:rPr>
-              <w:t>实体</w:t>
+              <w:t>流程</w:t>
             </w:r>
           </w:p>
         </w:tc>
         <w:tc>
           <w:tcPr>
-            <w:tcW w:type="dxa" w:w="3969"/>
+            <w:tcW w:type="dxa" w:w="7824"/>
             <w:vAlign w:val="center"/>
-            <w:shd w:fill="168ECB"/>
+            <w:shd w:fill="1677FF"/>
           </w:tcPr>
           <w:p>
             <w:r/>
             <w:r>
               <w:rPr>
-                <w:rFonts w:ascii="Microsoft YaHei" w:hAnsi="Microsoft YaHei" w:eastAsia="Microsoft YaHei"/>
+                <w:rFonts w:ascii="Microsoft YaHei UI" w:hAnsi="Microsoft YaHei UI" w:eastAsia="Microsoft YaHei UI"/>
                 <w:b/>
                 <w:color w:val="FFFFFF"/>
                 <w:sz w:val="18"/>
               </w:rPr>
-              <w:t>关键字段</w:t>
-            </w:r>
-          </w:p>
-        </w:tc>
-        <w:tc>
-          <w:tcPr>
-            <w:tcW w:type="dxa" w:w="3402"/>
-            <w:vAlign w:val="center"/>
-            <w:shd w:fill="168ECB"/>
-          </w:tcPr>
-          <w:p>
-            <w:r/>
-            <w:r>
-              <w:rPr>
-                <w:rFonts w:ascii="Microsoft YaHei" w:hAnsi="Microsoft YaHei" w:eastAsia="Microsoft YaHei"/>
-                <w:b/>
-                <w:color w:val="FFFFFF"/>
-                <w:sz w:val="18"/>
-              </w:rPr>
-              <w:t>约束</w:t>
+              <w:t>关键步骤</w:t>
             </w:r>
           </w:p>
         </w:tc>
@@ -4360,52 +2570,35 @@
       <w:tr>
         <w:tc>
           <w:tcPr>
-            <w:tcW w:type="dxa" w:w="1587"/>
+            <w:tcW w:type="dxa" w:w="1701"/>
             <w:vAlign w:val="center"/>
           </w:tcPr>
           <w:p>
             <w:r/>
             <w:r>
               <w:rPr>
-                <w:rFonts w:ascii="Microsoft YaHei" w:hAnsi="Microsoft YaHei" w:eastAsia="Microsoft YaHei"/>
+                <w:rFonts w:ascii="Microsoft YaHei UI" w:hAnsi="Microsoft YaHei UI" w:eastAsia="Microsoft YaHei UI"/>
                 <w:b w:val="0"/>
-                <w:sz w:val="17"/>
+                <w:sz w:val="18"/>
               </w:rPr>
-              <w:t>应用</w:t>
+              <w:t>启动</w:t>
             </w:r>
           </w:p>
         </w:tc>
         <w:tc>
           <w:tcPr>
-            <w:tcW w:type="dxa" w:w="3969"/>
+            <w:tcW w:type="dxa" w:w="7824"/>
             <w:vAlign w:val="center"/>
           </w:tcPr>
           <w:p>
             <w:r/>
             <w:r>
               <w:rPr>
-                <w:rFonts w:ascii="Microsoft YaHei" w:hAnsi="Microsoft YaHei" w:eastAsia="Microsoft YaHei"/>
+                <w:rFonts w:ascii="Microsoft YaHei UI" w:hAnsi="Microsoft YaHei UI" w:eastAsia="Microsoft YaHei UI"/>
                 <w:b w:val="0"/>
-                <w:sz w:val="17"/>
+                <w:sz w:val="18"/>
               </w:rPr>
-              <w:t>id、name、launch_path、source、category、pinned</w:t>
-            </w:r>
-          </w:p>
-        </w:tc>
-        <w:tc>
-          <w:tcPr>
-            <w:tcW w:type="dxa" w:w="3402"/>
-            <w:vAlign w:val="center"/>
-          </w:tcPr>
-          <w:p>
-            <w:r/>
-            <w:r>
-              <w:rPr>
-                <w:rFonts w:ascii="Microsoft YaHei" w:hAnsi="Microsoft YaHei" w:eastAsia="Microsoft YaHei"/>
-                <w:b w:val="0"/>
-                <w:sz w:val="17"/>
-              </w:rPr>
-              <w:t>id 由路径哈希生成；重新扫描保留手动状态</w:t>
+              <w:t>单实例锁 → 初始化数据库 → 自动收纳 → 建立索引 → 创建桌面子窗口 → 托盘/快捷键/提醒。</w:t>
             </w:r>
           </w:p>
         </w:tc>
@@ -4413,55 +2606,35 @@
       <w:tr>
         <w:tc>
           <w:tcPr>
-            <w:tcW w:type="dxa" w:w="1587"/>
+            <w:tcW w:type="dxa" w:w="1701"/>
             <w:vAlign w:val="center"/>
-            <w:shd w:fill="F3F7F9"/>
           </w:tcPr>
           <w:p>
             <w:r/>
             <w:r>
               <w:rPr>
-                <w:rFonts w:ascii="Microsoft YaHei" w:hAnsi="Microsoft YaHei" w:eastAsia="Microsoft YaHei"/>
+                <w:rFonts w:ascii="Microsoft YaHei UI" w:hAnsi="Microsoft YaHei UI" w:eastAsia="Microsoft YaHei UI"/>
                 <w:b w:val="0"/>
-                <w:sz w:val="17"/>
+                <w:sz w:val="18"/>
               </w:rPr>
-              <w:t>分类</w:t>
+              <w:t>拖入分类</w:t>
             </w:r>
           </w:p>
         </w:tc>
         <w:tc>
           <w:tcPr>
-            <w:tcW w:type="dxa" w:w="3969"/>
+            <w:tcW w:type="dxa" w:w="7824"/>
             <w:vAlign w:val="center"/>
-            <w:shd w:fill="F3F7F9"/>
           </w:tcPr>
           <w:p>
             <w:r/>
             <w:r>
               <w:rPr>
-                <w:rFonts w:ascii="Microsoft YaHei" w:hAnsi="Microsoft YaHei" w:eastAsia="Microsoft YaHei"/>
+                <w:rFonts w:ascii="Microsoft YaHei UI" w:hAnsi="Microsoft YaHei UI" w:eastAsia="Microsoft YaHei UI"/>
                 <w:b w:val="0"/>
-                <w:sz w:val="17"/>
+                <w:sz w:val="18"/>
               </w:rPr>
-              <w:t>id、name、icon、color、sort_order、is_preset</w:t>
-            </w:r>
-          </w:p>
-        </w:tc>
-        <w:tc>
-          <w:tcPr>
-            <w:tcW w:type="dxa" w:w="3402"/>
-            <w:vAlign w:val="center"/>
-            <w:shd w:fill="F3F7F9"/>
-          </w:tcPr>
-          <w:p>
-            <w:r/>
-            <w:r>
-              <w:rPr>
-                <w:rFonts w:ascii="Microsoft YaHei" w:hAnsi="Microsoft YaHei" w:eastAsia="Microsoft YaHei"/>
-                <w:b w:val="0"/>
-                <w:sz w:val="17"/>
-              </w:rPr>
-              <w:t>名称唯一；预设分类不可删除</w:t>
+              <w:t>提取安全路径 → 校验扩展名 → 移动或复制到保管区 → 写清单 → 保存分类关联 → 刷新图标。</w:t>
             </w:r>
           </w:p>
         </w:tc>
@@ -4469,52 +2642,35 @@
       <w:tr>
         <w:tc>
           <w:tcPr>
-            <w:tcW w:type="dxa" w:w="1587"/>
+            <w:tcW w:type="dxa" w:w="1701"/>
             <w:vAlign w:val="center"/>
           </w:tcPr>
           <w:p>
             <w:r/>
             <w:r>
               <w:rPr>
-                <w:rFonts w:ascii="Microsoft YaHei" w:hAnsi="Microsoft YaHei" w:eastAsia="Microsoft YaHei"/>
+                <w:rFonts w:ascii="Microsoft YaHei UI" w:hAnsi="Microsoft YaHei UI" w:eastAsia="Microsoft YaHei UI"/>
                 <w:b w:val="0"/>
-                <w:sz w:val="17"/>
+                <w:sz w:val="18"/>
               </w:rPr>
-              <w:t>文件</w:t>
+              <w:t>文件删除</w:t>
             </w:r>
           </w:p>
         </w:tc>
         <w:tc>
           <w:tcPr>
-            <w:tcW w:type="dxa" w:w="3969"/>
+            <w:tcW w:type="dxa" w:w="7824"/>
             <w:vAlign w:val="center"/>
           </w:tcPr>
           <w:p>
             <w:r/>
             <w:r>
               <w:rPr>
-                <w:rFonts w:ascii="Microsoft YaHei" w:hAnsi="Microsoft YaHei" w:eastAsia="Microsoft YaHei"/>
+                <w:rFonts w:ascii="Microsoft YaHei UI" w:hAnsi="Microsoft YaHei UI" w:eastAsia="Microsoft YaHei UI"/>
                 <w:b w:val="0"/>
-                <w:sz w:val="17"/>
+                <w:sz w:val="18"/>
               </w:rPr>
-              <w:t>id、name、root、modified_at、last_opened_at</w:t>
-            </w:r>
-          </w:p>
-        </w:tc>
-        <w:tc>
-          <w:tcPr>
-            <w:tcW w:type="dxa" w:w="3402"/>
-            <w:vAlign w:val="center"/>
-          </w:tcPr>
-          <w:p>
-            <w:r/>
-            <w:r>
-              <w:rPr>
-                <w:rFonts w:ascii="Microsoft YaHei" w:hAnsi="Microsoft YaHei" w:eastAsia="Microsoft YaHei"/>
-                <w:b w:val="0"/>
-                <w:sz w:val="17"/>
-              </w:rPr>
-              <w:t>渲染进程仅接收不透明 id</w:t>
+              <w:t>不透明 ID → 主进程解析已索引路径 → Windows 回收站 → 重建索引。</w:t>
             </w:r>
           </w:p>
         </w:tc>
@@ -4522,120 +2678,35 @@
       <w:tr>
         <w:tc>
           <w:tcPr>
-            <w:tcW w:type="dxa" w:w="1587"/>
+            <w:tcW w:type="dxa" w:w="1701"/>
             <w:vAlign w:val="center"/>
-            <w:shd w:fill="F3F7F9"/>
           </w:tcPr>
           <w:p>
             <w:r/>
             <w:r>
               <w:rPr>
-                <w:rFonts w:ascii="Microsoft YaHei" w:hAnsi="Microsoft YaHei" w:eastAsia="Microsoft YaHei"/>
+                <w:rFonts w:ascii="Microsoft YaHei UI" w:hAnsi="Microsoft YaHei UI" w:eastAsia="Microsoft YaHei UI"/>
                 <w:b w:val="0"/>
-                <w:sz w:val="17"/>
+                <w:sz w:val="18"/>
               </w:rPr>
-              <w:t>设置</w:t>
+              <w:t>提醒</w:t>
             </w:r>
           </w:p>
         </w:tc>
         <w:tc>
           <w:tcPr>
-            <w:tcW w:type="dxa" w:w="3969"/>
+            <w:tcW w:type="dxa" w:w="7824"/>
             <w:vAlign w:val="center"/>
-            <w:shd w:fill="F3F7F9"/>
           </w:tcPr>
           <w:p>
             <w:r/>
             <w:r>
               <w:rPr>
-                <w:rFonts w:ascii="Microsoft YaHei" w:hAnsi="Microsoft YaHei" w:eastAsia="Microsoft YaHei"/>
+                <w:rFonts w:ascii="Microsoft YaHei UI" w:hAnsi="Microsoft YaHei UI" w:eastAsia="Microsoft YaHei UI"/>
                 <w:b w:val="0"/>
-                <w:sz w:val="17"/>
-              </w:rPr>
-              <w:t>key、value、updated_at</w:t>
-            </w:r>
-          </w:p>
-        </w:tc>
-        <w:tc>
-          <w:tcPr>
-            <w:tcW w:type="dxa" w:w="3402"/>
-            <w:vAlign w:val="center"/>
-            <w:shd w:fill="F3F7F9"/>
-          </w:tcPr>
-          <w:p>
-            <w:r/>
-            <w:r>
-              <w:rPr>
-                <w:rFonts w:ascii="Microsoft YaHei" w:hAnsi="Microsoft YaHei" w:eastAsia="Microsoft YaHei"/>
-                <w:b w:val="0"/>
-                <w:sz w:val="17"/>
-              </w:rPr>
-              <w:t>按白名单与类型验证</w:t>
-            </w:r>
-          </w:p>
-        </w:tc>
-      </w:tr>
-    </w:tbl>
-    <w:p>
-      <w:pPr>
-        <w:spacing w:after="0"/>
-      </w:pPr>
-    </w:p>
-    <w:p>
-      <w:pPr>
-        <w:pStyle w:val="Heading2"/>
-      </w:pPr>
-      <w:r>
-        <w:t>7.4 关键 IPC 能力</w:t>
-      </w:r>
-    </w:p>
-    <w:tbl>
-      <w:tblPr>
-        <w:tblStyle w:val="TableGrid"/>
-        <w:tblW w:type="auto" w:w="0"/>
-        <w:jc w:val="center"/>
-        <w:tblLook w:firstColumn="1" w:firstRow="1" w:lastColumn="0" w:lastRow="0" w:noHBand="0" w:noVBand="1" w:val="04A0"/>
-      </w:tblPr>
-      <w:tblGrid>
-        <w:gridCol w:w="4873"/>
-        <w:gridCol w:w="4873"/>
-      </w:tblGrid>
-      <w:tr>
-        <w:tc>
-          <w:tcPr>
-            <w:tcW w:type="dxa" w:w="2268"/>
-            <w:vAlign w:val="center"/>
-            <w:shd w:fill="168ECB"/>
-          </w:tcPr>
-          <w:p>
-            <w:r/>
-            <w:r>
-              <w:rPr>
-                <w:rFonts w:ascii="Microsoft YaHei" w:hAnsi="Microsoft YaHei" w:eastAsia="Microsoft YaHei"/>
-                <w:b/>
-                <w:color w:val="FFFFFF"/>
                 <w:sz w:val="18"/>
               </w:rPr>
-              <w:t>能力组</w:t>
-            </w:r>
-          </w:p>
-        </w:tc>
-        <w:tc>
-          <w:tcPr>
-            <w:tcW w:type="dxa" w:w="6633"/>
-            <w:vAlign w:val="center"/>
-            <w:shd w:fill="168ECB"/>
-          </w:tcPr>
-          <w:p>
-            <w:r/>
-            <w:r>
-              <w:rPr>
-                <w:rFonts w:ascii="Microsoft YaHei" w:hAnsi="Microsoft YaHei" w:eastAsia="Microsoft YaHei"/>
-                <w:b/>
-                <w:color w:val="FFFFFF"/>
-                <w:sz w:val="18"/>
-              </w:rPr>
-              <w:t>代表操作</w:t>
+              <w:t>每 30 秒读取到期待办 → 原子标记已通知 → Windows Notification。</w:t>
             </w:r>
           </w:p>
         </w:tc>
@@ -4643,270 +2714,45 @@
       <w:tr>
         <w:tc>
           <w:tcPr>
-            <w:tcW w:type="dxa" w:w="2268"/>
+            <w:tcW w:type="dxa" w:w="1701"/>
             <w:vAlign w:val="center"/>
           </w:tcPr>
           <w:p>
             <w:r/>
             <w:r>
               <w:rPr>
-                <w:rFonts w:ascii="Microsoft YaHei" w:hAnsi="Microsoft YaHei" w:eastAsia="Microsoft YaHei"/>
+                <w:rFonts w:ascii="Microsoft YaHei UI" w:hAnsi="Microsoft YaHei UI" w:eastAsia="Microsoft YaHei UI"/>
                 <w:b w:val="0"/>
-                <w:sz w:val="17"/>
+                <w:sz w:val="18"/>
               </w:rPr>
-              <w:t>应用</w:t>
+              <w:t>媒体</w:t>
             </w:r>
           </w:p>
         </w:tc>
         <w:tc>
           <w:tcPr>
-            <w:tcW w:type="dxa" w:w="6633"/>
+            <w:tcW w:type="dxa" w:w="7824"/>
             <w:vAlign w:val="center"/>
           </w:tcPr>
           <w:p>
             <w:r/>
             <w:r>
               <w:rPr>
-                <w:rFonts w:ascii="Microsoft YaHei" w:hAnsi="Microsoft YaHei" w:eastAsia="Microsoft YaHei"/>
+                <w:rFonts w:ascii="Microsoft YaHei UI" w:hAnsi="Microsoft YaHei UI" w:eastAsia="Microsoft YaHei UI"/>
                 <w:b w:val="0"/>
-                <w:sz w:val="17"/>
+                <w:sz w:val="18"/>
               </w:rPr>
-              <w:t>list、rescan、launch、icon、setPinned、setCategory</w:t>
-            </w:r>
-          </w:p>
-        </w:tc>
-      </w:tr>
-      <w:tr>
-        <w:tc>
-          <w:tcPr>
-            <w:tcW w:type="dxa" w:w="2268"/>
-            <w:vAlign w:val="center"/>
-            <w:shd w:fill="F3F7F9"/>
-          </w:tcPr>
-          <w:p>
-            <w:r/>
-            <w:r>
-              <w:rPr>
-                <w:rFonts w:ascii="Microsoft YaHei" w:hAnsi="Microsoft YaHei" w:eastAsia="Microsoft YaHei"/>
-                <w:b w:val="0"/>
-                <w:sz w:val="17"/>
-              </w:rPr>
-              <w:t>分类</w:t>
-            </w:r>
-          </w:p>
-        </w:tc>
-        <w:tc>
-          <w:tcPr>
-            <w:tcW w:type="dxa" w:w="6633"/>
-            <w:vAlign w:val="center"/>
-            <w:shd w:fill="F3F7F9"/>
-          </w:tcPr>
-          <w:p>
-            <w:r/>
-            <w:r>
-              <w:rPr>
-                <w:rFonts w:ascii="Microsoft YaHei" w:hAnsi="Microsoft YaHei" w:eastAsia="Microsoft YaHei"/>
-                <w:b w:val="0"/>
-                <w:sz w:val="17"/>
-              </w:rPr>
-              <w:t>list、create、update、delete</w:t>
-            </w:r>
-          </w:p>
-        </w:tc>
-      </w:tr>
-      <w:tr>
-        <w:tc>
-          <w:tcPr>
-            <w:tcW w:type="dxa" w:w="2268"/>
-            <w:vAlign w:val="center"/>
-          </w:tcPr>
-          <w:p>
-            <w:r/>
-            <w:r>
-              <w:rPr>
-                <w:rFonts w:ascii="Microsoft YaHei" w:hAnsi="Microsoft YaHei" w:eastAsia="Microsoft YaHei"/>
-                <w:b w:val="0"/>
-                <w:sz w:val="17"/>
-              </w:rPr>
-              <w:t>文件</w:t>
-            </w:r>
-          </w:p>
-        </w:tc>
-        <w:tc>
-          <w:tcPr>
-            <w:tcW w:type="dxa" w:w="6633"/>
-            <w:vAlign w:val="center"/>
-          </w:tcPr>
-          <w:p>
-            <w:r/>
-            <w:r>
-              <w:rPr>
-                <w:rFonts w:ascii="Microsoft YaHei" w:hAnsi="Microsoft YaHei" w:eastAsia="Microsoft YaHei"/>
-                <w:b w:val="0"/>
-                <w:sz w:val="17"/>
-              </w:rPr>
-              <w:t>list、search、rescan、open、roots、addRoot、openRoot</w:t>
-            </w:r>
-          </w:p>
-        </w:tc>
-      </w:tr>
-      <w:tr>
-        <w:tc>
-          <w:tcPr>
-            <w:tcW w:type="dxa" w:w="2268"/>
-            <w:vAlign w:val="center"/>
-            <w:shd w:fill="F3F7F9"/>
-          </w:tcPr>
-          <w:p>
-            <w:r/>
-            <w:r>
-              <w:rPr>
-                <w:rFonts w:ascii="Microsoft YaHei" w:hAnsi="Microsoft YaHei" w:eastAsia="Microsoft YaHei"/>
-                <w:b w:val="0"/>
-                <w:sz w:val="17"/>
-              </w:rPr>
-              <w:t>桌面</w:t>
-            </w:r>
-          </w:p>
-        </w:tc>
-        <w:tc>
-          <w:tcPr>
-            <w:tcW w:type="dxa" w:w="6633"/>
-            <w:vAlign w:val="center"/>
-            <w:shd w:fill="F3F7F9"/>
-          </w:tcPr>
-          <w:p>
-            <w:r/>
-            <w:r>
-              <w:rPr>
-                <w:rFonts w:ascii="Microsoft YaHei" w:hAnsi="Microsoft YaHei" w:eastAsia="Microsoft YaHei"/>
-                <w:b w:val="0"/>
-                <w:sz w:val="17"/>
-              </w:rPr>
-              <w:t>scan、organize、restoreLast、stowShortcuts、restoreShortcuts</w:t>
-            </w:r>
-          </w:p>
-        </w:tc>
-      </w:tr>
-      <w:tr>
-        <w:tc>
-          <w:tcPr>
-            <w:tcW w:type="dxa" w:w="2268"/>
-            <w:vAlign w:val="center"/>
-          </w:tcPr>
-          <w:p>
-            <w:r/>
-            <w:r>
-              <w:rPr>
-                <w:rFonts w:ascii="Microsoft YaHei" w:hAnsi="Microsoft YaHei" w:eastAsia="Microsoft YaHei"/>
-                <w:b w:val="0"/>
-                <w:sz w:val="17"/>
-              </w:rPr>
-              <w:t>设置</w:t>
-            </w:r>
-          </w:p>
-        </w:tc>
-        <w:tc>
-          <w:tcPr>
-            <w:tcW w:type="dxa" w:w="6633"/>
-            <w:vAlign w:val="center"/>
-          </w:tcPr>
-          <w:p>
-            <w:r/>
-            <w:r>
-              <w:rPr>
-                <w:rFonts w:ascii="Microsoft YaHei" w:hAnsi="Microsoft YaHei" w:eastAsia="Microsoft YaHei"/>
-                <w:b w:val="0"/>
-                <w:sz w:val="17"/>
-              </w:rPr>
-              <w:t>get、set、export、import、clearStats</w:t>
-            </w:r>
-          </w:p>
-        </w:tc>
-      </w:tr>
-      <w:tr>
-        <w:tc>
-          <w:tcPr>
-            <w:tcW w:type="dxa" w:w="2268"/>
-            <w:vAlign w:val="center"/>
-            <w:shd w:fill="F3F7F9"/>
-          </w:tcPr>
-          <w:p>
-            <w:r/>
-            <w:r>
-              <w:rPr>
-                <w:rFonts w:ascii="Microsoft YaHei" w:hAnsi="Microsoft YaHei" w:eastAsia="Microsoft YaHei"/>
-                <w:b w:val="0"/>
-                <w:sz w:val="17"/>
-              </w:rPr>
-              <w:t>天气/媒体</w:t>
-            </w:r>
-          </w:p>
-        </w:tc>
-        <w:tc>
-          <w:tcPr>
-            <w:tcW w:type="dxa" w:w="6633"/>
-            <w:vAlign w:val="center"/>
-            <w:shd w:fill="F3F7F9"/>
-          </w:tcPr>
-          <w:p>
-            <w:r/>
-            <w:r>
-              <w:rPr>
-                <w:rFonts w:ascii="Microsoft YaHei" w:hAnsi="Microsoft YaHei" w:eastAsia="Microsoft YaHei"/>
-                <w:b w:val="0"/>
-                <w:sz w:val="17"/>
-              </w:rPr>
-              <w:t>weather.get、media.control</w:t>
-            </w:r>
-          </w:p>
-        </w:tc>
-      </w:tr>
-      <w:tr>
-        <w:tc>
-          <w:tcPr>
-            <w:tcW w:type="dxa" w:w="2268"/>
-            <w:vAlign w:val="center"/>
-          </w:tcPr>
-          <w:p>
-            <w:r/>
-            <w:r>
-              <w:rPr>
-                <w:rFonts w:ascii="Microsoft YaHei" w:hAnsi="Microsoft YaHei" w:eastAsia="Microsoft YaHei"/>
-                <w:b w:val="0"/>
-                <w:sz w:val="17"/>
-              </w:rPr>
-              <w:t>窗口</w:t>
-            </w:r>
-          </w:p>
-        </w:tc>
-        <w:tc>
-          <w:tcPr>
-            <w:tcW w:type="dxa" w:w="6633"/>
-            <w:vAlign w:val="center"/>
-          </w:tcPr>
-          <w:p>
-            <w:r/>
-            <w:r>
-              <w:rPr>
-                <w:rFonts w:ascii="Microsoft YaHei" w:hAnsi="Microsoft YaHei" w:eastAsia="Microsoft YaHei"/>
-                <w:b w:val="0"/>
-                <w:sz w:val="17"/>
-              </w:rPr>
-              <w:t>hide、quit、主题变化和搜索唤起事件</w:t>
+              <w:t>读取 GSMTC 会话元数据；控制操作映射为 Windows 媒体键。</w:t>
             </w:r>
           </w:p>
         </w:tc>
       </w:tr>
     </w:tbl>
-    <w:p>
-      <w:pPr>
-        <w:spacing w:after="0"/>
-      </w:pPr>
-    </w:p>
+    <w:p/>
     <w:p>
       <w:pPr>
         <w:pStyle w:val="Heading1"/>
+        <w:keepNext/>
       </w:pPr>
       <w:r>
         <w:t>8　构建、测试与验收</w:t>
@@ -4915,47 +2761,39 @@
     <w:p>
       <w:pPr>
         <w:pStyle w:val="Heading2"/>
+        <w:keepNext/>
       </w:pPr>
       <w:r>
-        <w:t>8.1 源码获取</w:t>
-      </w:r>
-    </w:p>
-    <w:p>
-      <w:r>
-        <w:t>本地交付目录使用 Git 稀疏检出，仅保留说明书和 Git 配置；完整源码仍保存在 GitHub 主分支。需要继续开发时，可在新的目录克隆仓库，或在当前仓库执行 git sparse-checkout disable 恢复完整工作树。</w:t>
-      </w:r>
-    </w:p>
-    <w:p>
-      <w:pPr>
-        <w:pStyle w:val="Heading2"/>
-      </w:pPr>
-      <w:r>
-        <w:t>8.2 标准构建命令</w:t>
+        <w:t>8.1 开发命令</w:t>
       </w:r>
     </w:p>
     <w:tbl>
       <w:tblPr>
-        <w:tblStyle w:val="TableGrid"/>
+        <w:tblStyle w:val="LightShading-Accent1"/>
         <w:tblW w:type="auto" w:w="0"/>
         <w:jc w:val="center"/>
+        <w:tblLayout w:type="fixed"/>
         <w:tblLook w:firstColumn="1" w:firstRow="1" w:lastColumn="0" w:lastRow="0" w:noHBand="0" w:noVBand="1" w:val="04A0"/>
       </w:tblPr>
       <w:tblGrid>
-        <w:gridCol w:w="4873"/>
-        <w:gridCol w:w="4873"/>
+        <w:gridCol w:w="4844"/>
+        <w:gridCol w:w="4844"/>
       </w:tblGrid>
       <w:tr>
+        <w:trPr>
+          <w:tblHeader w:val="true"/>
+        </w:trPr>
         <w:tc>
           <w:tcPr>
             <w:tcW w:type="dxa" w:w="2835"/>
             <w:vAlign w:val="center"/>
-            <w:shd w:fill="168ECB"/>
+            <w:shd w:fill="1677FF"/>
           </w:tcPr>
           <w:p>
             <w:r/>
             <w:r>
               <w:rPr>
-                <w:rFonts w:ascii="Microsoft YaHei" w:hAnsi="Microsoft YaHei" w:eastAsia="Microsoft YaHei"/>
+                <w:rFonts w:ascii="Microsoft YaHei UI" w:hAnsi="Microsoft YaHei UI" w:eastAsia="Microsoft YaHei UI"/>
                 <w:b/>
                 <w:color w:val="FFFFFF"/>
                 <w:sz w:val="18"/>
@@ -4966,15 +2804,15 @@
         </w:tc>
         <w:tc>
           <w:tcPr>
-            <w:tcW w:type="dxa" w:w="6066"/>
+            <w:tcW w:type="dxa" w:w="6690"/>
             <w:vAlign w:val="center"/>
-            <w:shd w:fill="168ECB"/>
+            <w:shd w:fill="1677FF"/>
           </w:tcPr>
           <w:p>
             <w:r/>
             <w:r>
               <w:rPr>
-                <w:rFonts w:ascii="Microsoft YaHei" w:hAnsi="Microsoft YaHei" w:eastAsia="Microsoft YaHei"/>
+                <w:rFonts w:ascii="Microsoft YaHei UI" w:hAnsi="Microsoft YaHei UI" w:eastAsia="Microsoft YaHei UI"/>
                 <w:b/>
                 <w:color w:val="FFFFFF"/>
                 <w:sz w:val="18"/>
@@ -4994,66 +2832,28 @@
             <w:r/>
             <w:r>
               <w:rPr>
-                <w:rFonts w:ascii="Microsoft YaHei" w:hAnsi="Microsoft YaHei" w:eastAsia="Microsoft YaHei"/>
+                <w:rFonts w:ascii="Microsoft YaHei UI" w:hAnsi="Microsoft YaHei UI" w:eastAsia="Microsoft YaHei UI"/>
                 <w:b w:val="0"/>
-                <w:sz w:val="17"/>
+                <w:sz w:val="18"/>
               </w:rPr>
-              <w:t>npm install / pnpm install</w:t>
+              <w:t>pnpm install</w:t>
             </w:r>
           </w:p>
         </w:tc>
         <w:tc>
           <w:tcPr>
-            <w:tcW w:type="dxa" w:w="6066"/>
+            <w:tcW w:type="dxa" w:w="6690"/>
             <w:vAlign w:val="center"/>
           </w:tcPr>
           <w:p>
             <w:r/>
             <w:r>
               <w:rPr>
-                <w:rFonts w:ascii="Microsoft YaHei" w:hAnsi="Microsoft YaHei" w:eastAsia="Microsoft YaHei"/>
+                <w:rFonts w:ascii="Microsoft YaHei UI" w:hAnsi="Microsoft YaHei UI" w:eastAsia="Microsoft YaHei UI"/>
                 <w:b w:val="0"/>
-                <w:sz w:val="17"/>
+                <w:sz w:val="18"/>
               </w:rPr>
-              <w:t>安装开发依赖</w:t>
-            </w:r>
-          </w:p>
-        </w:tc>
-      </w:tr>
-      <w:tr>
-        <w:tc>
-          <w:tcPr>
-            <w:tcW w:type="dxa" w:w="2835"/>
-            <w:vAlign w:val="center"/>
-            <w:shd w:fill="F3F7F9"/>
-          </w:tcPr>
-          <w:p>
-            <w:r/>
-            <w:r>
-              <w:rPr>
-                <w:rFonts w:ascii="Microsoft YaHei" w:hAnsi="Microsoft YaHei" w:eastAsia="Microsoft YaHei"/>
-                <w:b w:val="0"/>
-                <w:sz w:val="17"/>
-              </w:rPr>
-              <w:t>npm run dev</w:t>
-            </w:r>
-          </w:p>
-        </w:tc>
-        <w:tc>
-          <w:tcPr>
-            <w:tcW w:type="dxa" w:w="6066"/>
-            <w:vAlign w:val="center"/>
-            <w:shd w:fill="F3F7F9"/>
-          </w:tcPr>
-          <w:p>
-            <w:r/>
-            <w:r>
-              <w:rPr>
-                <w:rFonts w:ascii="Microsoft YaHei" w:hAnsi="Microsoft YaHei" w:eastAsia="Microsoft YaHei"/>
-                <w:b w:val="0"/>
-                <w:sz w:val="17"/>
-              </w:rPr>
-              <w:t>启动 Vite 与 Electron 开发模式</w:t>
+              <w:t>恢复锁定依赖</w:t>
             </w:r>
           </w:p>
         </w:tc>
@@ -5068,66 +2868,28 @@
             <w:r/>
             <w:r>
               <w:rPr>
-                <w:rFonts w:ascii="Microsoft YaHei" w:hAnsi="Microsoft YaHei" w:eastAsia="Microsoft YaHei"/>
+                <w:rFonts w:ascii="Microsoft YaHei UI" w:hAnsi="Microsoft YaHei UI" w:eastAsia="Microsoft YaHei UI"/>
                 <w:b w:val="0"/>
-                <w:sz w:val="17"/>
+                <w:sz w:val="18"/>
               </w:rPr>
-              <w:t>npm run check</w:t>
+              <w:t>pnpm run dev</w:t>
             </w:r>
           </w:p>
         </w:tc>
         <w:tc>
           <w:tcPr>
-            <w:tcW w:type="dxa" w:w="6066"/>
+            <w:tcW w:type="dxa" w:w="6690"/>
             <w:vAlign w:val="center"/>
           </w:tcPr>
           <w:p>
             <w:r/>
             <w:r>
               <w:rPr>
-                <w:rFonts w:ascii="Microsoft YaHei" w:hAnsi="Microsoft YaHei" w:eastAsia="Microsoft YaHei"/>
+                <w:rFonts w:ascii="Microsoft YaHei UI" w:hAnsi="Microsoft YaHei UI" w:eastAsia="Microsoft YaHei UI"/>
                 <w:b w:val="0"/>
-                <w:sz w:val="17"/>
+                <w:sz w:val="18"/>
               </w:rPr>
-              <w:t>语法检查、全部 Node 测试和生产构建</w:t>
-            </w:r>
-          </w:p>
-        </w:tc>
-      </w:tr>
-      <w:tr>
-        <w:tc>
-          <w:tcPr>
-            <w:tcW w:type="dxa" w:w="2835"/>
-            <w:vAlign w:val="center"/>
-            <w:shd w:fill="F3F7F9"/>
-          </w:tcPr>
-          <w:p>
-            <w:r/>
-            <w:r>
-              <w:rPr>
-                <w:rFonts w:ascii="Microsoft YaHei" w:hAnsi="Microsoft YaHei" w:eastAsia="Microsoft YaHei"/>
-                <w:b w:val="0"/>
-                <w:sz w:val="17"/>
-              </w:rPr>
-              <w:t>npm run smoke</w:t>
-            </w:r>
-          </w:p>
-        </w:tc>
-        <w:tc>
-          <w:tcPr>
-            <w:tcW w:type="dxa" w:w="6066"/>
-            <w:vAlign w:val="center"/>
-            <w:shd w:fill="F3F7F9"/>
-          </w:tcPr>
-          <w:p>
-            <w:r/>
-            <w:r>
-              <w:rPr>
-                <w:rFonts w:ascii="Microsoft YaHei" w:hAnsi="Microsoft YaHei" w:eastAsia="Microsoft YaHei"/>
-                <w:b w:val="0"/>
-                <w:sz w:val="17"/>
-              </w:rPr>
-              <w:t>启动 Electron 完成桥接、界面与数据冒烟测试</w:t>
+              <w:t>开发模式</w:t>
             </w:r>
           </w:p>
         </w:tc>
@@ -5142,506 +2904,33 @@
             <w:r/>
             <w:r>
               <w:rPr>
-                <w:rFonts w:ascii="Microsoft YaHei" w:hAnsi="Microsoft YaHei" w:eastAsia="Microsoft YaHei"/>
+                <w:rFonts w:ascii="Microsoft YaHei UI" w:hAnsi="Microsoft YaHei UI" w:eastAsia="Microsoft YaHei UI"/>
                 <w:b w:val="0"/>
-                <w:sz w:val="17"/>
+                <w:sz w:val="18"/>
               </w:rPr>
-              <w:t>npm run portable:win</w:t>
+              <w:t>pnpm run check</w:t>
             </w:r>
           </w:p>
         </w:tc>
         <w:tc>
           <w:tcPr>
-            <w:tcW w:type="dxa" w:w="6066"/>
+            <w:tcW w:type="dxa" w:w="6690"/>
             <w:vAlign w:val="center"/>
           </w:tcPr>
           <w:p>
             <w:r/>
             <w:r>
               <w:rPr>
-                <w:rFonts w:ascii="Microsoft YaHei" w:hAnsi="Microsoft YaHei" w:eastAsia="Microsoft YaHei"/>
+                <w:rFonts w:ascii="Microsoft YaHei UI" w:hAnsi="Microsoft YaHei UI" w:eastAsia="Microsoft YaHei UI"/>
                 <w:b w:val="0"/>
-                <w:sz w:val="17"/>
-              </w:rPr>
-              <w:t>生成 release/DesktopDock-0.1.0-Portable.exe</w:t>
-            </w:r>
-          </w:p>
-        </w:tc>
-      </w:tr>
-    </w:tbl>
-    <w:p>
-      <w:pPr>
-        <w:spacing w:after="0"/>
-      </w:pPr>
-    </w:p>
-    <w:p>
-      <w:pPr>
-        <w:pStyle w:val="Heading2"/>
-      </w:pPr>
-      <w:r>
-        <w:t>8.3 已完成验收</w:t>
-      </w:r>
-    </w:p>
-    <w:p>
-      <w:pPr>
-        <w:pStyle w:val="ListBullet"/>
-      </w:pPr>
-      <w:r>
-        <w:t>10 项自动化测试全部通过：应用索引、分类、桌面整理、快捷方式、文件索引、图标缓存、设置、天气和媒体动作验证。</w:t>
-      </w:r>
-    </w:p>
-    <w:p>
-      <w:pPr>
-        <w:pStyle w:val="ListBullet"/>
-      </w:pPr>
-      <w:r>
-        <w:t>源码环境 Electron 冒烟测试通过：窗口宽度、双列组件、分类组件、设置弹层、搜索、文件、快捷方式和真实图标均通过。</w:t>
-      </w:r>
-    </w:p>
-    <w:p>
-      <w:pPr>
-        <w:pStyle w:val="ListBullet"/>
-      </w:pPr>
-      <w:r>
-        <w:t>便携 EXE 独立启动冒烟测试通过，结果 passed=true。</w:t>
-      </w:r>
-    </w:p>
-    <w:p>
-      <w:pPr>
-        <w:pStyle w:val="ListBullet"/>
-      </w:pPr>
-      <w:r>
-        <w:t>深色主界面与设置弹层完成截图检查，无横向溢出，右侧滚动与弹层焦点正常。</w:t>
-      </w:r>
-    </w:p>
-    <w:p>
-      <w:pPr>
-        <w:pStyle w:val="ListBullet"/>
-      </w:pPr>
-      <w:r>
-        <w:t>最终便携文件 SHA-256 与本说明书首页一致。</w:t>
-      </w:r>
-    </w:p>
-    <w:p>
-      <w:pPr>
-        <w:pStyle w:val="Heading2"/>
-      </w:pPr>
-      <w:r>
-        <w:t>8.4 验收标准</w:t>
-      </w:r>
-    </w:p>
-    <w:tbl>
-      <w:tblPr>
-        <w:tblStyle w:val="TableGrid"/>
-        <w:tblW w:type="auto" w:w="0"/>
-        <w:jc w:val="center"/>
-        <w:tblLook w:firstColumn="1" w:firstRow="1" w:lastColumn="0" w:lastRow="0" w:noHBand="0" w:noVBand="1" w:val="04A0"/>
-      </w:tblPr>
-      <w:tblGrid>
-        <w:gridCol w:w="4873"/>
-        <w:gridCol w:w="4873"/>
-      </w:tblGrid>
-      <w:tr>
-        <w:tc>
-          <w:tcPr>
-            <w:tcW w:type="dxa" w:w="1701"/>
-            <w:vAlign w:val="center"/>
-            <w:shd w:fill="168ECB"/>
-          </w:tcPr>
-          <w:p>
-            <w:r/>
-            <w:r>
-              <w:rPr>
-                <w:rFonts w:ascii="Microsoft YaHei" w:hAnsi="Microsoft YaHei" w:eastAsia="Microsoft YaHei"/>
-                <w:b/>
-                <w:color w:val="FFFFFF"/>
                 <w:sz w:val="18"/>
               </w:rPr>
-              <w:t>类别</w:t>
-            </w:r>
-          </w:p>
-        </w:tc>
-        <w:tc>
-          <w:tcPr>
-            <w:tcW w:type="dxa" w:w="7200"/>
-            <w:vAlign w:val="center"/>
-            <w:shd w:fill="168ECB"/>
-          </w:tcPr>
-          <w:p>
-            <w:r/>
-            <w:r>
-              <w:rPr>
-                <w:rFonts w:ascii="Microsoft YaHei" w:hAnsi="Microsoft YaHei" w:eastAsia="Microsoft YaHei"/>
-                <w:b/>
-                <w:color w:val="FFFFFF"/>
-                <w:sz w:val="18"/>
-              </w:rPr>
-              <w:t>通过条件</w:t>
+              <w:t>语法、12 项测试与生产构建</w:t>
             </w:r>
           </w:p>
         </w:tc>
       </w:tr>
       <w:tr>
-        <w:tc>
-          <w:tcPr>
-            <w:tcW w:type="dxa" w:w="1701"/>
-            <w:vAlign w:val="center"/>
-          </w:tcPr>
-          <w:p>
-            <w:r/>
-            <w:r>
-              <w:rPr>
-                <w:rFonts w:ascii="Microsoft YaHei" w:hAnsi="Microsoft YaHei" w:eastAsia="Microsoft YaHei"/>
-                <w:b w:val="0"/>
-                <w:sz w:val="17"/>
-              </w:rPr>
-              <w:t>启动</w:t>
-            </w:r>
-          </w:p>
-        </w:tc>
-        <w:tc>
-          <w:tcPr>
-            <w:tcW w:type="dxa" w:w="7200"/>
-            <w:vAlign w:val="center"/>
-          </w:tcPr>
-          <w:p>
-            <w:r/>
-            <w:r>
-              <w:rPr>
-                <w:rFonts w:ascii="Microsoft YaHei" w:hAnsi="Microsoft YaHei" w:eastAsia="Microsoft YaHei"/>
-                <w:b w:val="0"/>
-                <w:sz w:val="17"/>
-              </w:rPr>
-              <w:t>双击 EXE 可启动；窗口贴紧当前工作区右侧；托盘可显示/隐藏/退出</w:t>
-            </w:r>
-          </w:p>
-        </w:tc>
-      </w:tr>
-      <w:tr>
-        <w:tc>
-          <w:tcPr>
-            <w:tcW w:type="dxa" w:w="1701"/>
-            <w:vAlign w:val="center"/>
-            <w:shd w:fill="F3F7F9"/>
-          </w:tcPr>
-          <w:p>
-            <w:r/>
-            <w:r>
-              <w:rPr>
-                <w:rFonts w:ascii="Microsoft YaHei" w:hAnsi="Microsoft YaHei" w:eastAsia="Microsoft YaHei"/>
-                <w:b w:val="0"/>
-                <w:sz w:val="17"/>
-              </w:rPr>
-              <w:t>图标</w:t>
-            </w:r>
-          </w:p>
-        </w:tc>
-        <w:tc>
-          <w:tcPr>
-            <w:tcW w:type="dxa" w:w="7200"/>
-            <w:vAlign w:val="center"/>
-            <w:shd w:fill="F3F7F9"/>
-          </w:tcPr>
-          <w:p>
-            <w:r/>
-            <w:r>
-              <w:rPr>
-                <w:rFonts w:ascii="Microsoft YaHei" w:hAnsi="Microsoft YaHei" w:eastAsia="Microsoft YaHei"/>
-                <w:b w:val="0"/>
-                <w:sz w:val="17"/>
-              </w:rPr>
-              <w:t>可解析项目显示真实 Windows 图标；失败项目有可读后备标记</w:t>
-            </w:r>
-          </w:p>
-        </w:tc>
-      </w:tr>
-      <w:tr>
-        <w:tc>
-          <w:tcPr>
-            <w:tcW w:type="dxa" w:w="1701"/>
-            <w:vAlign w:val="center"/>
-          </w:tcPr>
-          <w:p>
-            <w:r/>
-            <w:r>
-              <w:rPr>
-                <w:rFonts w:ascii="Microsoft YaHei" w:hAnsi="Microsoft YaHei" w:eastAsia="Microsoft YaHei"/>
-                <w:b w:val="0"/>
-                <w:sz w:val="17"/>
-              </w:rPr>
-              <w:t>分类</w:t>
-            </w:r>
-          </w:p>
-        </w:tc>
-        <w:tc>
-          <w:tcPr>
-            <w:tcW w:type="dxa" w:w="7200"/>
-            <w:vAlign w:val="center"/>
-          </w:tcPr>
-          <w:p>
-            <w:r/>
-            <w:r>
-              <w:rPr>
-                <w:rFonts w:ascii="Microsoft YaHei" w:hAnsi="Microsoft YaHei" w:eastAsia="Microsoft YaHei"/>
-                <w:b w:val="0"/>
-                <w:sz w:val="17"/>
-              </w:rPr>
-              <w:t>可新建、编辑、删除自定义分类并批量归类；默认分类受保护</w:t>
-            </w:r>
-          </w:p>
-        </w:tc>
-      </w:tr>
-      <w:tr>
-        <w:tc>
-          <w:tcPr>
-            <w:tcW w:type="dxa" w:w="1701"/>
-            <w:vAlign w:val="center"/>
-            <w:shd w:fill="F3F7F9"/>
-          </w:tcPr>
-          <w:p>
-            <w:r/>
-            <w:r>
-              <w:rPr>
-                <w:rFonts w:ascii="Microsoft YaHei" w:hAnsi="Microsoft YaHei" w:eastAsia="Microsoft YaHei"/>
-                <w:b w:val="0"/>
-                <w:sz w:val="17"/>
-              </w:rPr>
-              <w:t>桌面</w:t>
-            </w:r>
-          </w:p>
-        </w:tc>
-        <w:tc>
-          <w:tcPr>
-            <w:tcW w:type="dxa" w:w="7200"/>
-            <w:vAlign w:val="center"/>
-            <w:shd w:fill="F3F7F9"/>
-          </w:tcPr>
-          <w:p>
-            <w:r/>
-            <w:r>
-              <w:rPr>
-                <w:rFonts w:ascii="Microsoft YaHei" w:hAnsi="Microsoft YaHei" w:eastAsia="Microsoft YaHei"/>
-                <w:b w:val="0"/>
-                <w:sz w:val="17"/>
-              </w:rPr>
-              <w:t>只收纳个人快捷方式；系统图标、公共快捷方式和文件夹不被误删</w:t>
-            </w:r>
-          </w:p>
-        </w:tc>
-      </w:tr>
-      <w:tr>
-        <w:tc>
-          <w:tcPr>
-            <w:tcW w:type="dxa" w:w="1701"/>
-            <w:vAlign w:val="center"/>
-          </w:tcPr>
-          <w:p>
-            <w:r/>
-            <w:r>
-              <w:rPr>
-                <w:rFonts w:ascii="Microsoft YaHei" w:hAnsi="Microsoft YaHei" w:eastAsia="Microsoft YaHei"/>
-                <w:b w:val="0"/>
-                <w:sz w:val="17"/>
-              </w:rPr>
-              <w:t>文件</w:t>
-            </w:r>
-          </w:p>
-        </w:tc>
-        <w:tc>
-          <w:tcPr>
-            <w:tcW w:type="dxa" w:w="7200"/>
-            <w:vAlign w:val="center"/>
-          </w:tcPr>
-          <w:p>
-            <w:r/>
-            <w:r>
-              <w:rPr>
-                <w:rFonts w:ascii="Microsoft YaHei" w:hAnsi="Microsoft YaHei" w:eastAsia="Microsoft YaHei"/>
-                <w:b w:val="0"/>
-                <w:sz w:val="17"/>
-              </w:rPr>
-              <w:t>整理前有还原点；同名不覆盖；可恢复最近一次操作</w:t>
-            </w:r>
-          </w:p>
-        </w:tc>
-      </w:tr>
-      <w:tr>
-        <w:tc>
-          <w:tcPr>
-            <w:tcW w:type="dxa" w:w="1701"/>
-            <w:vAlign w:val="center"/>
-            <w:shd w:fill="F3F7F9"/>
-          </w:tcPr>
-          <w:p>
-            <w:r/>
-            <w:r>
-              <w:rPr>
-                <w:rFonts w:ascii="Microsoft YaHei" w:hAnsi="Microsoft YaHei" w:eastAsia="Microsoft YaHei"/>
-                <w:b w:val="0"/>
-                <w:sz w:val="17"/>
-              </w:rPr>
-              <w:t>网络</w:t>
-            </w:r>
-          </w:p>
-        </w:tc>
-        <w:tc>
-          <w:tcPr>
-            <w:tcW w:type="dxa" w:w="7200"/>
-            <w:vAlign w:val="center"/>
-            <w:shd w:fill="F3F7F9"/>
-          </w:tcPr>
-          <w:p>
-            <w:r/>
-            <w:r>
-              <w:rPr>
-                <w:rFonts w:ascii="Microsoft YaHei" w:hAnsi="Microsoft YaHei" w:eastAsia="Microsoft YaHei"/>
-                <w:b w:val="0"/>
-                <w:sz w:val="17"/>
-              </w:rPr>
-              <w:t>天气可更新；断网时显示缓存或可恢复错误，不影响本机模块</w:t>
-            </w:r>
-          </w:p>
-        </w:tc>
-      </w:tr>
-      <w:tr>
-        <w:tc>
-          <w:tcPr>
-            <w:tcW w:type="dxa" w:w="1701"/>
-            <w:vAlign w:val="center"/>
-          </w:tcPr>
-          <w:p>
-            <w:r/>
-            <w:r>
-              <w:rPr>
-                <w:rFonts w:ascii="Microsoft YaHei" w:hAnsi="Microsoft YaHei" w:eastAsia="Microsoft YaHei"/>
-                <w:b w:val="0"/>
-                <w:sz w:val="17"/>
-              </w:rPr>
-              <w:t>安全</w:t>
-            </w:r>
-          </w:p>
-        </w:tc>
-        <w:tc>
-          <w:tcPr>
-            <w:tcW w:type="dxa" w:w="7200"/>
-            <w:vAlign w:val="center"/>
-          </w:tcPr>
-          <w:p>
-            <w:r/>
-            <w:r>
-              <w:rPr>
-                <w:rFonts w:ascii="Microsoft YaHei" w:hAnsi="Microsoft YaHei" w:eastAsia="Microsoft YaHei"/>
-                <w:b w:val="0"/>
-                <w:sz w:val="17"/>
-              </w:rPr>
-              <w:t>渲染进程不能直接访问 Node；IPC 参数和设置值经过验证</w:t>
-            </w:r>
-          </w:p>
-        </w:tc>
-      </w:tr>
-    </w:tbl>
-    <w:p>
-      <w:pPr>
-        <w:spacing w:after="0"/>
-      </w:pPr>
-    </w:p>
-    <w:p>
-      <w:pPr>
-        <w:pStyle w:val="Heading1"/>
-      </w:pPr>
-      <w:r>
-        <w:t>9　常见问题与故障处理</w:t>
-      </w:r>
-    </w:p>
-    <w:tbl>
-      <w:tblPr>
-        <w:tblStyle w:val="TableGrid"/>
-        <w:tblW w:type="auto" w:w="0"/>
-        <w:jc w:val="center"/>
-        <w:tblLook w:firstColumn="1" w:firstRow="1" w:lastColumn="0" w:lastRow="0" w:noHBand="0" w:noVBand="1" w:val="04A0"/>
-      </w:tblPr>
-      <w:tblGrid>
-        <w:gridCol w:w="3249"/>
-        <w:gridCol w:w="3249"/>
-        <w:gridCol w:w="3249"/>
-      </w:tblGrid>
-      <w:tr>
-        <w:tc>
-          <w:tcPr>
-            <w:tcW w:type="dxa" w:w="1814"/>
-            <w:vAlign w:val="center"/>
-            <w:shd w:fill="168ECB"/>
-          </w:tcPr>
-          <w:p>
-            <w:r/>
-            <w:r>
-              <w:rPr>
-                <w:rFonts w:ascii="Microsoft YaHei" w:hAnsi="Microsoft YaHei" w:eastAsia="Microsoft YaHei"/>
-                <w:b/>
-                <w:color w:val="FFFFFF"/>
-                <w:sz w:val="18"/>
-              </w:rPr>
-              <w:t>问题</w:t>
-            </w:r>
-          </w:p>
-        </w:tc>
-        <w:tc>
-          <w:tcPr>
-            <w:tcW w:type="dxa" w:w="2835"/>
-            <w:vAlign w:val="center"/>
-            <w:shd w:fill="168ECB"/>
-          </w:tcPr>
-          <w:p>
-            <w:r/>
-            <w:r>
-              <w:rPr>
-                <w:rFonts w:ascii="Microsoft YaHei" w:hAnsi="Microsoft YaHei" w:eastAsia="Microsoft YaHei"/>
-                <w:b/>
-                <w:color w:val="FFFFFF"/>
-                <w:sz w:val="18"/>
-              </w:rPr>
-              <w:t>原因</w:t>
-            </w:r>
-          </w:p>
-        </w:tc>
-        <w:tc>
-          <w:tcPr>
-            <w:tcW w:type="dxa" w:w="5953"/>
-            <w:vAlign w:val="center"/>
-            <w:shd w:fill="168ECB"/>
-          </w:tcPr>
-          <w:p>
-            <w:r/>
-            <w:r>
-              <w:rPr>
-                <w:rFonts w:ascii="Microsoft YaHei" w:hAnsi="Microsoft YaHei" w:eastAsia="Microsoft YaHei"/>
-                <w:b/>
-                <w:color w:val="FFFFFF"/>
-                <w:sz w:val="18"/>
-              </w:rPr>
-              <w:t>处理方法</w:t>
-            </w:r>
-          </w:p>
-        </w:tc>
-      </w:tr>
-      <w:tr>
-        <w:tc>
-          <w:tcPr>
-            <w:tcW w:type="dxa" w:w="1814"/>
-            <w:vAlign w:val="center"/>
-          </w:tcPr>
-          <w:p>
-            <w:r/>
-            <w:r>
-              <w:rPr>
-                <w:rFonts w:ascii="Microsoft YaHei" w:hAnsi="Microsoft YaHei" w:eastAsia="Microsoft YaHei"/>
-                <w:b w:val="0"/>
-                <w:sz w:val="17"/>
-              </w:rPr>
-              <w:t>双击后没有窗口</w:t>
-            </w:r>
-          </w:p>
-        </w:tc>
         <w:tc>
           <w:tcPr>
             <w:tcW w:type="dxa" w:w="2835"/>
@@ -5651,106 +2940,33 @@
             <w:r/>
             <w:r>
               <w:rPr>
-                <w:rFonts w:ascii="Microsoft YaHei" w:hAnsi="Microsoft YaHei" w:eastAsia="Microsoft YaHei"/>
+                <w:rFonts w:ascii="Microsoft YaHei UI" w:hAnsi="Microsoft YaHei UI" w:eastAsia="Microsoft YaHei UI"/>
                 <w:b w:val="0"/>
-                <w:sz w:val="17"/>
+                <w:sz w:val="18"/>
               </w:rPr>
-              <w:t>程序可能已在托盘运行或设置了启动隐藏</w:t>
+              <w:t>pnpm run smoke</w:t>
             </w:r>
           </w:p>
         </w:tc>
         <w:tc>
           <w:tcPr>
-            <w:tcW w:type="dxa" w:w="5953"/>
+            <w:tcW w:type="dxa" w:w="6690"/>
             <w:vAlign w:val="center"/>
           </w:tcPr>
           <w:p>
             <w:r/>
             <w:r>
               <w:rPr>
-                <w:rFonts w:ascii="Microsoft YaHei" w:hAnsi="Microsoft YaHei" w:eastAsia="Microsoft YaHei"/>
+                <w:rFonts w:ascii="Microsoft YaHei UI" w:hAnsi="Microsoft YaHei UI" w:eastAsia="Microsoft YaHei UI"/>
                 <w:b w:val="0"/>
-                <w:sz w:val="17"/>
+                <w:sz w:val="18"/>
               </w:rPr>
-              <w:t>检查任务栏托盘；单击托盘图标或使用 Alt+D</w:t>
+              <w:t>真实 Electron 500px 窗口冒烟与截图</w:t>
             </w:r>
           </w:p>
         </w:tc>
       </w:tr>
       <w:tr>
-        <w:tc>
-          <w:tcPr>
-            <w:tcW w:type="dxa" w:w="1814"/>
-            <w:vAlign w:val="center"/>
-            <w:shd w:fill="F3F7F9"/>
-          </w:tcPr>
-          <w:p>
-            <w:r/>
-            <w:r>
-              <w:rPr>
-                <w:rFonts w:ascii="Microsoft YaHei" w:hAnsi="Microsoft YaHei" w:eastAsia="Microsoft YaHei"/>
-                <w:b w:val="0"/>
-                <w:sz w:val="17"/>
-              </w:rPr>
-              <w:t>天气不可用</w:t>
-            </w:r>
-          </w:p>
-        </w:tc>
-        <w:tc>
-          <w:tcPr>
-            <w:tcW w:type="dxa" w:w="2835"/>
-            <w:vAlign w:val="center"/>
-            <w:shd w:fill="F3F7F9"/>
-          </w:tcPr>
-          <w:p>
-            <w:r/>
-            <w:r>
-              <w:rPr>
-                <w:rFonts w:ascii="Microsoft YaHei" w:hAnsi="Microsoft YaHei" w:eastAsia="Microsoft YaHei"/>
-                <w:b w:val="0"/>
-                <w:sz w:val="17"/>
-              </w:rPr>
-              <w:t>城市名称无匹配、网络被拦截或服务暂时不可达</w:t>
-            </w:r>
-          </w:p>
-        </w:tc>
-        <w:tc>
-          <w:tcPr>
-            <w:tcW w:type="dxa" w:w="5953"/>
-            <w:vAlign w:val="center"/>
-            <w:shd w:fill="F3F7F9"/>
-          </w:tcPr>
-          <w:p>
-            <w:r/>
-            <w:r>
-              <w:rPr>
-                <w:rFonts w:ascii="Microsoft YaHei" w:hAnsi="Microsoft YaHei" w:eastAsia="Microsoft YaHei"/>
-                <w:b w:val="0"/>
-                <w:sz w:val="17"/>
-              </w:rPr>
-              <w:t>检查城市与网络，单击刷新；有缓存时会自动降级</w:t>
-            </w:r>
-          </w:p>
-        </w:tc>
-      </w:tr>
-      <w:tr>
-        <w:tc>
-          <w:tcPr>
-            <w:tcW w:type="dxa" w:w="1814"/>
-            <w:vAlign w:val="center"/>
-          </w:tcPr>
-          <w:p>
-            <w:r/>
-            <w:r>
-              <w:rPr>
-                <w:rFonts w:ascii="Microsoft YaHei" w:hAnsi="Microsoft YaHei" w:eastAsia="Microsoft YaHei"/>
-                <w:b w:val="0"/>
-                <w:sz w:val="17"/>
-              </w:rPr>
-              <w:t>部分应用没有真实图标</w:t>
-            </w:r>
-          </w:p>
-        </w:tc>
         <w:tc>
           <w:tcPr>
             <w:tcW w:type="dxa" w:w="2835"/>
@@ -5760,28 +2976,148 @@
             <w:r/>
             <w:r>
               <w:rPr>
-                <w:rFonts w:ascii="Microsoft YaHei" w:hAnsi="Microsoft YaHei" w:eastAsia="Microsoft YaHei"/>
+                <w:rFonts w:ascii="Microsoft YaHei UI" w:hAnsi="Microsoft YaHei UI" w:eastAsia="Microsoft YaHei UI"/>
                 <w:b w:val="0"/>
-                <w:sz w:val="17"/>
+                <w:sz w:val="18"/>
               </w:rPr>
-              <w:t>快捷方式损坏、目标不存在或 Shell 无法提取</w:t>
+              <w:t>pnpm run portable:win</w:t>
             </w:r>
           </w:p>
         </w:tc>
         <w:tc>
           <w:tcPr>
-            <w:tcW w:type="dxa" w:w="5953"/>
+            <w:tcW w:type="dxa" w:w="6690"/>
             <w:vAlign w:val="center"/>
           </w:tcPr>
           <w:p>
             <w:r/>
             <w:r>
               <w:rPr>
-                <w:rFonts w:ascii="Microsoft YaHei" w:hAnsi="Microsoft YaHei" w:eastAsia="Microsoft YaHei"/>
+                <w:rFonts w:ascii="Microsoft YaHei UI" w:hAnsi="Microsoft YaHei UI" w:eastAsia="Microsoft YaHei UI"/>
                 <w:b w:val="0"/>
-                <w:sz w:val="17"/>
+                <w:sz w:val="18"/>
               </w:rPr>
-              <w:t>刷新索引；修复原快捷方式；名称标记仍可启动</w:t>
+              <w:t>生成单文件便携 EXE</w:t>
+            </w:r>
+          </w:p>
+        </w:tc>
+      </w:tr>
+    </w:tbl>
+    <w:p/>
+    <w:p>
+      <w:pPr>
+        <w:pStyle w:val="Heading2"/>
+        <w:keepNext/>
+      </w:pPr>
+      <w:r>
+        <w:t>8.2 已完成验证</w:t>
+      </w:r>
+    </w:p>
+    <w:p>
+      <w:pPr>
+        <w:pStyle w:val="ListBullet"/>
+        <w:spacing w:after="60" w:line="300" w:lineRule="auto"/>
+      </w:pPr>
+      <w:r>
+        <w:t>12 项 Node 自动测试全部通过：应用索引、分类、桌面整理、快捷方式、文件索引、图标缓存、媒体动作、设置、桌面仓、待办、天气。</w:t>
+      </w:r>
+    </w:p>
+    <w:p>
+      <w:pPr>
+        <w:pStyle w:val="ListBullet"/>
+        <w:spacing w:after="60" w:line="300" w:lineRule="auto"/>
+      </w:pPr>
+      <w:r>
+        <w:t>Electron 源码冒烟测试通过：桌面仓、文件、待办、天气、媒体、设置、分类表单、IPC 边界和无横向溢出。</w:t>
+      </w:r>
+    </w:p>
+    <w:p>
+      <w:pPr>
+        <w:pStyle w:val="ListBullet"/>
+        <w:spacing w:after="60" w:line="300" w:lineRule="auto"/>
+      </w:pPr>
+      <w:r>
+        <w:t>0.2.0 单文件 EXE 独立启动冒烟测试返回 passed=true。</w:t>
+      </w:r>
+    </w:p>
+    <w:p>
+      <w:pPr>
+        <w:pStyle w:val="ListBullet"/>
+        <w:spacing w:after="60" w:line="300" w:lineRule="auto"/>
+      </w:pPr>
+      <w:r>
+        <w:t>视觉截图检查通过：真实图标清晰、导航稳定、设置分组完整、500px 窗口无横向溢出。</w:t>
+      </w:r>
+    </w:p>
+    <w:p>
+      <w:pPr>
+        <w:pStyle w:val="ListBullet"/>
+        <w:spacing w:after="60" w:line="300" w:lineRule="auto"/>
+      </w:pPr>
+      <w:r>
+        <w:t>EXE：DesktopDock-0.2.0-Portable.exe；大小 98,124,064 bytes；SHA-256：CF7887A71183D5540D10F17421552A66EDF9FEB57982746C0289CFF00FF7604F。</w:t>
+      </w:r>
+    </w:p>
+    <w:p>
+      <w:pPr>
+        <w:pStyle w:val="Heading2"/>
+        <w:keepNext/>
+      </w:pPr>
+      <w:r>
+        <w:t>8.3 用户验收清单</w:t>
+      </w:r>
+    </w:p>
+    <w:tbl>
+      <w:tblPr>
+        <w:tblStyle w:val="LightShading-Accent1"/>
+        <w:tblW w:type="auto" w:w="0"/>
+        <w:jc w:val="center"/>
+        <w:tblLayout w:type="fixed"/>
+        <w:tblLook w:firstColumn="1" w:firstRow="1" w:lastColumn="0" w:lastRow="0" w:noHBand="0" w:noVBand="1" w:val="04A0"/>
+      </w:tblPr>
+      <w:tblGrid>
+        <w:gridCol w:w="4844"/>
+        <w:gridCol w:w="4844"/>
+      </w:tblGrid>
+      <w:tr>
+        <w:trPr>
+          <w:tblHeader w:val="true"/>
+        </w:trPr>
+        <w:tc>
+          <w:tcPr>
+            <w:tcW w:type="dxa" w:w="2268"/>
+            <w:vAlign w:val="center"/>
+            <w:shd w:fill="1677FF"/>
+          </w:tcPr>
+          <w:p>
+            <w:r/>
+            <w:r>
+              <w:rPr>
+                <w:rFonts w:ascii="Microsoft YaHei UI" w:hAnsi="Microsoft YaHei UI" w:eastAsia="Microsoft YaHei UI"/>
+                <w:b/>
+                <w:color w:val="FFFFFF"/>
+                <w:sz w:val="18"/>
+              </w:rPr>
+              <w:t>检查项</w:t>
+            </w:r>
+          </w:p>
+        </w:tc>
+        <w:tc>
+          <w:tcPr>
+            <w:tcW w:type="dxa" w:w="7257"/>
+            <w:vAlign w:val="center"/>
+            <w:shd w:fill="1677FF"/>
+          </w:tcPr>
+          <w:p>
+            <w:r/>
+            <w:r>
+              <w:rPr>
+                <w:rFonts w:ascii="Microsoft YaHei UI" w:hAnsi="Microsoft YaHei UI" w:eastAsia="Microsoft YaHei UI"/>
+                <w:b/>
+                <w:color w:val="FFFFFF"/>
+                <w:sz w:val="18"/>
+              </w:rPr>
+              <w:t>预期结果</w:t>
             </w:r>
           </w:p>
         </w:tc>
@@ -5789,55 +3125,35 @@
       <w:tr>
         <w:tc>
           <w:tcPr>
-            <w:tcW w:type="dxa" w:w="1814"/>
+            <w:tcW w:type="dxa" w:w="2268"/>
             <w:vAlign w:val="center"/>
-            <w:shd w:fill="F3F7F9"/>
           </w:tcPr>
           <w:p>
             <w:r/>
             <w:r>
               <w:rPr>
-                <w:rFonts w:ascii="Microsoft YaHei" w:hAnsi="Microsoft YaHei" w:eastAsia="Microsoft YaHei"/>
+                <w:rFonts w:ascii="Microsoft YaHei UI" w:hAnsi="Microsoft YaHei UI" w:eastAsia="Microsoft YaHei UI"/>
                 <w:b w:val="0"/>
-                <w:sz w:val="17"/>
+                <w:sz w:val="18"/>
               </w:rPr>
-              <w:t>Alt+Space 未生效</w:t>
+              <w:t>桌面可见性</w:t>
             </w:r>
           </w:p>
         </w:tc>
         <w:tc>
           <w:tcPr>
-            <w:tcW w:type="dxa" w:w="2835"/>
+            <w:tcW w:type="dxa" w:w="7257"/>
             <w:vAlign w:val="center"/>
-            <w:shd w:fill="F3F7F9"/>
           </w:tcPr>
           <w:p>
             <w:r/>
             <w:r>
               <w:rPr>
-                <w:rFonts w:ascii="Microsoft YaHei" w:hAnsi="Microsoft YaHei" w:eastAsia="Microsoft YaHei"/>
+                <w:rFonts w:ascii="Microsoft YaHei UI" w:hAnsi="Microsoft YaHei UI" w:eastAsia="Microsoft YaHei UI"/>
                 <w:b w:val="0"/>
-                <w:sz w:val="17"/>
+                <w:sz w:val="18"/>
               </w:rPr>
-              <w:t>快捷键被 PowerToys、输入法或其他程序占用</w:t>
-            </w:r>
-          </w:p>
-        </w:tc>
-        <w:tc>
-          <w:tcPr>
-            <w:tcW w:type="dxa" w:w="5953"/>
-            <w:vAlign w:val="center"/>
-            <w:shd w:fill="F3F7F9"/>
-          </w:tcPr>
-          <w:p>
-            <w:r/>
-            <w:r>
-              <w:rPr>
-                <w:rFonts w:ascii="Microsoft YaHei" w:hAnsi="Microsoft YaHei" w:eastAsia="Microsoft YaHei"/>
-                <w:b w:val="0"/>
-                <w:sz w:val="17"/>
-              </w:rPr>
-              <w:t>关闭冲突软件；程序会尝试备用快捷键</w:t>
+              <w:t>桌面右侧可见；其他应用覆盖；不贴到应用右侧。</w:t>
             </w:r>
           </w:p>
         </w:tc>
@@ -5845,16 +3161,504 @@
       <w:tr>
         <w:tc>
           <w:tcPr>
-            <w:tcW w:type="dxa" w:w="1814"/>
+            <w:tcW w:type="dxa" w:w="2268"/>
             <w:vAlign w:val="center"/>
           </w:tcPr>
           <w:p>
             <w:r/>
             <w:r>
               <w:rPr>
-                <w:rFonts w:ascii="Microsoft YaHei" w:hAnsi="Microsoft YaHei" w:eastAsia="Microsoft YaHei"/>
+                <w:rFonts w:ascii="Microsoft YaHei UI" w:hAnsi="Microsoft YaHei UI" w:eastAsia="Microsoft YaHei UI"/>
                 <w:b w:val="0"/>
-                <w:sz w:val="17"/>
+                <w:sz w:val="18"/>
+              </w:rPr>
+              <w:t>首次收纳</w:t>
+            </w:r>
+          </w:p>
+        </w:tc>
+        <w:tc>
+          <w:tcPr>
+            <w:tcW w:type="dxa" w:w="7257"/>
+            <w:vAlign w:val="center"/>
+          </w:tcPr>
+          <w:p>
+            <w:r/>
+            <w:r>
+              <w:rPr>
+                <w:rFonts w:ascii="Microsoft YaHei UI" w:hAnsi="Microsoft YaHei UI" w:eastAsia="Microsoft YaHei UI"/>
+                <w:b w:val="0"/>
+                <w:sz w:val="18"/>
+              </w:rPr>
+              <w:t>个人桌面快捷方式进入仓；此电脑/回收站等系统图标保留。</w:t>
+            </w:r>
+          </w:p>
+        </w:tc>
+      </w:tr>
+      <w:tr>
+        <w:tc>
+          <w:tcPr>
+            <w:tcW w:type="dxa" w:w="2268"/>
+            <w:vAlign w:val="center"/>
+          </w:tcPr>
+          <w:p>
+            <w:r/>
+            <w:r>
+              <w:rPr>
+                <w:rFonts w:ascii="Microsoft YaHei UI" w:hAnsi="Microsoft YaHei UI" w:eastAsia="Microsoft YaHei UI"/>
+                <w:b w:val="0"/>
+                <w:sz w:val="18"/>
+              </w:rPr>
+              <w:t>分类</w:t>
+            </w:r>
+          </w:p>
+        </w:tc>
+        <w:tc>
+          <w:tcPr>
+            <w:tcW w:type="dxa" w:w="7257"/>
+            <w:vAlign w:val="center"/>
+          </w:tcPr>
+          <w:p>
+            <w:r/>
+            <w:r>
+              <w:rPr>
+                <w:rFonts w:ascii="Microsoft YaHei UI" w:hAnsi="Microsoft YaHei UI" w:eastAsia="Microsoft YaHei UI"/>
+                <w:b w:val="0"/>
+                <w:sz w:val="18"/>
+              </w:rPr>
+              <w:t>可创建、拖入、菜单移动、改名、删除；删除后回仓。</w:t>
+            </w:r>
+          </w:p>
+        </w:tc>
+      </w:tr>
+      <w:tr>
+        <w:tc>
+          <w:tcPr>
+            <w:tcW w:type="dxa" w:w="2268"/>
+            <w:vAlign w:val="center"/>
+          </w:tcPr>
+          <w:p>
+            <w:r/>
+            <w:r>
+              <w:rPr>
+                <w:rFonts w:ascii="Microsoft YaHei UI" w:hAnsi="Microsoft YaHei UI" w:eastAsia="Microsoft YaHei UI"/>
+                <w:b w:val="0"/>
+                <w:sz w:val="18"/>
+              </w:rPr>
+              <w:t>文件</w:t>
+            </w:r>
+          </w:p>
+        </w:tc>
+        <w:tc>
+          <w:tcPr>
+            <w:tcW w:type="dxa" w:w="7257"/>
+            <w:vAlign w:val="center"/>
+          </w:tcPr>
+          <w:p>
+            <w:r/>
+            <w:r>
+              <w:rPr>
+                <w:rFonts w:ascii="Microsoft YaHei UI" w:hAnsi="Microsoft YaHei UI" w:eastAsia="Microsoft YaHei UI"/>
+                <w:b w:val="0"/>
+                <w:sz w:val="18"/>
+              </w:rPr>
+              <w:t>搜索/排序/布局/缩略图/拖入/重命名/回收站均正常。</w:t>
+            </w:r>
+          </w:p>
+        </w:tc>
+      </w:tr>
+      <w:tr>
+        <w:tc>
+          <w:tcPr>
+            <w:tcW w:type="dxa" w:w="2268"/>
+            <w:vAlign w:val="center"/>
+          </w:tcPr>
+          <w:p>
+            <w:r/>
+            <w:r>
+              <w:rPr>
+                <w:rFonts w:ascii="Microsoft YaHei UI" w:hAnsi="Microsoft YaHei UI" w:eastAsia="Microsoft YaHei UI"/>
+                <w:b w:val="0"/>
+                <w:sz w:val="18"/>
+              </w:rPr>
+              <w:t>待办</w:t>
+            </w:r>
+          </w:p>
+        </w:tc>
+        <w:tc>
+          <w:tcPr>
+            <w:tcW w:type="dxa" w:w="7257"/>
+            <w:vAlign w:val="center"/>
+          </w:tcPr>
+          <w:p>
+            <w:r/>
+            <w:r>
+              <w:rPr>
+                <w:rFonts w:ascii="Microsoft YaHei UI" w:hAnsi="Microsoft YaHei UI" w:eastAsia="Microsoft YaHei UI"/>
+                <w:b w:val="0"/>
+                <w:sz w:val="18"/>
+              </w:rPr>
+              <w:t>提醒弹窗、重复续建、附件、排序和批量操作正常。</w:t>
+            </w:r>
+          </w:p>
+        </w:tc>
+      </w:tr>
+      <w:tr>
+        <w:tc>
+          <w:tcPr>
+            <w:tcW w:type="dxa" w:w="2268"/>
+            <w:vAlign w:val="center"/>
+          </w:tcPr>
+          <w:p>
+            <w:r/>
+            <w:r>
+              <w:rPr>
+                <w:rFonts w:ascii="Microsoft YaHei UI" w:hAnsi="Microsoft YaHei UI" w:eastAsia="Microsoft YaHei UI"/>
+                <w:b w:val="0"/>
+                <w:sz w:val="18"/>
+              </w:rPr>
+              <w:t>天气媒体</w:t>
+            </w:r>
+          </w:p>
+        </w:tc>
+        <w:tc>
+          <w:tcPr>
+            <w:tcW w:type="dxa" w:w="7257"/>
+            <w:vAlign w:val="center"/>
+          </w:tcPr>
+          <w:p>
+            <w:r/>
+            <w:r>
+              <w:rPr>
+                <w:rFonts w:ascii="Microsoft YaHei UI" w:hAnsi="Microsoft YaHei UI" w:eastAsia="Microsoft YaHei UI"/>
+                <w:b w:val="0"/>
+                <w:sz w:val="18"/>
+              </w:rPr>
+              <w:t>城市或定位天气正常；当前播放器可控制并尽量显示元数据。</w:t>
+            </w:r>
+          </w:p>
+        </w:tc>
+      </w:tr>
+      <w:tr>
+        <w:tc>
+          <w:tcPr>
+            <w:tcW w:type="dxa" w:w="2268"/>
+            <w:vAlign w:val="center"/>
+          </w:tcPr>
+          <w:p>
+            <w:r/>
+            <w:r>
+              <w:rPr>
+                <w:rFonts w:ascii="Microsoft YaHei UI" w:hAnsi="Microsoft YaHei UI" w:eastAsia="Microsoft YaHei UI"/>
+                <w:b w:val="0"/>
+                <w:sz w:val="18"/>
+              </w:rPr>
+              <w:t>便携开机</w:t>
+            </w:r>
+          </w:p>
+        </w:tc>
+        <w:tc>
+          <w:tcPr>
+            <w:tcW w:type="dxa" w:w="7257"/>
+            <w:vAlign w:val="center"/>
+          </w:tcPr>
+          <w:p>
+            <w:r/>
+            <w:r>
+              <w:rPr>
+                <w:rFonts w:ascii="Microsoft YaHei UI" w:hAnsi="Microsoft YaHei UI" w:eastAsia="Microsoft YaHei UI"/>
+                <w:b w:val="0"/>
+                <w:sz w:val="18"/>
+              </w:rPr>
+              <w:t>EXE 无需安装；开启设置后重启 Windows 可自动运行。</w:t>
+            </w:r>
+          </w:p>
+        </w:tc>
+      </w:tr>
+    </w:tbl>
+    <w:p/>
+    <w:p>
+      <w:pPr>
+        <w:pStyle w:val="Heading1"/>
+        <w:keepNext/>
+      </w:pPr>
+      <w:r>
+        <w:t>9　运维、Git 与故障处理</w:t>
+      </w:r>
+    </w:p>
+    <w:p>
+      <w:pPr>
+        <w:pStyle w:val="Heading2"/>
+        <w:keepNext/>
+      </w:pPr>
+      <w:r>
+        <w:t>9.1 Git 规则</w:t>
+      </w:r>
+    </w:p>
+    <w:p>
+      <w:pPr>
+        <w:spacing w:after="120" w:line="324" w:lineRule="auto"/>
+      </w:pPr>
+      <w:r>
+        <w:t>远程仓库为 https://github.com/User-CJF/DesktopDock.git，主分支 main。每次修改完成后运行检查、源码冒烟、便携打包与便携冒烟，再提交并推送。根目录 EXE、node_modules、dist、release 和运行数据不进入 Git；GitHub 保存完整源码，本地最终目录使用 sparse-checkout 只保留交付物。</w:t>
+      </w:r>
+    </w:p>
+    <w:p>
+      <w:pPr>
+        <w:pStyle w:val="Heading2"/>
+        <w:keepNext/>
+      </w:pPr>
+      <w:r>
+        <w:t>9.2 常见问题</w:t>
+      </w:r>
+    </w:p>
+    <w:tbl>
+      <w:tblPr>
+        <w:tblStyle w:val="LightShading-Accent1"/>
+        <w:tblW w:type="auto" w:w="0"/>
+        <w:jc w:val="center"/>
+        <w:tblLayout w:type="fixed"/>
+        <w:tblLook w:firstColumn="1" w:firstRow="1" w:lastColumn="0" w:lastRow="0" w:noHBand="0" w:noVBand="1" w:val="04A0"/>
+      </w:tblPr>
+      <w:tblGrid>
+        <w:gridCol w:w="4844"/>
+        <w:gridCol w:w="4844"/>
+      </w:tblGrid>
+      <w:tr>
+        <w:trPr>
+          <w:tblHeader w:val="true"/>
+        </w:trPr>
+        <w:tc>
+          <w:tcPr>
+            <w:tcW w:type="dxa" w:w="2494"/>
+            <w:vAlign w:val="center"/>
+            <w:shd w:fill="1677FF"/>
+          </w:tcPr>
+          <w:p>
+            <w:r/>
+            <w:r>
+              <w:rPr>
+                <w:rFonts w:ascii="Microsoft YaHei UI" w:hAnsi="Microsoft YaHei UI" w:eastAsia="Microsoft YaHei UI"/>
+                <w:b/>
+                <w:color w:val="FFFFFF"/>
+                <w:sz w:val="18"/>
+              </w:rPr>
+              <w:t>现象</w:t>
+            </w:r>
+          </w:p>
+        </w:tc>
+        <w:tc>
+          <w:tcPr>
+            <w:tcW w:type="dxa" w:w="7030"/>
+            <w:vAlign w:val="center"/>
+            <w:shd w:fill="1677FF"/>
+          </w:tcPr>
+          <w:p>
+            <w:r/>
+            <w:r>
+              <w:rPr>
+                <w:rFonts w:ascii="Microsoft YaHei UI" w:hAnsi="Microsoft YaHei UI" w:eastAsia="Microsoft YaHei UI"/>
+                <w:b/>
+                <w:color w:val="FFFFFF"/>
+                <w:sz w:val="18"/>
+              </w:rPr>
+              <w:t>处理</w:t>
+            </w:r>
+          </w:p>
+        </w:tc>
+      </w:tr>
+      <w:tr>
+        <w:tc>
+          <w:tcPr>
+            <w:tcW w:type="dxa" w:w="2494"/>
+            <w:vAlign w:val="center"/>
+          </w:tcPr>
+          <w:p>
+            <w:r/>
+            <w:r>
+              <w:rPr>
+                <w:rFonts w:ascii="Microsoft YaHei UI" w:hAnsi="Microsoft YaHei UI" w:eastAsia="Microsoft YaHei UI"/>
+                <w:b w:val="0"/>
+                <w:sz w:val="18"/>
+              </w:rPr>
+              <w:t>公共桌面快捷方式仍在桌面</w:t>
+            </w:r>
+          </w:p>
+        </w:tc>
+        <w:tc>
+          <w:tcPr>
+            <w:tcW w:type="dxa" w:w="7030"/>
+            <w:vAlign w:val="center"/>
+          </w:tcPr>
+          <w:p>
+            <w:r/>
+            <w:r>
+              <w:rPr>
+                <w:rFonts w:ascii="Microsoft YaHei UI" w:hAnsi="Microsoft YaHei UI" w:eastAsia="Microsoft YaHei UI"/>
+                <w:b w:val="0"/>
+                <w:sz w:val="18"/>
+              </w:rPr>
+              <w:t>这是权限保护；公共桌面由所有用户共享，DesktopDock 只读展示。</w:t>
+            </w:r>
+          </w:p>
+        </w:tc>
+      </w:tr>
+      <w:tr>
+        <w:tc>
+          <w:tcPr>
+            <w:tcW w:type="dxa" w:w="2494"/>
+            <w:vAlign w:val="center"/>
+          </w:tcPr>
+          <w:p>
+            <w:r/>
+            <w:r>
+              <w:rPr>
+                <w:rFonts w:ascii="Microsoft YaHei UI" w:hAnsi="Microsoft YaHei UI" w:eastAsia="Microsoft YaHei UI"/>
+                <w:b w:val="0"/>
+                <w:sz w:val="18"/>
+              </w:rPr>
+              <w:t>定位天气失败</w:t>
+            </w:r>
+          </w:p>
+        </w:tc>
+        <w:tc>
+          <w:tcPr>
+            <w:tcW w:type="dxa" w:w="7030"/>
+            <w:vAlign w:val="center"/>
+          </w:tcPr>
+          <w:p>
+            <w:r/>
+            <w:r>
+              <w:rPr>
+                <w:rFonts w:ascii="Microsoft YaHei UI" w:hAnsi="Microsoft YaHei UI" w:eastAsia="Microsoft YaHei UI"/>
+                <w:b w:val="0"/>
+                <w:sz w:val="18"/>
+              </w:rPr>
+              <w:t>在 Windows 设置中开启位置服务，或在设置页手动输入城市。</w:t>
+            </w:r>
+          </w:p>
+        </w:tc>
+      </w:tr>
+      <w:tr>
+        <w:tc>
+          <w:tcPr>
+            <w:tcW w:type="dxa" w:w="2494"/>
+            <w:vAlign w:val="center"/>
+          </w:tcPr>
+          <w:p>
+            <w:r/>
+            <w:r>
+              <w:rPr>
+                <w:rFonts w:ascii="Microsoft YaHei UI" w:hAnsi="Microsoft YaHei UI" w:eastAsia="Microsoft YaHei UI"/>
+                <w:b w:val="0"/>
+                <w:sz w:val="18"/>
+              </w:rPr>
+              <w:t>媒体没有曲名</w:t>
+            </w:r>
+          </w:p>
+        </w:tc>
+        <w:tc>
+          <w:tcPr>
+            <w:tcW w:type="dxa" w:w="7030"/>
+            <w:vAlign w:val="center"/>
+          </w:tcPr>
+          <w:p>
+            <w:r/>
+            <w:r>
+              <w:rPr>
+                <w:rFonts w:ascii="Microsoft YaHei UI" w:hAnsi="Microsoft YaHei UI" w:eastAsia="Microsoft YaHei UI"/>
+                <w:b w:val="0"/>
+                <w:sz w:val="18"/>
+              </w:rPr>
+              <w:t>播放器未接入 Windows 媒体会话；控制键仍可能有效，尝试先播放一次。</w:t>
+            </w:r>
+          </w:p>
+        </w:tc>
+      </w:tr>
+      <w:tr>
+        <w:tc>
+          <w:tcPr>
+            <w:tcW w:type="dxa" w:w="2494"/>
+            <w:vAlign w:val="center"/>
+          </w:tcPr>
+          <w:p>
+            <w:r/>
+            <w:r>
+              <w:rPr>
+                <w:rFonts w:ascii="Microsoft YaHei UI" w:hAnsi="Microsoft YaHei UI" w:eastAsia="Microsoft YaHei UI"/>
+                <w:b w:val="0"/>
+                <w:sz w:val="18"/>
+              </w:rPr>
+              <w:t>Dock 未显示</w:t>
+            </w:r>
+          </w:p>
+        </w:tc>
+        <w:tc>
+          <w:tcPr>
+            <w:tcW w:type="dxa" w:w="7030"/>
+            <w:vAlign w:val="center"/>
+          </w:tcPr>
+          <w:p>
+            <w:r/>
+            <w:r>
+              <w:rPr>
+                <w:rFonts w:ascii="Microsoft YaHei UI" w:hAnsi="Microsoft YaHei UI" w:eastAsia="Microsoft YaHei UI"/>
+                <w:b w:val="0"/>
+                <w:sz w:val="18"/>
+              </w:rPr>
+              <w:t>检查托盘并单击“显示桌面舱”；如 Explorer 重启，等待附着或重启 DesktopDock。</w:t>
+            </w:r>
+          </w:p>
+        </w:tc>
+      </w:tr>
+      <w:tr>
+        <w:tc>
+          <w:tcPr>
+            <w:tcW w:type="dxa" w:w="2494"/>
+            <w:vAlign w:val="center"/>
+          </w:tcPr>
+          <w:p>
+            <w:r/>
+            <w:r>
+              <w:rPr>
+                <w:rFonts w:ascii="Microsoft YaHei UI" w:hAnsi="Microsoft YaHei UI" w:eastAsia="Microsoft YaHei UI"/>
+                <w:b w:val="0"/>
+                <w:sz w:val="18"/>
+              </w:rPr>
+              <w:t>快捷方式图标为空</w:t>
+            </w:r>
+          </w:p>
+        </w:tc>
+        <w:tc>
+          <w:tcPr>
+            <w:tcW w:type="dxa" w:w="7030"/>
+            <w:vAlign w:val="center"/>
+          </w:tcPr>
+          <w:p>
+            <w:r/>
+            <w:r>
+              <w:rPr>
+                <w:rFonts w:ascii="Microsoft YaHei UI" w:hAnsi="Microsoft YaHei UI" w:eastAsia="Microsoft YaHei UI"/>
+                <w:b w:val="0"/>
+                <w:sz w:val="18"/>
+              </w:rPr>
+              <w:t>刷新桌面；损坏的 .lnk 会使用后备图标，检查其目标是否存在。</w:t>
+            </w:r>
+          </w:p>
+        </w:tc>
+      </w:tr>
+      <w:tr>
+        <w:tc>
+          <w:tcPr>
+            <w:tcW w:type="dxa" w:w="2494"/>
+            <w:vAlign w:val="center"/>
+          </w:tcPr>
+          <w:p>
+            <w:r/>
+            <w:r>
+              <w:rPr>
+                <w:rFonts w:ascii="Microsoft YaHei UI" w:hAnsi="Microsoft YaHei UI" w:eastAsia="Microsoft YaHei UI"/>
+                <w:b w:val="0"/>
+                <w:sz w:val="18"/>
               </w:rPr>
               <w:t>开机启动失效</w:t>
             </w:r>
@@ -5862,386 +3666,79 @@
         </w:tc>
         <w:tc>
           <w:tcPr>
-            <w:tcW w:type="dxa" w:w="2835"/>
+            <w:tcW w:type="dxa" w:w="7030"/>
             <w:vAlign w:val="center"/>
           </w:tcPr>
           <w:p>
             <w:r/>
             <w:r>
               <w:rPr>
-                <w:rFonts w:ascii="Microsoft YaHei" w:hAnsi="Microsoft YaHei" w:eastAsia="Microsoft YaHei"/>
+                <w:rFonts w:ascii="Microsoft YaHei UI" w:hAnsi="Microsoft YaHei UI" w:eastAsia="Microsoft YaHei UI"/>
                 <w:b w:val="0"/>
-                <w:sz w:val="17"/>
+                <w:sz w:val="18"/>
               </w:rPr>
-              <w:t>启用后移动或重命名了便携 EXE</w:t>
+              <w:t>EXE 移动后重新关闭并开启开机启动，让 Windows 更新路径。</w:t>
+            </w:r>
+          </w:p>
+        </w:tc>
+      </w:tr>
+    </w:tbl>
+    <w:p/>
+    <w:p>
+      <w:pPr>
+        <w:pStyle w:val="Heading1"/>
+        <w:keepNext/>
+      </w:pPr>
+      <w:r>
+        <w:t>附录 A　快捷键</w:t>
+      </w:r>
+    </w:p>
+    <w:tbl>
+      <w:tblPr>
+        <w:tblStyle w:val="LightShading-Accent1"/>
+        <w:tblW w:type="auto" w:w="0"/>
+        <w:jc w:val="center"/>
+        <w:tblLayout w:type="fixed"/>
+        <w:tblLook w:firstColumn="1" w:firstRow="1" w:lastColumn="0" w:lastRow="0" w:noHBand="0" w:noVBand="1" w:val="04A0"/>
+      </w:tblPr>
+      <w:tblGrid>
+        <w:gridCol w:w="4844"/>
+        <w:gridCol w:w="4844"/>
+      </w:tblGrid>
+      <w:tr>
+        <w:trPr>
+          <w:tblHeader w:val="true"/>
+        </w:trPr>
+        <w:tc>
+          <w:tcPr>
+            <w:tcW w:type="dxa" w:w="2381"/>
+            <w:vAlign w:val="center"/>
+            <w:shd w:fill="1677FF"/>
+          </w:tcPr>
+          <w:p>
+            <w:r/>
+            <w:r>
+              <w:rPr>
+                <w:rFonts w:ascii="Microsoft YaHei UI" w:hAnsi="Microsoft YaHei UI" w:eastAsia="Microsoft YaHei UI"/>
+                <w:b/>
+                <w:color w:val="FFFFFF"/>
+                <w:sz w:val="18"/>
+              </w:rPr>
+              <w:t>按键</w:t>
             </w:r>
           </w:p>
         </w:tc>
         <w:tc>
           <w:tcPr>
-            <w:tcW w:type="dxa" w:w="5953"/>
+            <w:tcW w:type="dxa" w:w="7143"/>
             <w:vAlign w:val="center"/>
+            <w:shd w:fill="1677FF"/>
           </w:tcPr>
           <w:p>
             <w:r/>
             <w:r>
               <w:rPr>
-                <w:rFonts w:ascii="Microsoft YaHei" w:hAnsi="Microsoft YaHei" w:eastAsia="Microsoft YaHei"/>
-                <w:b w:val="0"/>
-                <w:sz w:val="17"/>
-              </w:rPr>
-              <w:t>在新路径运行程序，关闭后重新开启开机启动</w:t>
-            </w:r>
-          </w:p>
-        </w:tc>
-      </w:tr>
-      <w:tr>
-        <w:tc>
-          <w:tcPr>
-            <w:tcW w:type="dxa" w:w="1814"/>
-            <w:vAlign w:val="center"/>
-            <w:shd w:fill="F3F7F9"/>
-          </w:tcPr>
-          <w:p>
-            <w:r/>
-            <w:r>
-              <w:rPr>
-                <w:rFonts w:ascii="Microsoft YaHei" w:hAnsi="Microsoft YaHei" w:eastAsia="Microsoft YaHei"/>
-                <w:b w:val="0"/>
-                <w:sz w:val="17"/>
-              </w:rPr>
-              <w:t>快捷方式恢复冲突</w:t>
-            </w:r>
-          </w:p>
-        </w:tc>
-        <w:tc>
-          <w:tcPr>
-            <w:tcW w:type="dxa" w:w="2835"/>
-            <w:vAlign w:val="center"/>
-            <w:shd w:fill="F3F7F9"/>
-          </w:tcPr>
-          <w:p>
-            <w:r/>
-            <w:r>
-              <w:rPr>
-                <w:rFonts w:ascii="Microsoft YaHei" w:hAnsi="Microsoft YaHei" w:eastAsia="Microsoft YaHei"/>
-                <w:b w:val="0"/>
-                <w:sz w:val="17"/>
-              </w:rPr>
-              <w:t>桌面已有同名文件</w:t>
-            </w:r>
-          </w:p>
-        </w:tc>
-        <w:tc>
-          <w:tcPr>
-            <w:tcW w:type="dxa" w:w="5953"/>
-            <w:vAlign w:val="center"/>
-            <w:shd w:fill="F3F7F9"/>
-          </w:tcPr>
-          <w:p>
-            <w:r/>
-            <w:r>
-              <w:rPr>
-                <w:rFonts w:ascii="Microsoft YaHei" w:hAnsi="Microsoft YaHei" w:eastAsia="Microsoft YaHei"/>
-                <w:b w:val="0"/>
-                <w:sz w:val="17"/>
-              </w:rPr>
-              <w:t>保留桌面文件，手动改名后再次恢复；程序不会覆盖</w:t>
-            </w:r>
-          </w:p>
-        </w:tc>
-      </w:tr>
-      <w:tr>
-        <w:tc>
-          <w:tcPr>
-            <w:tcW w:type="dxa" w:w="1814"/>
-            <w:vAlign w:val="center"/>
-          </w:tcPr>
-          <w:p>
-            <w:r/>
-            <w:r>
-              <w:rPr>
-                <w:rFonts w:ascii="Microsoft YaHei" w:hAnsi="Microsoft YaHei" w:eastAsia="Microsoft YaHei"/>
-                <w:b w:val="0"/>
-                <w:sz w:val="17"/>
-              </w:rPr>
-              <w:t>文件整理无法恢复</w:t>
-            </w:r>
-          </w:p>
-        </w:tc>
-        <w:tc>
-          <w:tcPr>
-            <w:tcW w:type="dxa" w:w="2835"/>
-            <w:vAlign w:val="center"/>
-          </w:tcPr>
-          <w:p>
-            <w:r/>
-            <w:r>
-              <w:rPr>
-                <w:rFonts w:ascii="Microsoft YaHei" w:hAnsi="Microsoft YaHei" w:eastAsia="Microsoft YaHei"/>
-                <w:b w:val="0"/>
-                <w:sz w:val="17"/>
-              </w:rPr>
-              <w:t>还原点被清理或目标文件又被外部程序移动</w:t>
-            </w:r>
-          </w:p>
-        </w:tc>
-        <w:tc>
-          <w:tcPr>
-            <w:tcW w:type="dxa" w:w="5953"/>
-            <w:vAlign w:val="center"/>
-          </w:tcPr>
-          <w:p>
-            <w:r/>
-            <w:r>
-              <w:rPr>
-                <w:rFonts w:ascii="Microsoft YaHei" w:hAnsi="Microsoft YaHei" w:eastAsia="Microsoft YaHei"/>
-                <w:b w:val="0"/>
-                <w:sz w:val="17"/>
-              </w:rPr>
-              <w:t>不要手动删除 DesktopDock 数据目录；根据错误提示手动核对</w:t>
-            </w:r>
-          </w:p>
-        </w:tc>
-      </w:tr>
-      <w:tr>
-        <w:tc>
-          <w:tcPr>
-            <w:tcW w:type="dxa" w:w="1814"/>
-            <w:vAlign w:val="center"/>
-            <w:shd w:fill="F3F7F9"/>
-          </w:tcPr>
-          <w:p>
-            <w:r/>
-            <w:r>
-              <w:rPr>
-                <w:rFonts w:ascii="Microsoft YaHei" w:hAnsi="Microsoft YaHei" w:eastAsia="Microsoft YaHei"/>
-                <w:b w:val="0"/>
-                <w:sz w:val="17"/>
-              </w:rPr>
-              <w:t>窗口遮挡其他应用</w:t>
-            </w:r>
-          </w:p>
-        </w:tc>
-        <w:tc>
-          <w:tcPr>
-            <w:tcW w:type="dxa" w:w="2835"/>
-            <w:vAlign w:val="center"/>
-            <w:shd w:fill="F3F7F9"/>
-          </w:tcPr>
-          <w:p>
-            <w:r/>
-            <w:r>
-              <w:rPr>
-                <w:rFonts w:ascii="Microsoft YaHei" w:hAnsi="Microsoft YaHei" w:eastAsia="Microsoft YaHei"/>
-                <w:b w:val="0"/>
-                <w:sz w:val="17"/>
-              </w:rPr>
-              <w:t>当前版本采用状态栏式置顶显示</w:t>
-            </w:r>
-          </w:p>
-        </w:tc>
-        <w:tc>
-          <w:tcPr>
-            <w:tcW w:type="dxa" w:w="5953"/>
-            <w:vAlign w:val="center"/>
-            <w:shd w:fill="F3F7F9"/>
-          </w:tcPr>
-          <w:p>
-            <w:r/>
-            <w:r>
-              <w:rPr>
-                <w:rFonts w:ascii="Microsoft YaHei" w:hAnsi="Microsoft YaHei" w:eastAsia="Microsoft YaHei"/>
-                <w:b w:val="0"/>
-                <w:sz w:val="17"/>
-              </w:rPr>
-              <w:t>使用顶部隐藏按钮、托盘图标或 Alt+D 临时收起</w:t>
-            </w:r>
-          </w:p>
-        </w:tc>
-      </w:tr>
-    </w:tbl>
-    <w:p>
-      <w:pPr>
-        <w:spacing w:after="0"/>
-      </w:pPr>
-    </w:p>
-    <w:p>
-      <w:pPr>
-        <w:pStyle w:val="Heading1"/>
-      </w:pPr>
-      <w:r>
-        <w:t>10　维护、版本与改进建议</w:t>
-      </w:r>
-    </w:p>
-    <w:p>
-      <w:pPr>
-        <w:pStyle w:val="Heading2"/>
-      </w:pPr>
-      <w:r>
-        <w:t>10.1 Git 与版本管理</w:t>
-      </w:r>
-    </w:p>
-    <w:p>
-      <w:r>
-        <w:t>远程仓库为 https://github.com/User-CJF/DesktopDock.git，主分支为 main。每次修改应先恢复或重新克隆完整源码，完成测试、构建和便携版冒烟测试后再提交。不要把便携 EXE、node_modules、dist、release 或运行时数据库提交到源码仓库。</w:t>
-      </w:r>
-    </w:p>
-    <w:p>
-      <w:pPr>
-        <w:pStyle w:val="Heading2"/>
-      </w:pPr>
-      <w:r>
-        <w:t>10.2 推荐迭代顺序</w:t>
-      </w:r>
-    </w:p>
-    <w:p>
-      <w:pPr>
-        <w:pStyle w:val="ListNumber"/>
-      </w:pPr>
-      <w:r>
-        <w:t>接入 Windows GlobalSystemMediaTransportControlsSession，读取真实曲名、封面、播放状态和进度。</w:t>
-      </w:r>
-    </w:p>
-    <w:p>
-      <w:pPr>
-        <w:pStyle w:val="ListNumber"/>
-      </w:pPr>
-      <w:r>
-        <w:t>增加组件顺序与尺寸的拖拽配置，并按显示器拓扑保存布局。</w:t>
-      </w:r>
-    </w:p>
-    <w:p>
-      <w:pPr>
-        <w:pStyle w:val="ListNumber"/>
-      </w:pPr>
-      <w:r>
-        <w:t>增加文件组件的图标/列表密度、排序规则和文件夹映射管理。</w:t>
-      </w:r>
-    </w:p>
-    <w:p>
-      <w:pPr>
-        <w:pStyle w:val="ListNumber"/>
-      </w:pPr>
-      <w:r>
-        <w:t>增加桌面层附着模式，使组件位于桌面之上、普通应用窗口之下，同时保留快速置顶显示。</w:t>
-      </w:r>
-    </w:p>
-    <w:p>
-      <w:pPr>
-        <w:pStyle w:val="ListNumber"/>
-      </w:pPr>
-      <w:r>
-        <w:t>增加数字签名、GitHub Release 自动发布和程序内更新检查。</w:t>
-      </w:r>
-    </w:p>
-    <w:p>
-      <w:pPr>
-        <w:pStyle w:val="ListNumber"/>
-      </w:pPr>
-      <w:r>
-        <w:t>增加多语言资源、无障碍屏幕阅读器验证和 150%/200% DPI 回归测试。</w:t>
-      </w:r>
-    </w:p>
-    <w:p>
-      <w:pPr>
-        <w:pStyle w:val="Heading2"/>
-      </w:pPr>
-      <w:r>
-        <w:t>10.3 当前功能边界</w:t>
-      </w:r>
-    </w:p>
-    <w:p>
-      <w:pPr>
-        <w:pStyle w:val="ListBullet"/>
-      </w:pPr>
-      <w:r>
-        <w:t>程序是桌面增强工具，不替换 Explorer，也不接管 Windows 桌面 Shell。</w:t>
-      </w:r>
-    </w:p>
-    <w:p>
-      <w:pPr>
-        <w:pStyle w:val="ListBullet"/>
-      </w:pPr>
-      <w:r>
-        <w:t>天气定位使用用户填写的城市，不读取精确 GPS 或 IP 定位。</w:t>
-      </w:r>
-    </w:p>
-    <w:p>
-      <w:pPr>
-        <w:pStyle w:val="ListBullet"/>
-      </w:pPr>
-      <w:r>
-        <w:t>媒体模块发送系统媒体键，但当前不显示第三方播放器元数据。</w:t>
-      </w:r>
-    </w:p>
-    <w:p>
-      <w:pPr>
-        <w:pStyle w:val="ListBullet"/>
-      </w:pPr>
-      <w:r>
-        <w:t>文件搜索使用 DesktopDock 本地索引，不依赖 Everything，也不扫描整块磁盘。</w:t>
-      </w:r>
-    </w:p>
-    <w:p>
-      <w:pPr>
-        <w:pStyle w:val="ListBullet"/>
-      </w:pPr>
-      <w:r>
-        <w:t>便携模式免安装，但 Electron 运行时已封装在 EXE 中，因此文件体积约 93.58 MiB。</w:t>
-      </w:r>
-    </w:p>
-    <w:p>
-      <w:pPr>
-        <w:pStyle w:val="Heading1"/>
-      </w:pPr>
-      <w:r>
-        <w:t>附录 A　快捷键速查</w:t>
-      </w:r>
-    </w:p>
-    <w:tbl>
-      <w:tblPr>
-        <w:tblStyle w:val="TableGrid"/>
-        <w:tblW w:type="auto" w:w="0"/>
-        <w:jc w:val="center"/>
-        <w:tblLook w:firstColumn="1" w:firstRow="1" w:lastColumn="0" w:lastRow="0" w:noHBand="0" w:noVBand="1" w:val="04A0"/>
-      </w:tblPr>
-      <w:tblGrid>
-        <w:gridCol w:w="3249"/>
-        <w:gridCol w:w="3249"/>
-        <w:gridCol w:w="3249"/>
-      </w:tblGrid>
-      <w:tr>
-        <w:tc>
-          <w:tcPr>
-            <w:tcW w:type="dxa" w:w="1871"/>
-            <w:vAlign w:val="center"/>
-            <w:shd w:fill="168ECB"/>
-          </w:tcPr>
-          <w:p>
-            <w:r/>
-            <w:r>
-              <w:rPr>
-                <w:rFonts w:ascii="Microsoft YaHei" w:hAnsi="Microsoft YaHei" w:eastAsia="Microsoft YaHei"/>
-                <w:b/>
-                <w:color w:val="FFFFFF"/>
-                <w:sz w:val="18"/>
-              </w:rPr>
-              <w:t>快捷键</w:t>
-            </w:r>
-          </w:p>
-        </w:tc>
-        <w:tc>
-          <w:tcPr>
-            <w:tcW w:type="dxa" w:w="2835"/>
-            <w:vAlign w:val="center"/>
-            <w:shd w:fill="168ECB"/>
-          </w:tcPr>
-          <w:p>
-            <w:r/>
-            <w:r>
-              <w:rPr>
-                <w:rFonts w:ascii="Microsoft YaHei" w:hAnsi="Microsoft YaHei" w:eastAsia="Microsoft YaHei"/>
+                <w:rFonts w:ascii="Microsoft YaHei UI" w:hAnsi="Microsoft YaHei UI" w:eastAsia="Microsoft YaHei UI"/>
                 <w:b/>
                 <w:color w:val="FFFFFF"/>
                 <w:sz w:val="18"/>
@@ -6250,22 +3747,39 @@
             </w:r>
           </w:p>
         </w:tc>
+      </w:tr>
+      <w:tr>
         <w:tc>
           <w:tcPr>
-            <w:tcW w:type="dxa" w:w="5896"/>
+            <w:tcW w:type="dxa" w:w="2381"/>
             <w:vAlign w:val="center"/>
-            <w:shd w:fill="168ECB"/>
           </w:tcPr>
           <w:p>
             <w:r/>
             <w:r>
               <w:rPr>
-                <w:rFonts w:ascii="Microsoft YaHei" w:hAnsi="Microsoft YaHei" w:eastAsia="Microsoft YaHei"/>
-                <w:b/>
-                <w:color w:val="FFFFFF"/>
+                <w:rFonts w:ascii="Microsoft YaHei UI" w:hAnsi="Microsoft YaHei UI" w:eastAsia="Microsoft YaHei UI"/>
+                <w:b w:val="0"/>
                 <w:sz w:val="18"/>
               </w:rPr>
-              <w:t>说明</w:t>
+              <w:t>Alt + Space</w:t>
+            </w:r>
+          </w:p>
+        </w:tc>
+        <w:tc>
+          <w:tcPr>
+            <w:tcW w:type="dxa" w:w="7143"/>
+            <w:vAlign w:val="center"/>
+          </w:tcPr>
+          <w:p>
+            <w:r/>
+            <w:r>
+              <w:rPr>
+                <w:rFonts w:ascii="Microsoft YaHei UI" w:hAnsi="Microsoft YaHei UI" w:eastAsia="Microsoft YaHei UI"/>
+                <w:b w:val="0"/>
+                <w:sz w:val="18"/>
+              </w:rPr>
+              <w:t>聚焦 DesktopDock 搜索；冲突时使用备用组合。</w:t>
             </w:r>
           </w:p>
         </w:tc>
@@ -6273,52 +3787,35 @@
       <w:tr>
         <w:tc>
           <w:tcPr>
-            <w:tcW w:type="dxa" w:w="1871"/>
+            <w:tcW w:type="dxa" w:w="2381"/>
             <w:vAlign w:val="center"/>
           </w:tcPr>
           <w:p>
             <w:r/>
             <w:r>
               <w:rPr>
-                <w:rFonts w:ascii="Microsoft YaHei" w:hAnsi="Microsoft YaHei" w:eastAsia="Microsoft YaHei"/>
+                <w:rFonts w:ascii="Microsoft YaHei UI" w:hAnsi="Microsoft YaHei UI" w:eastAsia="Microsoft YaHei UI"/>
                 <w:b w:val="0"/>
-                <w:sz w:val="17"/>
+                <w:sz w:val="18"/>
               </w:rPr>
-              <w:t>Alt + Space</w:t>
+              <w:t>Alt + D</w:t>
             </w:r>
           </w:p>
         </w:tc>
         <w:tc>
           <w:tcPr>
-            <w:tcW w:type="dxa" w:w="2835"/>
+            <w:tcW w:type="dxa" w:w="7143"/>
             <w:vAlign w:val="center"/>
           </w:tcPr>
           <w:p>
             <w:r/>
             <w:r>
               <w:rPr>
-                <w:rFonts w:ascii="Microsoft YaHei" w:hAnsi="Microsoft YaHei" w:eastAsia="Microsoft YaHei"/>
+                <w:rFonts w:ascii="Microsoft YaHei UI" w:hAnsi="Microsoft YaHei UI" w:eastAsia="Microsoft YaHei UI"/>
                 <w:b w:val="0"/>
-                <w:sz w:val="17"/>
+                <w:sz w:val="18"/>
               </w:rPr>
-              <w:t>显示并聚焦搜索</w:t>
-            </w:r>
-          </w:p>
-        </w:tc>
-        <w:tc>
-          <w:tcPr>
-            <w:tcW w:type="dxa" w:w="5896"/>
-            <w:vAlign w:val="center"/>
-          </w:tcPr>
-          <w:p>
-            <w:r/>
-            <w:r>
-              <w:rPr>
-                <w:rFonts w:ascii="Microsoft YaHei" w:hAnsi="Microsoft YaHei" w:eastAsia="Microsoft YaHei"/>
-                <w:b w:val="0"/>
-                <w:sz w:val="17"/>
-              </w:rPr>
-              <w:t>若冲突会尝试 Ctrl+Shift+Space</w:t>
+              <w:t>显示或隐藏 DesktopDock；冲突时使用 Ctrl + Shift + D。</w:t>
             </w:r>
           </w:p>
         </w:tc>
@@ -6326,55 +3823,35 @@
       <w:tr>
         <w:tc>
           <w:tcPr>
-            <w:tcW w:type="dxa" w:w="1871"/>
+            <w:tcW w:type="dxa" w:w="2381"/>
             <w:vAlign w:val="center"/>
-            <w:shd w:fill="F3F7F9"/>
           </w:tcPr>
           <w:p>
             <w:r/>
             <w:r>
               <w:rPr>
-                <w:rFonts w:ascii="Microsoft YaHei" w:hAnsi="Microsoft YaHei" w:eastAsia="Microsoft YaHei"/>
+                <w:rFonts w:ascii="Microsoft YaHei UI" w:hAnsi="Microsoft YaHei UI" w:eastAsia="Microsoft YaHei UI"/>
                 <w:b w:val="0"/>
-                <w:sz w:val="17"/>
+                <w:sz w:val="18"/>
               </w:rPr>
-              <w:t>Alt + D</w:t>
+              <w:t>Enter</w:t>
             </w:r>
           </w:p>
         </w:tc>
         <w:tc>
           <w:tcPr>
-            <w:tcW w:type="dxa" w:w="2835"/>
+            <w:tcW w:type="dxa" w:w="7143"/>
             <w:vAlign w:val="center"/>
-            <w:shd w:fill="F3F7F9"/>
           </w:tcPr>
           <w:p>
             <w:r/>
             <w:r>
               <w:rPr>
-                <w:rFonts w:ascii="Microsoft YaHei" w:hAnsi="Microsoft YaHei" w:eastAsia="Microsoft YaHei"/>
+                <w:rFonts w:ascii="Microsoft YaHei UI" w:hAnsi="Microsoft YaHei UI" w:eastAsia="Microsoft YaHei UI"/>
                 <w:b w:val="0"/>
-                <w:sz w:val="17"/>
+                <w:sz w:val="18"/>
               </w:rPr>
-              <w:t>显示或隐藏组件坞</w:t>
-            </w:r>
-          </w:p>
-        </w:tc>
-        <w:tc>
-          <w:tcPr>
-            <w:tcW w:type="dxa" w:w="5896"/>
-            <w:vAlign w:val="center"/>
-            <w:shd w:fill="F3F7F9"/>
-          </w:tcPr>
-          <w:p>
-            <w:r/>
-            <w:r>
-              <w:rPr>
-                <w:rFonts w:ascii="Microsoft YaHei" w:hAnsi="Microsoft YaHei" w:eastAsia="Microsoft YaHei"/>
-                <w:b w:val="0"/>
-                <w:sz w:val="17"/>
-              </w:rPr>
-              <w:t>若冲突会尝试 Ctrl+Shift+D</w:t>
+              <w:t>在快捷方式获得焦点时启动。</w:t>
             </w:r>
           </w:p>
         </w:tc>
@@ -6382,179 +3859,16 @@
       <w:tr>
         <w:tc>
           <w:tcPr>
-            <w:tcW w:type="dxa" w:w="1871"/>
+            <w:tcW w:type="dxa" w:w="2381"/>
             <w:vAlign w:val="center"/>
           </w:tcPr>
           <w:p>
             <w:r/>
             <w:r>
               <w:rPr>
-                <w:rFonts w:ascii="Microsoft YaHei" w:hAnsi="Microsoft YaHei" w:eastAsia="Microsoft YaHei"/>
+                <w:rFonts w:ascii="Microsoft YaHei UI" w:hAnsi="Microsoft YaHei UI" w:eastAsia="Microsoft YaHei UI"/>
                 <w:b w:val="0"/>
-                <w:sz w:val="17"/>
-              </w:rPr>
-              <w:t>Ctrl + K</w:t>
-            </w:r>
-          </w:p>
-        </w:tc>
-        <w:tc>
-          <w:tcPr>
-            <w:tcW w:type="dxa" w:w="2835"/>
-            <w:vAlign w:val="center"/>
-          </w:tcPr>
-          <w:p>
-            <w:r/>
-            <w:r>
-              <w:rPr>
-                <w:rFonts w:ascii="Microsoft YaHei" w:hAnsi="Microsoft YaHei" w:eastAsia="Microsoft YaHei"/>
-                <w:b w:val="0"/>
-                <w:sz w:val="17"/>
-              </w:rPr>
-              <w:t>在组件坞内聚焦搜索</w:t>
-            </w:r>
-          </w:p>
-        </w:tc>
-        <w:tc>
-          <w:tcPr>
-            <w:tcW w:type="dxa" w:w="5896"/>
-            <w:vAlign w:val="center"/>
-          </w:tcPr>
-          <w:p>
-            <w:r/>
-            <w:r>
-              <w:rPr>
-                <w:rFonts w:ascii="Microsoft YaHei" w:hAnsi="Microsoft YaHei" w:eastAsia="Microsoft YaHei"/>
-                <w:b w:val="0"/>
-                <w:sz w:val="17"/>
-              </w:rPr>
-              <w:t>仅窗口可见时使用</w:t>
-            </w:r>
-          </w:p>
-        </w:tc>
-      </w:tr>
-      <w:tr>
-        <w:tc>
-          <w:tcPr>
-            <w:tcW w:type="dxa" w:w="1871"/>
-            <w:vAlign w:val="center"/>
-            <w:shd w:fill="F3F7F9"/>
-          </w:tcPr>
-          <w:p>
-            <w:r/>
-            <w:r>
-              <w:rPr>
-                <w:rFonts w:ascii="Microsoft YaHei" w:hAnsi="Microsoft YaHei" w:eastAsia="Microsoft YaHei"/>
-                <w:b w:val="0"/>
-                <w:sz w:val="17"/>
-              </w:rPr>
-              <w:t>↑ / ↓</w:t>
-            </w:r>
-          </w:p>
-        </w:tc>
-        <w:tc>
-          <w:tcPr>
-            <w:tcW w:type="dxa" w:w="2835"/>
-            <w:vAlign w:val="center"/>
-            <w:shd w:fill="F3F7F9"/>
-          </w:tcPr>
-          <w:p>
-            <w:r/>
-            <w:r>
-              <w:rPr>
-                <w:rFonts w:ascii="Microsoft YaHei" w:hAnsi="Microsoft YaHei" w:eastAsia="Microsoft YaHei"/>
-                <w:b w:val="0"/>
-                <w:sz w:val="17"/>
-              </w:rPr>
-              <w:t>切换搜索结果</w:t>
-            </w:r>
-          </w:p>
-        </w:tc>
-        <w:tc>
-          <w:tcPr>
-            <w:tcW w:type="dxa" w:w="5896"/>
-            <w:vAlign w:val="center"/>
-            <w:shd w:fill="F3F7F9"/>
-          </w:tcPr>
-          <w:p>
-            <w:r/>
-            <w:r>
-              <w:rPr>
-                <w:rFonts w:ascii="Microsoft YaHei" w:hAnsi="Microsoft YaHei" w:eastAsia="Microsoft YaHei"/>
-                <w:b w:val="0"/>
-                <w:sz w:val="17"/>
-              </w:rPr>
-              <w:t>循环选择</w:t>
-            </w:r>
-          </w:p>
-        </w:tc>
-      </w:tr>
-      <w:tr>
-        <w:tc>
-          <w:tcPr>
-            <w:tcW w:type="dxa" w:w="1871"/>
-            <w:vAlign w:val="center"/>
-          </w:tcPr>
-          <w:p>
-            <w:r/>
-            <w:r>
-              <w:rPr>
-                <w:rFonts w:ascii="Microsoft YaHei" w:hAnsi="Microsoft YaHei" w:eastAsia="Microsoft YaHei"/>
-                <w:b w:val="0"/>
-                <w:sz w:val="17"/>
-              </w:rPr>
-              <w:t>Enter</w:t>
-            </w:r>
-          </w:p>
-        </w:tc>
-        <w:tc>
-          <w:tcPr>
-            <w:tcW w:type="dxa" w:w="2835"/>
-            <w:vAlign w:val="center"/>
-          </w:tcPr>
-          <w:p>
-            <w:r/>
-            <w:r>
-              <w:rPr>
-                <w:rFonts w:ascii="Microsoft YaHei" w:hAnsi="Microsoft YaHei" w:eastAsia="Microsoft YaHei"/>
-                <w:b w:val="0"/>
-                <w:sz w:val="17"/>
-              </w:rPr>
-              <w:t>打开当前搜索结果</w:t>
-            </w:r>
-          </w:p>
-        </w:tc>
-        <w:tc>
-          <w:tcPr>
-            <w:tcW w:type="dxa" w:w="5896"/>
-            <w:vAlign w:val="center"/>
-          </w:tcPr>
-          <w:p>
-            <w:r/>
-            <w:r>
-              <w:rPr>
-                <w:rFonts w:ascii="Microsoft YaHei" w:hAnsi="Microsoft YaHei" w:eastAsia="Microsoft YaHei"/>
-                <w:b w:val="0"/>
-                <w:sz w:val="17"/>
-              </w:rPr>
-              <w:t>按设置决定是否自动隐藏</w:t>
-            </w:r>
-          </w:p>
-        </w:tc>
-      </w:tr>
-      <w:tr>
-        <w:tc>
-          <w:tcPr>
-            <w:tcW w:type="dxa" w:w="1871"/>
-            <w:vAlign w:val="center"/>
-            <w:shd w:fill="F3F7F9"/>
-          </w:tcPr>
-          <w:p>
-            <w:r/>
-            <w:r>
-              <w:rPr>
-                <w:rFonts w:ascii="Microsoft YaHei" w:hAnsi="Microsoft YaHei" w:eastAsia="Microsoft YaHei"/>
-                <w:b w:val="0"/>
-                <w:sz w:val="17"/>
+                <w:sz w:val="18"/>
               </w:rPr>
               <w:t>Esc</w:t>
             </w:r>
@@ -6562,431 +3876,91 @@
         </w:tc>
         <w:tc>
           <w:tcPr>
-            <w:tcW w:type="dxa" w:w="2835"/>
-            <w:vAlign w:val="center"/>
-            <w:shd w:fill="F3F7F9"/>
-          </w:tcPr>
-          <w:p>
-            <w:r/>
-            <w:r>
-              <w:rPr>
-                <w:rFonts w:ascii="Microsoft YaHei" w:hAnsi="Microsoft YaHei" w:eastAsia="Microsoft YaHei"/>
-                <w:b w:val="0"/>
-                <w:sz w:val="17"/>
-              </w:rPr>
-              <w:t>清空搜索或关闭弹层</w:t>
-            </w:r>
-          </w:p>
-        </w:tc>
-        <w:tc>
-          <w:tcPr>
-            <w:tcW w:type="dxa" w:w="5896"/>
-            <w:vAlign w:val="center"/>
-            <w:shd w:fill="F3F7F9"/>
-          </w:tcPr>
-          <w:p>
-            <w:r/>
-            <w:r>
-              <w:rPr>
-                <w:rFonts w:ascii="Microsoft YaHei" w:hAnsi="Microsoft YaHei" w:eastAsia="Microsoft YaHei"/>
-                <w:b w:val="0"/>
-                <w:sz w:val="17"/>
-              </w:rPr>
-              <w:t>不退出程序</w:t>
-            </w:r>
-          </w:p>
-        </w:tc>
-      </w:tr>
-    </w:tbl>
-    <w:p>
-      <w:pPr>
-        <w:spacing w:after="0"/>
-      </w:pPr>
-    </w:p>
-    <w:p>
-      <w:pPr>
-        <w:pStyle w:val="Heading1"/>
-      </w:pPr>
-      <w:r>
-        <w:t>附录 B　发布检查清单</w:t>
-      </w:r>
-    </w:p>
-    <w:p>
-      <w:pPr>
-        <w:pStyle w:val="ListBullet"/>
-      </w:pPr>
-      <w:r>
-        <w:t>确认 npm run check 全部通过。</w:t>
-      </w:r>
-    </w:p>
-    <w:p>
-      <w:pPr>
-        <w:pStyle w:val="ListBullet"/>
-      </w:pPr>
-      <w:r>
-        <w:t>确认 npm run smoke 返回 0。</w:t>
-      </w:r>
-    </w:p>
-    <w:p>
-      <w:pPr>
-        <w:pStyle w:val="ListBullet"/>
-      </w:pPr>
-      <w:r>
-        <w:t>生成 portable 目标并以打包 EXE 再运行一次冒烟测试。</w:t>
-      </w:r>
-    </w:p>
-    <w:p>
-      <w:pPr>
-        <w:pStyle w:val="ListBullet"/>
-      </w:pPr>
-      <w:r>
-        <w:t>核对浅色、深色、搜索、设置、分类管理和空/错误状态。</w:t>
-      </w:r>
-    </w:p>
-    <w:p>
-      <w:pPr>
-        <w:pStyle w:val="ListBullet"/>
-      </w:pPr>
-      <w:r>
-        <w:t>核对真实图标、快捷方式保护规则和文件还原点。</w:t>
-      </w:r>
-    </w:p>
-    <w:p>
-      <w:pPr>
-        <w:pStyle w:val="ListBullet"/>
-      </w:pPr>
-      <w:r>
-        <w:t>计算 SHA-256，并在交付说明中记录版本、大小和哈希。</w:t>
-      </w:r>
-    </w:p>
-    <w:p>
-      <w:pPr>
-        <w:pStyle w:val="ListBullet"/>
-      </w:pPr>
-      <w:r>
-        <w:t>提交源码并推送 GitHub；不提交构建产物和本地数据。</w:t>
-      </w:r>
-    </w:p>
-    <w:p>
-      <w:pPr>
-        <w:pStyle w:val="Heading1"/>
-      </w:pPr>
-      <w:r>
-        <w:t>附录 C　名词解释</w:t>
-      </w:r>
-    </w:p>
-    <w:tbl>
-      <w:tblPr>
-        <w:tblStyle w:val="TableGrid"/>
-        <w:tblW w:type="auto" w:w="0"/>
-        <w:jc w:val="center"/>
-        <w:tblLook w:firstColumn="1" w:firstRow="1" w:lastColumn="0" w:lastRow="0" w:noHBand="0" w:noVBand="1" w:val="04A0"/>
-      </w:tblPr>
-      <w:tblGrid>
-        <w:gridCol w:w="4873"/>
-        <w:gridCol w:w="4873"/>
-      </w:tblGrid>
-      <w:tr>
-        <w:tc>
-          <w:tcPr>
-            <w:tcW w:type="dxa" w:w="1701"/>
-            <w:vAlign w:val="center"/>
-            <w:shd w:fill="168ECB"/>
-          </w:tcPr>
-          <w:p>
-            <w:r/>
-            <w:r>
-              <w:rPr>
-                <w:rFonts w:ascii="Microsoft YaHei" w:hAnsi="Microsoft YaHei" w:eastAsia="Microsoft YaHei"/>
-                <w:b/>
-                <w:color w:val="FFFFFF"/>
-                <w:sz w:val="18"/>
-              </w:rPr>
-              <w:t>名词</w:t>
-            </w:r>
-          </w:p>
-        </w:tc>
-        <w:tc>
-          <w:tcPr>
-            <w:tcW w:type="dxa" w:w="7200"/>
-            <w:vAlign w:val="center"/>
-            <w:shd w:fill="168ECB"/>
-          </w:tcPr>
-          <w:p>
-            <w:r/>
-            <w:r>
-              <w:rPr>
-                <w:rFonts w:ascii="Microsoft YaHei" w:hAnsi="Microsoft YaHei" w:eastAsia="Microsoft YaHei"/>
-                <w:b/>
-                <w:color w:val="FFFFFF"/>
-                <w:sz w:val="18"/>
-              </w:rPr>
-              <w:t>解释</w:t>
-            </w:r>
-          </w:p>
-        </w:tc>
-      </w:tr>
-      <w:tr>
-        <w:tc>
-          <w:tcPr>
-            <w:tcW w:type="dxa" w:w="1701"/>
+            <w:tcW w:type="dxa" w:w="7143"/>
             <w:vAlign w:val="center"/>
           </w:tcPr>
           <w:p>
             <w:r/>
             <w:r>
               <w:rPr>
-                <w:rFonts w:ascii="Microsoft YaHei" w:hAnsi="Microsoft YaHei" w:eastAsia="Microsoft YaHei"/>
+                <w:rFonts w:ascii="Microsoft YaHei UI" w:hAnsi="Microsoft YaHei UI" w:eastAsia="Microsoft YaHei UI"/>
                 <w:b w:val="0"/>
-                <w:sz w:val="17"/>
+                <w:sz w:val="18"/>
               </w:rPr>
-              <w:t>组件坞</w:t>
-            </w:r>
-          </w:p>
-        </w:tc>
-        <w:tc>
-          <w:tcPr>
-            <w:tcW w:type="dxa" w:w="7200"/>
-            <w:vAlign w:val="center"/>
-          </w:tcPr>
-          <w:p>
-            <w:r/>
-            <w:r>
-              <w:rPr>
-                <w:rFonts w:ascii="Microsoft YaHei" w:hAnsi="Microsoft YaHei" w:eastAsia="Microsoft YaHei"/>
-                <w:b w:val="0"/>
-                <w:sz w:val="17"/>
-              </w:rPr>
-              <w:t>贴靠屏幕右边缘、由多个独立信息/操作组件组成的主界面</w:t>
-            </w:r>
-          </w:p>
-        </w:tc>
-      </w:tr>
-      <w:tr>
-        <w:tc>
-          <w:tcPr>
-            <w:tcW w:type="dxa" w:w="1701"/>
-            <w:vAlign w:val="center"/>
-            <w:shd w:fill="F3F7F9"/>
-          </w:tcPr>
-          <w:p>
-            <w:r/>
-            <w:r>
-              <w:rPr>
-                <w:rFonts w:ascii="Microsoft YaHei" w:hAnsi="Microsoft YaHei" w:eastAsia="Microsoft YaHei"/>
-                <w:b w:val="0"/>
-                <w:sz w:val="17"/>
-              </w:rPr>
-              <w:t>快捷方式收纳</w:t>
-            </w:r>
-          </w:p>
-        </w:tc>
-        <w:tc>
-          <w:tcPr>
-            <w:tcW w:type="dxa" w:w="7200"/>
-            <w:vAlign w:val="center"/>
-            <w:shd w:fill="F3F7F9"/>
-          </w:tcPr>
-          <w:p>
-            <w:r/>
-            <w:r>
-              <w:rPr>
-                <w:rFonts w:ascii="Microsoft YaHei" w:hAnsi="Microsoft YaHei" w:eastAsia="Microsoft YaHei"/>
-                <w:b w:val="0"/>
-                <w:sz w:val="17"/>
-              </w:rPr>
-              <w:t>将当前用户桌面快捷方式移动到 DesktopDock 保管区，而非删除</w:t>
-            </w:r>
-          </w:p>
-        </w:tc>
-      </w:tr>
-      <w:tr>
-        <w:tc>
-          <w:tcPr>
-            <w:tcW w:type="dxa" w:w="1701"/>
-            <w:vAlign w:val="center"/>
-          </w:tcPr>
-          <w:p>
-            <w:r/>
-            <w:r>
-              <w:rPr>
-                <w:rFonts w:ascii="Microsoft YaHei" w:hAnsi="Microsoft YaHei" w:eastAsia="Microsoft YaHei"/>
-                <w:b w:val="0"/>
-                <w:sz w:val="17"/>
-              </w:rPr>
-              <w:t>还原点</w:t>
-            </w:r>
-          </w:p>
-        </w:tc>
-        <w:tc>
-          <w:tcPr>
-            <w:tcW w:type="dxa" w:w="7200"/>
-            <w:vAlign w:val="center"/>
-          </w:tcPr>
-          <w:p>
-            <w:r/>
-            <w:r>
-              <w:rPr>
-                <w:rFonts w:ascii="Microsoft YaHei" w:hAnsi="Microsoft YaHei" w:eastAsia="Microsoft YaHei"/>
-                <w:b w:val="0"/>
-                <w:sz w:val="17"/>
-              </w:rPr>
-              <w:t>普通文件整理前记录的可逆移动信息</w:t>
-            </w:r>
-          </w:p>
-        </w:tc>
-      </w:tr>
-      <w:tr>
-        <w:tc>
-          <w:tcPr>
-            <w:tcW w:type="dxa" w:w="1701"/>
-            <w:vAlign w:val="center"/>
-            <w:shd w:fill="F3F7F9"/>
-          </w:tcPr>
-          <w:p>
-            <w:r/>
-            <w:r>
-              <w:rPr>
-                <w:rFonts w:ascii="Microsoft YaHei" w:hAnsi="Microsoft YaHei" w:eastAsia="Microsoft YaHei"/>
-                <w:b w:val="0"/>
-                <w:sz w:val="17"/>
-              </w:rPr>
-              <w:t>不透明 ID</w:t>
-            </w:r>
-          </w:p>
-        </w:tc>
-        <w:tc>
-          <w:tcPr>
-            <w:tcW w:type="dxa" w:w="7200"/>
-            <w:vAlign w:val="center"/>
-            <w:shd w:fill="F3F7F9"/>
-          </w:tcPr>
-          <w:p>
-            <w:r/>
-            <w:r>
-              <w:rPr>
-                <w:rFonts w:ascii="Microsoft YaHei" w:hAnsi="Microsoft YaHei" w:eastAsia="Microsoft YaHei"/>
-                <w:b w:val="0"/>
-                <w:sz w:val="17"/>
-              </w:rPr>
-              <w:t>渲染进程用于引用应用、文件或快捷方式的受限标识，不包含实际路径</w:t>
-            </w:r>
-          </w:p>
-        </w:tc>
-      </w:tr>
-      <w:tr>
-        <w:tc>
-          <w:tcPr>
-            <w:tcW w:type="dxa" w:w="1701"/>
-            <w:vAlign w:val="center"/>
-          </w:tcPr>
-          <w:p>
-            <w:r/>
-            <w:r>
-              <w:rPr>
-                <w:rFonts w:ascii="Microsoft YaHei" w:hAnsi="Microsoft YaHei" w:eastAsia="Microsoft YaHei"/>
-                <w:b w:val="0"/>
-                <w:sz w:val="17"/>
-              </w:rPr>
-              <w:t>Mica/Acrylic</w:t>
-            </w:r>
-          </w:p>
-        </w:tc>
-        <w:tc>
-          <w:tcPr>
-            <w:tcW w:type="dxa" w:w="7200"/>
-            <w:vAlign w:val="center"/>
-          </w:tcPr>
-          <w:p>
-            <w:r/>
-            <w:r>
-              <w:rPr>
-                <w:rFonts w:ascii="Microsoft YaHei" w:hAnsi="Microsoft YaHei" w:eastAsia="Microsoft YaHei"/>
-                <w:b w:val="0"/>
-                <w:sz w:val="17"/>
-              </w:rPr>
-              <w:t>Windows 11 中用于窗口和浮层的系统材料设计语言</w:t>
-            </w:r>
-          </w:p>
-        </w:tc>
-      </w:tr>
-      <w:tr>
-        <w:tc>
-          <w:tcPr>
-            <w:tcW w:type="dxa" w:w="1701"/>
-            <w:vAlign w:val="center"/>
-            <w:shd w:fill="F3F7F9"/>
-          </w:tcPr>
-          <w:p>
-            <w:r/>
-            <w:r>
-              <w:rPr>
-                <w:rFonts w:ascii="Microsoft YaHei" w:hAnsi="Microsoft YaHei" w:eastAsia="Microsoft YaHei"/>
-                <w:b w:val="0"/>
-                <w:sz w:val="17"/>
-              </w:rPr>
-              <w:t>便携 EXE</w:t>
-            </w:r>
-          </w:p>
-        </w:tc>
-        <w:tc>
-          <w:tcPr>
-            <w:tcW w:type="dxa" w:w="7200"/>
-            <w:vAlign w:val="center"/>
-            <w:shd w:fill="F3F7F9"/>
-          </w:tcPr>
-          <w:p>
-            <w:r/>
-            <w:r>
-              <w:rPr>
-                <w:rFonts w:ascii="Microsoft YaHei" w:hAnsi="Microsoft YaHei" w:eastAsia="Microsoft YaHei"/>
-                <w:b w:val="0"/>
-                <w:sz w:val="17"/>
-              </w:rPr>
-              <w:t>无需安装、包含运行时、可直接执行的单文件程序</w:t>
+              <w:t>关闭当前弹层。</w:t>
             </w:r>
           </w:p>
         </w:tc>
       </w:tr>
     </w:tbl>
+    <w:p/>
     <w:p>
       <w:pPr>
-        <w:spacing w:after="0"/>
+        <w:pStyle w:val="Heading1"/>
+        <w:keepNext/>
       </w:pPr>
-    </w:p>
-    <w:p>
       <w:r>
-        <w:br w:type="page"/>
+        <w:t>附录 B　当前边界</w:t>
       </w:r>
     </w:p>
     <w:p>
       <w:pPr>
-        <w:jc w:val="center"/>
+        <w:pStyle w:val="ListBullet"/>
+        <w:spacing w:after="60" w:line="300" w:lineRule="auto"/>
       </w:pPr>
       <w:r>
-        <w:rPr>
-          <w:b/>
-          <w:color w:val="168ECB"/>
-        </w:rPr>
-        <w:t>— 文档结束 —</w:t>
+        <w:t>Windows 系统图标由 Explorer 管理，不会进入桌面仓，也不会被 DesktopDock 删除。</w:t>
       </w:r>
     </w:p>
     <w:p>
       <w:pPr>
-        <w:jc w:val="center"/>
+        <w:pStyle w:val="ListBullet"/>
+        <w:spacing w:after="60" w:line="300" w:lineRule="auto"/>
       </w:pPr>
       <w:r>
-        <w:rPr>
-          <w:color w:val="667780"/>
-        </w:rPr>
-        <w:t>DesktopDock 0.1.0 · 2026-09-01</w:t>
+        <w:t>公共桌面快捷方式仅显示，不自动移除；管理员可自行在 Public Desktop 管理。</w:t>
+      </w:r>
+    </w:p>
+    <w:p>
+      <w:pPr>
+        <w:pStyle w:val="ListBullet"/>
+        <w:spacing w:after="60" w:line="300" w:lineRule="auto"/>
+      </w:pPr>
+      <w:r>
+        <w:t>系统定位、通知、媒体元数据依赖 Windows 权限与具体播放器能力。</w:t>
+      </w:r>
+    </w:p>
+    <w:p>
+      <w:pPr>
+        <w:pStyle w:val="ListBullet"/>
+        <w:spacing w:after="60" w:line="300" w:lineRule="auto"/>
+      </w:pPr>
+      <w:r>
+        <w:t>天气需要联网；其他核心整理数据保持本地。</w:t>
+      </w:r>
+    </w:p>
+    <w:p>
+      <w:pPr>
+        <w:pStyle w:val="ListBullet"/>
+        <w:spacing w:after="60" w:line="300" w:lineRule="auto"/>
+      </w:pPr>
+      <w:r>
+        <w:t>便携构建未包含商业代码签名证书和自动更新通道。</w:t>
+      </w:r>
+    </w:p>
+    <w:p>
+      <w:pPr>
+        <w:spacing w:after="120" w:line="324" w:lineRule="auto"/>
+      </w:pPr>
+      <w:r>
+        <w:t>—— 文档结束 ——</w:t>
       </w:r>
     </w:p>
     <w:sectPr>
       <w:headerReference w:type="default" r:id="rId9"/>
       <w:footerReference w:type="default" r:id="rId10"/>
       <w:pgSz w:w="12240" w:h="15840"/>
-      <w:pgMar w:top="1134" w:right="1247" w:bottom="1020" w:left="1247" w:header="510" w:footer="454" w:gutter="0"/>
+      <w:pgMar w:top="1247" w:right="1276" w:bottom="1134" w:left="1276" w:header="454" w:footer="454" w:gutter="0"/>
       <w:cols w:space="720"/>
       <w:docGrid w:linePitch="360"/>
     </w:sectPr>
@@ -7023,10 +3997,10 @@
     </w:pPr>
     <w:r>
       <w:rPr>
-        <w:color w:val="667780"/>
+        <w:color w:val="707E8D"/>
         <w:sz w:val="16"/>
       </w:rPr>
-      <w:t>桌面舱 DesktopDock · 完整项目说明书</w:t>
+      <w:t>桌面舱 DesktopDock  ·  完整项目说明书  ·  v0.2.0</w:t>
     </w:r>
   </w:p>
 </w:hdr>
@@ -7395,12 +4369,9 @@
     <w:name w:val="Normal"/>
     <w:qFormat/>
     <w:rsid w:val="00FC693F"/>
-    <w:pPr>
-      <w:spacing w:line="348" w:lineRule="auto" w:after="120"/>
-    </w:pPr>
     <w:rPr>
-      <w:rFonts w:ascii="Microsoft YaHei" w:hAnsi="Microsoft YaHei" w:eastAsia="Microsoft YaHei"/>
-      <w:color w:val="1B252B"/>
+      <w:rFonts w:ascii="Microsoft YaHei UI" w:hAnsi="Microsoft YaHei UI" w:eastAsia="Microsoft YaHei UI"/>
+      <w:color w:val="28323E"/>
       <w:sz w:val="21"/>
     </w:rPr>
   </w:style>
@@ -7459,15 +4430,15 @@
     <w:pPr>
       <w:keepNext/>
       <w:keepLines/>
-      <w:spacing w:before="360" w:after="180"/>
+      <w:spacing w:before="480" w:after="0"/>
       <w:outlineLvl w:val="0"/>
     </w:pPr>
     <w:rPr>
-      <w:rFonts w:asciiTheme="majorHAnsi" w:eastAsiaTheme="majorEastAsia" w:hAnsiTheme="majorHAnsi" w:cstheme="majorBidi" w:ascii="Microsoft YaHei" w:hAnsi="Microsoft YaHei" w:eastAsia="Microsoft YaHei"/>
+      <w:rFonts w:asciiTheme="majorHAnsi" w:eastAsiaTheme="majorEastAsia" w:hAnsiTheme="majorHAnsi" w:cstheme="majorBidi" w:ascii="Microsoft YaHei UI" w:hAnsi="Microsoft YaHei UI" w:eastAsia="Microsoft YaHei UI"/>
       <w:b/>
       <w:bCs/>
-      <w:color w:val="1B252B"/>
-      <w:sz w:val="40"/>
+      <w:color w:val="0A5FAE"/>
+      <w:sz w:val="38"/>
       <w:szCs w:val="28"/>
     </w:rPr>
   </w:style>
@@ -7483,15 +4454,15 @@
     <w:pPr>
       <w:keepNext/>
       <w:keepLines/>
-      <w:spacing w:before="240" w:after="120"/>
+      <w:spacing w:before="200" w:after="0"/>
       <w:outlineLvl w:val="1"/>
     </w:pPr>
     <w:rPr>
-      <w:rFonts w:asciiTheme="majorHAnsi" w:eastAsiaTheme="majorEastAsia" w:hAnsiTheme="majorHAnsi" w:cstheme="majorBidi" w:ascii="Microsoft YaHei" w:hAnsi="Microsoft YaHei" w:eastAsia="Microsoft YaHei"/>
+      <w:rFonts w:asciiTheme="majorHAnsi" w:eastAsiaTheme="majorEastAsia" w:hAnsiTheme="majorHAnsi" w:cstheme="majorBidi" w:ascii="Microsoft YaHei UI" w:hAnsi="Microsoft YaHei UI" w:eastAsia="Microsoft YaHei UI"/>
       <w:b/>
       <w:bCs/>
-      <w:color w:val="168ECB"/>
-      <w:sz w:val="30"/>
+      <w:color w:val="17202A"/>
+      <w:sz w:val="28"/>
       <w:szCs w:val="26"/>
     </w:rPr>
   </w:style>
@@ -7511,11 +4482,11 @@
       <w:outlineLvl w:val="2"/>
     </w:pPr>
     <w:rPr>
-      <w:rFonts w:asciiTheme="majorHAnsi" w:eastAsiaTheme="majorEastAsia" w:hAnsiTheme="majorHAnsi" w:cstheme="majorBidi" w:ascii="Microsoft YaHei" w:hAnsi="Microsoft YaHei" w:eastAsia="Microsoft YaHei"/>
+      <w:rFonts w:asciiTheme="majorHAnsi" w:eastAsiaTheme="majorEastAsia" w:hAnsiTheme="majorHAnsi" w:cstheme="majorBidi" w:ascii="Microsoft YaHei UI" w:hAnsi="Microsoft YaHei UI" w:eastAsia="Microsoft YaHei UI"/>
       <w:b/>
       <w:bCs/>
-      <w:color w:val="1B252B"/>
-      <w:sz w:val="24"/>
+      <w:color w:val="30506F"/>
+      <w:sz w:val="23"/>
     </w:rPr>
   </w:style>
   <w:style w:type="paragraph" w:styleId="Heading4">
@@ -7753,12 +4724,11 @@
       <w:contextualSpacing/>
     </w:pPr>
     <w:rPr>
-      <w:rFonts w:asciiTheme="majorHAnsi" w:eastAsiaTheme="majorEastAsia" w:hAnsiTheme="majorHAnsi" w:cstheme="majorBidi" w:ascii="Microsoft YaHei" w:hAnsi="Microsoft YaHei" w:eastAsia="Microsoft YaHei"/>
-      <w:b/>
-      <w:color w:val="1B252B"/>
+      <w:rFonts w:asciiTheme="majorHAnsi" w:eastAsiaTheme="majorEastAsia" w:hAnsiTheme="majorHAnsi" w:cstheme="majorBidi" w:ascii="Microsoft YaHei UI" w:hAnsi="Microsoft YaHei UI" w:eastAsia="Microsoft YaHei UI"/>
+      <w:color w:val="17202A"/>
       <w:spacing w:val="5"/>
       <w:kern w:val="28"/>
-      <w:sz w:val="60"/>
+      <w:sz w:val="68"/>
       <w:szCs w:val="52"/>
     </w:rPr>
   </w:style>
@@ -7791,13 +4761,12 @@
       </w:numPr>
     </w:pPr>
     <w:rPr>
-      <w:rFonts w:asciiTheme="majorHAnsi" w:eastAsiaTheme="majorEastAsia" w:hAnsiTheme="majorHAnsi" w:cstheme="majorBidi" w:ascii="Microsoft YaHei" w:hAnsi="Microsoft YaHei" w:eastAsia="Microsoft YaHei"/>
-      <w:b w:val="0"/>
+      <w:rFonts w:asciiTheme="majorHAnsi" w:eastAsiaTheme="majorEastAsia" w:hAnsiTheme="majorHAnsi" w:cstheme="majorBidi" w:ascii="Microsoft YaHei UI" w:hAnsi="Microsoft YaHei UI" w:eastAsia="Microsoft YaHei UI"/>
       <w:i/>
       <w:iCs/>
-      <w:color w:val="667780"/>
+      <w:color w:val="5D6A78"/>
       <w:spacing w:val="15"/>
-      <w:sz w:val="28"/>
+      <w:sz w:val="30"/>
       <w:szCs w:val="24"/>
     </w:rPr>
   </w:style>
